--- a/library/php/Lehrkraftsicht_auf_Teilnehmer/6.x Lehrkraftsicht auf Schüler_draft.docx
+++ b/library/php/Lehrkraftsicht_auf_Teilnehmer/6.x Lehrkraftsicht auf Schüler_draft.docx
@@ -38,7 +38,111 @@
         <w:spacing w:after="0"/>
       </w:pPr>
       <w:r>
-        <w:t>das ist der neue ausgangspunkt zur datenanalyse der lehrkraftdaten. die hier notwendigen analysen sind in angehangenem docx- enthalten. ich möchte diesen chat fortsetzen, indem ich jede mögliche sql-analyse über die lehrkraftdaten durchführen will. grundlage ist ab jetzt: die daten in sql_semantische_dichte_lehrer_type_1 (datengrundlage ab jetzt) stellen die sicht der lehrkräfte auf die teilnehmer dar.</w:t>
+        <w:t xml:space="preserve">das ist der neue </w:t>
+      </w:r>
+      <w:proofErr w:type="spellStart"/>
+      <w:r>
+        <w:t>ausgangspunkt</w:t>
+      </w:r>
+      <w:proofErr w:type="spellEnd"/>
+      <w:r>
+        <w:t xml:space="preserve"> zur </w:t>
+      </w:r>
+      <w:proofErr w:type="spellStart"/>
+      <w:r>
+        <w:t>datenanalyse</w:t>
+      </w:r>
+      <w:proofErr w:type="spellEnd"/>
+      <w:r>
+        <w:t xml:space="preserve"> der </w:t>
+      </w:r>
+      <w:proofErr w:type="spellStart"/>
+      <w:r>
+        <w:t>lehrkraftdaten</w:t>
+      </w:r>
+      <w:proofErr w:type="spellEnd"/>
+      <w:r>
+        <w:t xml:space="preserve">. die hier notwendigen </w:t>
+      </w:r>
+      <w:proofErr w:type="spellStart"/>
+      <w:r>
+        <w:t>analysen</w:t>
+      </w:r>
+      <w:proofErr w:type="spellEnd"/>
+      <w:r>
+        <w:t xml:space="preserve"> sind in angehangenem </w:t>
+      </w:r>
+      <w:proofErr w:type="spellStart"/>
+      <w:r>
+        <w:t>docx</w:t>
+      </w:r>
+      <w:proofErr w:type="spellEnd"/>
+      <w:r>
+        <w:t xml:space="preserve">- enthalten. ich möchte diesen </w:t>
+      </w:r>
+      <w:proofErr w:type="spellStart"/>
+      <w:r>
+        <w:t>chat</w:t>
+      </w:r>
+      <w:proofErr w:type="spellEnd"/>
+      <w:r>
+        <w:t xml:space="preserve"> fortsetzen, indem ich jede mögliche </w:t>
+      </w:r>
+      <w:proofErr w:type="spellStart"/>
+      <w:r>
+        <w:t>sql</w:t>
+      </w:r>
+      <w:proofErr w:type="spellEnd"/>
+      <w:r>
+        <w:t xml:space="preserve">-analyse über die </w:t>
+      </w:r>
+      <w:proofErr w:type="spellStart"/>
+      <w:r>
+        <w:t>lehrkraftdaten</w:t>
+      </w:r>
+      <w:proofErr w:type="spellEnd"/>
+      <w:r>
+        <w:t xml:space="preserve"> durchführen will. </w:t>
+      </w:r>
+      <w:proofErr w:type="spellStart"/>
+      <w:r>
+        <w:t>grundlage</w:t>
+      </w:r>
+      <w:proofErr w:type="spellEnd"/>
+      <w:r>
+        <w:t xml:space="preserve"> ist ab jetzt: die daten in sql_semantische_dichte_lehrer_type_1 (</w:t>
+      </w:r>
+      <w:proofErr w:type="spellStart"/>
+      <w:r>
+        <w:t>datengrundlage</w:t>
+      </w:r>
+      <w:proofErr w:type="spellEnd"/>
+      <w:r>
+        <w:t xml:space="preserve"> ab jetzt) stellen die </w:t>
+      </w:r>
+      <w:proofErr w:type="spellStart"/>
+      <w:r>
+        <w:t>sicht</w:t>
+      </w:r>
+      <w:proofErr w:type="spellEnd"/>
+      <w:r>
+        <w:t xml:space="preserve"> der </w:t>
+      </w:r>
+      <w:proofErr w:type="spellStart"/>
+      <w:r>
+        <w:t>lehrkräfte</w:t>
+      </w:r>
+      <w:proofErr w:type="spellEnd"/>
+      <w:r>
+        <w:t xml:space="preserve"> auf die </w:t>
+      </w:r>
+      <w:proofErr w:type="spellStart"/>
+      <w:r>
+        <w:t>teilnehmer</w:t>
+      </w:r>
+      <w:proofErr w:type="spellEnd"/>
+      <w:r>
+        <w:t xml:space="preserve"> dar.</w:t>
       </w:r>
     </w:p>
     <w:p>
@@ -128,7 +232,15 @@
       </w:r>
       <w:r>
         <w:br/>
-        <w:t>Jeder Datensatz bleibt erhalten: mtr_rueckkopplung_datenmaske_values_id.</w:t>
+        <w:t>Jeder Datensatz bleibt erhalten: </w:t>
+      </w:r>
+      <w:proofErr w:type="spellStart"/>
+      <w:r>
+        <w:t>mtr_rueckkopplung_datenmaske_values_id</w:t>
+      </w:r>
+      <w:proofErr w:type="spellEnd"/>
+      <w:r>
+        <w:t>.</w:t>
       </w:r>
     </w:p>
     <w:p>
@@ -168,7 +280,15 @@
       </w:r>
       <w:r>
         <w:br/>
-        <w:t>Delta über Unterrichtseinheiten je teilnehmer_id.</w:t>
+        <w:t>Delta über Unterrichtseinheiten je </w:t>
+      </w:r>
+      <w:proofErr w:type="spellStart"/>
+      <w:r>
+        <w:t>teilnehmer_id</w:t>
+      </w:r>
+      <w:proofErr w:type="spellEnd"/>
+      <w:r>
+        <w:t>.</w:t>
       </w:r>
     </w:p>
     <w:p>
@@ -240,7 +360,15 @@
         <w:spacing w:after="0"/>
       </w:pPr>
       <w:r>
-        <w:t xml:space="preserve">    f.id AS id,</w:t>
+        <w:t xml:space="preserve">    f.id AS </w:t>
+      </w:r>
+      <w:proofErr w:type="spellStart"/>
+      <w:r>
+        <w:t>id</w:t>
+      </w:r>
+      <w:proofErr w:type="spellEnd"/>
+      <w:r>
+        <w:t>,</w:t>
       </w:r>
     </w:p>
     <w:p>
@@ -248,7 +376,23 @@
         <w:spacing w:after="0"/>
       </w:pPr>
       <w:r>
-        <w:t xml:space="preserve">    m.gruppe_id AS gruppe_id,</w:t>
+        <w:t xml:space="preserve">    </w:t>
+      </w:r>
+      <w:proofErr w:type="spellStart"/>
+      <w:r>
+        <w:t>m.gruppe_id</w:t>
+      </w:r>
+      <w:proofErr w:type="spellEnd"/>
+      <w:r>
+        <w:t xml:space="preserve"> AS </w:t>
+      </w:r>
+      <w:proofErr w:type="spellStart"/>
+      <w:r>
+        <w:t>gruppe_id</w:t>
+      </w:r>
+      <w:proofErr w:type="spellEnd"/>
+      <w:r>
+        <w:t>,</w:t>
       </w:r>
     </w:p>
     <w:p>
@@ -256,7 +400,23 @@
         <w:spacing w:after="0"/>
       </w:pPr>
       <w:r>
-        <w:t xml:space="preserve">    m.teilnehmer_id AS teilnehmer_id,</w:t>
+        <w:t xml:space="preserve">    </w:t>
+      </w:r>
+      <w:proofErr w:type="spellStart"/>
+      <w:r>
+        <w:t>m.teilnehmer_id</w:t>
+      </w:r>
+      <w:proofErr w:type="spellEnd"/>
+      <w:r>
+        <w:t xml:space="preserve"> AS </w:t>
+      </w:r>
+      <w:proofErr w:type="spellStart"/>
+      <w:r>
+        <w:t>teilnehmer_id</w:t>
+      </w:r>
+      <w:proofErr w:type="spellEnd"/>
+      <w:r>
+        <w:t>,</w:t>
       </w:r>
     </w:p>
     <w:p>
@@ -264,7 +424,23 @@
         <w:spacing w:after="0"/>
       </w:pPr>
       <w:r>
-        <w:t xml:space="preserve">    m.fach AS fach,</w:t>
+        <w:t xml:space="preserve">    </w:t>
+      </w:r>
+      <w:proofErr w:type="spellStart"/>
+      <w:r>
+        <w:t>m.fach</w:t>
+      </w:r>
+      <w:proofErr w:type="spellEnd"/>
+      <w:r>
+        <w:t xml:space="preserve"> AS </w:t>
+      </w:r>
+      <w:proofErr w:type="spellStart"/>
+      <w:r>
+        <w:t>fach</w:t>
+      </w:r>
+      <w:proofErr w:type="spellEnd"/>
+      <w:r>
+        <w:t>,</w:t>
       </w:r>
     </w:p>
     <w:p>
@@ -272,7 +448,23 @@
         <w:spacing w:after="0"/>
       </w:pPr>
       <w:r>
-        <w:t xml:space="preserve">    m.datum AS datum,</w:t>
+        <w:t xml:space="preserve">    </w:t>
+      </w:r>
+      <w:proofErr w:type="spellStart"/>
+      <w:r>
+        <w:t>m.datum</w:t>
+      </w:r>
+      <w:proofErr w:type="spellEnd"/>
+      <w:r>
+        <w:t xml:space="preserve"> AS </w:t>
+      </w:r>
+      <w:proofErr w:type="spellStart"/>
+      <w:r>
+        <w:t>datum</w:t>
+      </w:r>
+      <w:proofErr w:type="spellEnd"/>
+      <w:r>
+        <w:t>,</w:t>
       </w:r>
     </w:p>
     <w:p>
@@ -280,7 +472,23 @@
         <w:spacing w:after="0"/>
       </w:pPr>
       <w:r>
-        <w:t xml:space="preserve">    m.thema AS thema,</w:t>
+        <w:t xml:space="preserve">    </w:t>
+      </w:r>
+      <w:proofErr w:type="spellStart"/>
+      <w:r>
+        <w:t>m.thema</w:t>
+      </w:r>
+      <w:proofErr w:type="spellEnd"/>
+      <w:r>
+        <w:t xml:space="preserve"> AS </w:t>
+      </w:r>
+      <w:proofErr w:type="spellStart"/>
+      <w:r>
+        <w:t>thema</w:t>
+      </w:r>
+      <w:proofErr w:type="spellEnd"/>
+      <w:r>
+        <w:t>,</w:t>
       </w:r>
     </w:p>
     <w:p>
@@ -289,11 +497,28 @@
       </w:pPr>
       <w:r>
         <w:tab/>
+      </w:r>
+      <w:proofErr w:type="spellStart"/>
+      <w:r>
         <w:t>v.value</w:t>
       </w:r>
-      <w:r>
-        <w:t xml:space="preserve"> as bemerkung</w:t>
-      </w:r>
+      <w:proofErr w:type="spellEnd"/>
+      <w:r>
+        <w:t xml:space="preserve"> </w:t>
+      </w:r>
+      <w:proofErr w:type="spellStart"/>
+      <w:r>
+        <w:t>as</w:t>
+      </w:r>
+      <w:proofErr w:type="spellEnd"/>
+      <w:r>
+        <w:t xml:space="preserve"> </w:t>
+      </w:r>
+      <w:proofErr w:type="spellStart"/>
+      <w:r>
+        <w:t>bemerkung</w:t>
+      </w:r>
+      <w:proofErr w:type="spellEnd"/>
       <w:r>
         <w:t>,</w:t>
       </w:r>
@@ -303,7 +528,23 @@
         <w:spacing w:after="0"/>
       </w:pPr>
       <w:r>
-        <w:t xml:space="preserve">    m.wochentag AS wochentag,</w:t>
+        <w:t xml:space="preserve">    </w:t>
+      </w:r>
+      <w:proofErr w:type="spellStart"/>
+      <w:r>
+        <w:t>m.wochentag</w:t>
+      </w:r>
+      <w:proofErr w:type="spellEnd"/>
+      <w:r>
+        <w:t xml:space="preserve"> AS </w:t>
+      </w:r>
+      <w:proofErr w:type="spellStart"/>
+      <w:r>
+        <w:t>wochentag</w:t>
+      </w:r>
+      <w:proofErr w:type="spellEnd"/>
+      <w:r>
+        <w:t>,</w:t>
       </w:r>
     </w:p>
     <w:p>
@@ -312,7 +553,23 @@
       </w:pPr>
       <w:r>
         <w:lastRenderedPageBreak/>
-        <w:t xml:space="preserve">    m.day_number AS day_number,</w:t>
+        <w:t xml:space="preserve">    </w:t>
+      </w:r>
+      <w:proofErr w:type="spellStart"/>
+      <w:r>
+        <w:t>m.day_number</w:t>
+      </w:r>
+      <w:proofErr w:type="spellEnd"/>
+      <w:r>
+        <w:t xml:space="preserve"> AS </w:t>
+      </w:r>
+      <w:proofErr w:type="spellStart"/>
+      <w:r>
+        <w:t>day_number</w:t>
+      </w:r>
+      <w:proofErr w:type="spellEnd"/>
+      <w:r>
+        <w:t>,</w:t>
       </w:r>
     </w:p>
     <w:p>
@@ -320,7 +577,23 @@
         <w:spacing w:after="0"/>
       </w:pPr>
       <w:r>
-        <w:t xml:space="preserve">    m.lehrkraft_id AS lehrkraft_id,</w:t>
+        <w:t xml:space="preserve">    </w:t>
+      </w:r>
+      <w:proofErr w:type="spellStart"/>
+      <w:r>
+        <w:t>m.lehrkraft_id</w:t>
+      </w:r>
+      <w:proofErr w:type="spellEnd"/>
+      <w:r>
+        <w:t xml:space="preserve"> AS </w:t>
+      </w:r>
+      <w:proofErr w:type="spellStart"/>
+      <w:r>
+        <w:t>lehrkraft_id</w:t>
+      </w:r>
+      <w:proofErr w:type="spellEnd"/>
+      <w:r>
+        <w:t>,</w:t>
       </w:r>
     </w:p>
     <w:p>
@@ -333,7 +606,23 @@
         <w:spacing w:after="0"/>
       </w:pPr>
       <w:r>
-        <w:t xml:space="preserve">    f.id_mtr_rueckkopplung_datenmaske AS id_mtr_rueckkopplung_datenmaske,</w:t>
+        <w:t xml:space="preserve">    </w:t>
+      </w:r>
+      <w:proofErr w:type="spellStart"/>
+      <w:r>
+        <w:t>f.id_mtr_rueckkopplung_datenmaske</w:t>
+      </w:r>
+      <w:proofErr w:type="spellEnd"/>
+      <w:r>
+        <w:t xml:space="preserve"> AS </w:t>
+      </w:r>
+      <w:proofErr w:type="spellStart"/>
+      <w:r>
+        <w:t>id_mtr_rueckkopplung_datenmaske</w:t>
+      </w:r>
+      <w:proofErr w:type="spellEnd"/>
+      <w:r>
+        <w:t>,</w:t>
       </w:r>
     </w:p>
     <w:p>
@@ -341,7 +630,23 @@
         <w:spacing w:after="0"/>
       </w:pPr>
       <w:r>
-        <w:t xml:space="preserve">    f.mtr_rueckkopplung_datenmaske_values_id AS mtr_rueckkopplung_datenmaske_values_id,</w:t>
+        <w:t xml:space="preserve">    </w:t>
+      </w:r>
+      <w:proofErr w:type="spellStart"/>
+      <w:r>
+        <w:t>f.mtr_rueckkopplung_datenmaske_values_id</w:t>
+      </w:r>
+      <w:proofErr w:type="spellEnd"/>
+      <w:r>
+        <w:t xml:space="preserve"> AS </w:t>
+      </w:r>
+      <w:proofErr w:type="spellStart"/>
+      <w:r>
+        <w:t>mtr_rueckkopplung_datenmaske_values_id</w:t>
+      </w:r>
+      <w:proofErr w:type="spellEnd"/>
+      <w:r>
+        <w:t>,</w:t>
       </w:r>
     </w:p>
     <w:p>
@@ -354,7 +659,23 @@
         <w:spacing w:after="0"/>
       </w:pPr>
       <w:r>
-        <w:t xml:space="preserve">    f.x_kognition AS x_kognition,</w:t>
+        <w:t xml:space="preserve">    </w:t>
+      </w:r>
+      <w:proofErr w:type="spellStart"/>
+      <w:r>
+        <w:t>f.x_kognition</w:t>
+      </w:r>
+      <w:proofErr w:type="spellEnd"/>
+      <w:r>
+        <w:t xml:space="preserve"> AS </w:t>
+      </w:r>
+      <w:proofErr w:type="spellStart"/>
+      <w:r>
+        <w:t>x_kognition</w:t>
+      </w:r>
+      <w:proofErr w:type="spellEnd"/>
+      <w:r>
+        <w:t>,</w:t>
       </w:r>
     </w:p>
     <w:p>
@@ -362,7 +683,23 @@
         <w:spacing w:after="0"/>
       </w:pPr>
       <w:r>
-        <w:t xml:space="preserve">    f.x_sozial AS x_sozial,</w:t>
+        <w:t xml:space="preserve">    </w:t>
+      </w:r>
+      <w:proofErr w:type="spellStart"/>
+      <w:r>
+        <w:t>f.x_sozial</w:t>
+      </w:r>
+      <w:proofErr w:type="spellEnd"/>
+      <w:r>
+        <w:t xml:space="preserve"> AS </w:t>
+      </w:r>
+      <w:proofErr w:type="spellStart"/>
+      <w:r>
+        <w:t>x_sozial</w:t>
+      </w:r>
+      <w:proofErr w:type="spellEnd"/>
+      <w:r>
+        <w:t>,</w:t>
       </w:r>
     </w:p>
     <w:p>
@@ -370,7 +707,23 @@
         <w:spacing w:after="0"/>
       </w:pPr>
       <w:r>
-        <w:t xml:space="preserve">    f.x_affektiv AS x_affektiv,</w:t>
+        <w:t xml:space="preserve">    </w:t>
+      </w:r>
+      <w:proofErr w:type="spellStart"/>
+      <w:r>
+        <w:t>f.x_affektiv</w:t>
+      </w:r>
+      <w:proofErr w:type="spellEnd"/>
+      <w:r>
+        <w:t xml:space="preserve"> AS </w:t>
+      </w:r>
+      <w:proofErr w:type="spellStart"/>
+      <w:r>
+        <w:t>x_affektiv</w:t>
+      </w:r>
+      <w:proofErr w:type="spellEnd"/>
+      <w:r>
+        <w:t>,</w:t>
       </w:r>
     </w:p>
     <w:p>
@@ -378,7 +731,23 @@
         <w:spacing w:after="0"/>
       </w:pPr>
       <w:r>
-        <w:t xml:space="preserve">    f.x_motivation AS x_motivation,</w:t>
+        <w:t xml:space="preserve">    </w:t>
+      </w:r>
+      <w:proofErr w:type="spellStart"/>
+      <w:r>
+        <w:t>f.x_motivation</w:t>
+      </w:r>
+      <w:proofErr w:type="spellEnd"/>
+      <w:r>
+        <w:t xml:space="preserve"> AS </w:t>
+      </w:r>
+      <w:proofErr w:type="spellStart"/>
+      <w:r>
+        <w:t>x_motivation</w:t>
+      </w:r>
+      <w:proofErr w:type="spellEnd"/>
+      <w:r>
+        <w:t>,</w:t>
       </w:r>
     </w:p>
     <w:p>
@@ -386,7 +755,23 @@
         <w:spacing w:after="0"/>
       </w:pPr>
       <w:r>
-        <w:t xml:space="preserve">    f.x_methodik AS x_methodik,</w:t>
+        <w:t xml:space="preserve">    </w:t>
+      </w:r>
+      <w:proofErr w:type="spellStart"/>
+      <w:r>
+        <w:t>f.x_methodik</w:t>
+      </w:r>
+      <w:proofErr w:type="spellEnd"/>
+      <w:r>
+        <w:t xml:space="preserve"> AS </w:t>
+      </w:r>
+      <w:proofErr w:type="spellStart"/>
+      <w:r>
+        <w:t>x_methodik</w:t>
+      </w:r>
+      <w:proofErr w:type="spellEnd"/>
+      <w:r>
+        <w:t>,</w:t>
       </w:r>
     </w:p>
     <w:p>
@@ -394,7 +779,23 @@
         <w:spacing w:after="0"/>
       </w:pPr>
       <w:r>
-        <w:t xml:space="preserve">    f.x_performanz AS x_performanz,</w:t>
+        <w:t xml:space="preserve">    </w:t>
+      </w:r>
+      <w:proofErr w:type="spellStart"/>
+      <w:r>
+        <w:t>f.x_performanz</w:t>
+      </w:r>
+      <w:proofErr w:type="spellEnd"/>
+      <w:r>
+        <w:t xml:space="preserve"> AS </w:t>
+      </w:r>
+      <w:proofErr w:type="spellStart"/>
+      <w:r>
+        <w:t>x_performanz</w:t>
+      </w:r>
+      <w:proofErr w:type="spellEnd"/>
+      <w:r>
+        <w:t>,</w:t>
       </w:r>
     </w:p>
     <w:p>
@@ -402,7 +803,23 @@
         <w:spacing w:after="0"/>
       </w:pPr>
       <w:r>
-        <w:t xml:space="preserve">    f.x_regulation AS x_regulation,</w:t>
+        <w:t xml:space="preserve">    </w:t>
+      </w:r>
+      <w:proofErr w:type="spellStart"/>
+      <w:r>
+        <w:t>f.x_regulation</w:t>
+      </w:r>
+      <w:proofErr w:type="spellEnd"/>
+      <w:r>
+        <w:t xml:space="preserve"> AS </w:t>
+      </w:r>
+      <w:proofErr w:type="spellStart"/>
+      <w:r>
+        <w:t>x_regulation</w:t>
+      </w:r>
+      <w:proofErr w:type="spellEnd"/>
+      <w:r>
+        <w:t>,</w:t>
       </w:r>
     </w:p>
     <w:p>
@@ -415,7 +832,23 @@
         <w:spacing w:after="0"/>
       </w:pPr>
       <w:r>
-        <w:t xml:space="preserve">    f.sum_kognition AS sum_kognition,</w:t>
+        <w:t xml:space="preserve">    </w:t>
+      </w:r>
+      <w:proofErr w:type="spellStart"/>
+      <w:r>
+        <w:t>f.sum_kognition</w:t>
+      </w:r>
+      <w:proofErr w:type="spellEnd"/>
+      <w:r>
+        <w:t xml:space="preserve"> AS </w:t>
+      </w:r>
+      <w:proofErr w:type="spellStart"/>
+      <w:r>
+        <w:t>sum_kognition</w:t>
+      </w:r>
+      <w:proofErr w:type="spellEnd"/>
+      <w:r>
+        <w:t>,</w:t>
       </w:r>
     </w:p>
     <w:p>
@@ -423,7 +856,23 @@
         <w:spacing w:after="0"/>
       </w:pPr>
       <w:r>
-        <w:t xml:space="preserve">    f.sum_sozial AS sum_sozial,</w:t>
+        <w:t xml:space="preserve">    </w:t>
+      </w:r>
+      <w:proofErr w:type="spellStart"/>
+      <w:r>
+        <w:t>f.sum_sozial</w:t>
+      </w:r>
+      <w:proofErr w:type="spellEnd"/>
+      <w:r>
+        <w:t xml:space="preserve"> AS </w:t>
+      </w:r>
+      <w:proofErr w:type="spellStart"/>
+      <w:r>
+        <w:t>sum_sozial</w:t>
+      </w:r>
+      <w:proofErr w:type="spellEnd"/>
+      <w:r>
+        <w:t>,</w:t>
       </w:r>
     </w:p>
     <w:p>
@@ -431,7 +880,23 @@
         <w:spacing w:after="0"/>
       </w:pPr>
       <w:r>
-        <w:t xml:space="preserve">    f.sum_affektiv AS sum_affektiv,</w:t>
+        <w:t xml:space="preserve">    </w:t>
+      </w:r>
+      <w:proofErr w:type="spellStart"/>
+      <w:r>
+        <w:t>f.sum_affektiv</w:t>
+      </w:r>
+      <w:proofErr w:type="spellEnd"/>
+      <w:r>
+        <w:t xml:space="preserve"> AS </w:t>
+      </w:r>
+      <w:proofErr w:type="spellStart"/>
+      <w:r>
+        <w:t>sum_affektiv</w:t>
+      </w:r>
+      <w:proofErr w:type="spellEnd"/>
+      <w:r>
+        <w:t>,</w:t>
       </w:r>
     </w:p>
     <w:p>
@@ -439,7 +904,23 @@
         <w:spacing w:after="0"/>
       </w:pPr>
       <w:r>
-        <w:t xml:space="preserve">    f.sum_motivation AS sum_motivation,</w:t>
+        <w:t xml:space="preserve">    </w:t>
+      </w:r>
+      <w:proofErr w:type="spellStart"/>
+      <w:r>
+        <w:t>f.sum_motivation</w:t>
+      </w:r>
+      <w:proofErr w:type="spellEnd"/>
+      <w:r>
+        <w:t xml:space="preserve"> AS </w:t>
+      </w:r>
+      <w:proofErr w:type="spellStart"/>
+      <w:r>
+        <w:t>sum_motivation</w:t>
+      </w:r>
+      <w:proofErr w:type="spellEnd"/>
+      <w:r>
+        <w:t>,</w:t>
       </w:r>
     </w:p>
     <w:p>
@@ -447,7 +928,23 @@
         <w:spacing w:after="0"/>
       </w:pPr>
       <w:r>
-        <w:t xml:space="preserve">    f.sum_methodik AS sum_methodik,</w:t>
+        <w:t xml:space="preserve">    </w:t>
+      </w:r>
+      <w:proofErr w:type="spellStart"/>
+      <w:r>
+        <w:t>f.sum_methodik</w:t>
+      </w:r>
+      <w:proofErr w:type="spellEnd"/>
+      <w:r>
+        <w:t xml:space="preserve"> AS </w:t>
+      </w:r>
+      <w:proofErr w:type="spellStart"/>
+      <w:r>
+        <w:t>sum_methodik</w:t>
+      </w:r>
+      <w:proofErr w:type="spellEnd"/>
+      <w:r>
+        <w:t>,</w:t>
       </w:r>
     </w:p>
     <w:p>
@@ -455,7 +952,23 @@
         <w:spacing w:after="0"/>
       </w:pPr>
       <w:r>
-        <w:t xml:space="preserve">    f.sum_performanz AS sum_performanz,</w:t>
+        <w:t xml:space="preserve">    </w:t>
+      </w:r>
+      <w:proofErr w:type="spellStart"/>
+      <w:r>
+        <w:t>f.sum_performanz</w:t>
+      </w:r>
+      <w:proofErr w:type="spellEnd"/>
+      <w:r>
+        <w:t xml:space="preserve"> AS </w:t>
+      </w:r>
+      <w:proofErr w:type="spellStart"/>
+      <w:r>
+        <w:t>sum_performanz</w:t>
+      </w:r>
+      <w:proofErr w:type="spellEnd"/>
+      <w:r>
+        <w:t>,</w:t>
       </w:r>
     </w:p>
     <w:p>
@@ -463,7 +976,23 @@
         <w:spacing w:after="0"/>
       </w:pPr>
       <w:r>
-        <w:t xml:space="preserve">    f.sum_regulation AS sum_regulation,</w:t>
+        <w:t xml:space="preserve">    </w:t>
+      </w:r>
+      <w:proofErr w:type="spellStart"/>
+      <w:r>
+        <w:t>f.sum_regulation</w:t>
+      </w:r>
+      <w:proofErr w:type="spellEnd"/>
+      <w:r>
+        <w:t xml:space="preserve"> AS </w:t>
+      </w:r>
+      <w:proofErr w:type="spellStart"/>
+      <w:r>
+        <w:t>sum_regulation</w:t>
+      </w:r>
+      <w:proofErr w:type="spellEnd"/>
+      <w:r>
+        <w:t>,</w:t>
       </w:r>
     </w:p>
     <w:p>
@@ -476,7 +1005,28 @@
         <w:spacing w:after="0"/>
       </w:pPr>
       <w:r>
-        <w:t xml:space="preserve">    f.token_anzahl AS token_anzahl,</w:t>
+        <w:t xml:space="preserve">    </w:t>
+      </w:r>
+      <w:proofErr w:type="spellStart"/>
+      <w:proofErr w:type="gramStart"/>
+      <w:r>
+        <w:t>f.token</w:t>
+      </w:r>
+      <w:proofErr w:type="gramEnd"/>
+      <w:r>
+        <w:t>_anzahl</w:t>
+      </w:r>
+      <w:proofErr w:type="spellEnd"/>
+      <w:r>
+        <w:t xml:space="preserve"> AS </w:t>
+      </w:r>
+      <w:proofErr w:type="spellStart"/>
+      <w:r>
+        <w:t>token_anzahl</w:t>
+      </w:r>
+      <w:proofErr w:type="spellEnd"/>
+      <w:r>
+        <w:t>,</w:t>
       </w:r>
     </w:p>
     <w:p>
@@ -484,7 +1034,28 @@
         <w:spacing w:after="0"/>
       </w:pPr>
       <w:r>
-        <w:t xml:space="preserve">    f.funktionsklassen_anzahl_gesamt AS funktionsklassen_anzahl_gesamt,</w:t>
+        <w:t xml:space="preserve">    </w:t>
+      </w:r>
+      <w:proofErr w:type="spellStart"/>
+      <w:proofErr w:type="gramStart"/>
+      <w:r>
+        <w:t>f.funktionsklassen</w:t>
+      </w:r>
+      <w:proofErr w:type="gramEnd"/>
+      <w:r>
+        <w:t>_anzahl_gesamt</w:t>
+      </w:r>
+      <w:proofErr w:type="spellEnd"/>
+      <w:r>
+        <w:t xml:space="preserve"> AS </w:t>
+      </w:r>
+      <w:proofErr w:type="spellStart"/>
+      <w:r>
+        <w:t>funktionsklassen_anzahl_gesamt</w:t>
+      </w:r>
+      <w:proofErr w:type="spellEnd"/>
+      <w:r>
+        <w:t>,</w:t>
       </w:r>
     </w:p>
     <w:p>
@@ -497,7 +1068,28 @@
         <w:spacing w:after="0"/>
       </w:pPr>
       <w:r>
-        <w:t xml:space="preserve">    f.dominante_dimension AS dominante_dimension,</w:t>
+        <w:t xml:space="preserve">    </w:t>
+      </w:r>
+      <w:proofErr w:type="spellStart"/>
+      <w:proofErr w:type="gramStart"/>
+      <w:r>
+        <w:t>f.dominante</w:t>
+      </w:r>
+      <w:proofErr w:type="gramEnd"/>
+      <w:r>
+        <w:t>_dimension</w:t>
+      </w:r>
+      <w:proofErr w:type="spellEnd"/>
+      <w:r>
+        <w:t xml:space="preserve"> AS </w:t>
+      </w:r>
+      <w:proofErr w:type="spellStart"/>
+      <w:r>
+        <w:t>dominante_dimension</w:t>
+      </w:r>
+      <w:proofErr w:type="spellEnd"/>
+      <w:r>
+        <w:t>,</w:t>
       </w:r>
     </w:p>
     <w:p>
@@ -505,7 +1097,28 @@
         <w:spacing w:after="0"/>
       </w:pPr>
       <w:r>
-        <w:t xml:space="preserve">    f.dominante_dimension_wert AS dominante_dimension_wert,</w:t>
+        <w:t xml:space="preserve">    </w:t>
+      </w:r>
+      <w:proofErr w:type="spellStart"/>
+      <w:proofErr w:type="gramStart"/>
+      <w:r>
+        <w:t>f.dominante</w:t>
+      </w:r>
+      <w:proofErr w:type="gramEnd"/>
+      <w:r>
+        <w:t>_dimension_wert</w:t>
+      </w:r>
+      <w:proofErr w:type="spellEnd"/>
+      <w:r>
+        <w:t xml:space="preserve"> AS </w:t>
+      </w:r>
+      <w:proofErr w:type="spellStart"/>
+      <w:r>
+        <w:t>dominante_dimension_wert</w:t>
+      </w:r>
+      <w:proofErr w:type="spellEnd"/>
+      <w:r>
+        <w:t>,</w:t>
       </w:r>
     </w:p>
     <w:p>
@@ -518,7 +1131,28 @@
         <w:spacing w:after="0"/>
       </w:pPr>
       <w:r>
-        <w:t xml:space="preserve">    f.polaritaet_gesamt AS polaritaet_gesamt,</w:t>
+        <w:t xml:space="preserve">    </w:t>
+      </w:r>
+      <w:proofErr w:type="spellStart"/>
+      <w:proofErr w:type="gramStart"/>
+      <w:r>
+        <w:t>f.polaritaet</w:t>
+      </w:r>
+      <w:proofErr w:type="gramEnd"/>
+      <w:r>
+        <w:t>_gesamt</w:t>
+      </w:r>
+      <w:proofErr w:type="spellEnd"/>
+      <w:r>
+        <w:t xml:space="preserve"> AS </w:t>
+      </w:r>
+      <w:proofErr w:type="spellStart"/>
+      <w:r>
+        <w:t>polaritaet_gesamt</w:t>
+      </w:r>
+      <w:proofErr w:type="spellEnd"/>
+      <w:r>
+        <w:t>,</w:t>
       </w:r>
     </w:p>
     <w:p>
@@ -526,7 +1160,23 @@
         <w:spacing w:after="0"/>
       </w:pPr>
       <w:r>
-        <w:t xml:space="preserve">    f.d_semantisch AS d_semantisch,</w:t>
+        <w:t xml:space="preserve">    </w:t>
+      </w:r>
+      <w:proofErr w:type="spellStart"/>
+      <w:r>
+        <w:t>f.d_semantisch</w:t>
+      </w:r>
+      <w:proofErr w:type="spellEnd"/>
+      <w:r>
+        <w:t xml:space="preserve"> AS </w:t>
+      </w:r>
+      <w:proofErr w:type="spellStart"/>
+      <w:r>
+        <w:t>d_semantisch</w:t>
+      </w:r>
+      <w:proofErr w:type="spellEnd"/>
+      <w:r>
+        <w:t>,</w:t>
       </w:r>
     </w:p>
     <w:p>
@@ -539,7 +1189,28 @@
         <w:spacing w:after="0"/>
       </w:pPr>
       <w:r>
-        <w:t xml:space="preserve">    f.operator_count AS operator_count,</w:t>
+        <w:t xml:space="preserve">    </w:t>
+      </w:r>
+      <w:proofErr w:type="spellStart"/>
+      <w:proofErr w:type="gramStart"/>
+      <w:r>
+        <w:t>f.operator</w:t>
+      </w:r>
+      <w:proofErr w:type="gramEnd"/>
+      <w:r>
+        <w:t>_count</w:t>
+      </w:r>
+      <w:proofErr w:type="spellEnd"/>
+      <w:r>
+        <w:t xml:space="preserve"> AS </w:t>
+      </w:r>
+      <w:proofErr w:type="spellStart"/>
+      <w:r>
+        <w:t>operator_count</w:t>
+      </w:r>
+      <w:proofErr w:type="spellEnd"/>
+      <w:r>
+        <w:t>,</w:t>
       </w:r>
     </w:p>
     <w:p>
@@ -547,7 +1218,28 @@
         <w:spacing w:after="0"/>
       </w:pPr>
       <w:r>
-        <w:t xml:space="preserve">    f.modulator_count AS modulator_count,</w:t>
+        <w:t xml:space="preserve">    </w:t>
+      </w:r>
+      <w:proofErr w:type="spellStart"/>
+      <w:proofErr w:type="gramStart"/>
+      <w:r>
+        <w:t>f.modulator</w:t>
+      </w:r>
+      <w:proofErr w:type="gramEnd"/>
+      <w:r>
+        <w:t>_count</w:t>
+      </w:r>
+      <w:proofErr w:type="spellEnd"/>
+      <w:r>
+        <w:t xml:space="preserve"> AS </w:t>
+      </w:r>
+      <w:proofErr w:type="spellStart"/>
+      <w:r>
+        <w:t>modulator_count</w:t>
+      </w:r>
+      <w:proofErr w:type="spellEnd"/>
+      <w:r>
+        <w:t>,</w:t>
       </w:r>
     </w:p>
     <w:p>
@@ -555,7 +1247,23 @@
         <w:spacing w:after="0"/>
       </w:pPr>
       <w:r>
-        <w:t xml:space="preserve">    f.has_operator AS has_operator,</w:t>
+        <w:t xml:space="preserve">    </w:t>
+      </w:r>
+      <w:proofErr w:type="spellStart"/>
+      <w:r>
+        <w:t>f.has_operator</w:t>
+      </w:r>
+      <w:proofErr w:type="spellEnd"/>
+      <w:r>
+        <w:t xml:space="preserve"> AS </w:t>
+      </w:r>
+      <w:proofErr w:type="spellStart"/>
+      <w:r>
+        <w:t>has_operator</w:t>
+      </w:r>
+      <w:proofErr w:type="spellEnd"/>
+      <w:r>
+        <w:t>,</w:t>
       </w:r>
     </w:p>
     <w:p>
@@ -568,7 +1276,28 @@
         <w:spacing w:after="0"/>
       </w:pPr>
       <w:r>
-        <w:t xml:space="preserve">    f.operator_names AS operator_names,</w:t>
+        <w:t xml:space="preserve">    </w:t>
+      </w:r>
+      <w:proofErr w:type="spellStart"/>
+      <w:proofErr w:type="gramStart"/>
+      <w:r>
+        <w:t>f.operator</w:t>
+      </w:r>
+      <w:proofErr w:type="gramEnd"/>
+      <w:r>
+        <w:t>_names</w:t>
+      </w:r>
+      <w:proofErr w:type="spellEnd"/>
+      <w:r>
+        <w:t xml:space="preserve"> AS </w:t>
+      </w:r>
+      <w:proofErr w:type="spellStart"/>
+      <w:r>
+        <w:t>operator_names</w:t>
+      </w:r>
+      <w:proofErr w:type="spellEnd"/>
+      <w:r>
+        <w:t>,</w:t>
       </w:r>
     </w:p>
     <w:p>
@@ -576,8 +1305,26 @@
         <w:spacing w:after="0"/>
       </w:pPr>
       <w:r>
-        <w:t xml:space="preserve">    f.modulator_names AS modulator_names</w:t>
-      </w:r>
+        <w:t xml:space="preserve">    </w:t>
+      </w:r>
+      <w:proofErr w:type="spellStart"/>
+      <w:proofErr w:type="gramStart"/>
+      <w:r>
+        <w:t>f.modulator</w:t>
+      </w:r>
+      <w:proofErr w:type="gramEnd"/>
+      <w:r>
+        <w:t>_names</w:t>
+      </w:r>
+      <w:proofErr w:type="spellEnd"/>
+      <w:r>
+        <w:t xml:space="preserve"> AS </w:t>
+      </w:r>
+      <w:proofErr w:type="spellStart"/>
+      <w:r>
+        <w:t>modulator_names</w:t>
+      </w:r>
+      <w:proofErr w:type="spellEnd"/>
     </w:p>
     <w:p>
       <w:pPr>
@@ -605,8 +1352,13 @@
         <w:spacing w:after="0"/>
       </w:pPr>
       <w:r>
-        <w:t xml:space="preserve">    ON m.id = f.id_mtr_rueckkopplung_datenmaske</w:t>
-      </w:r>
+        <w:t xml:space="preserve">    ON m.id = </w:t>
+      </w:r>
+      <w:proofErr w:type="spellStart"/>
+      <w:r>
+        <w:t>f.id_mtr_rueckkopplung_datenmaske</w:t>
+      </w:r>
+      <w:proofErr w:type="spellEnd"/>
     </w:p>
     <w:p>
       <w:pPr>
@@ -618,7 +1370,15 @@
         <w:spacing w:after="0"/>
       </w:pPr>
       <w:r>
-        <w:t>LEFT JOIN sql_rueckkopplung_datenmaske_values v</w:t>
+        <w:t xml:space="preserve">LEFT JOIN </w:t>
+      </w:r>
+      <w:proofErr w:type="spellStart"/>
+      <w:r>
+        <w:t>sql_rueckkopplung_datenmaske_values</w:t>
+      </w:r>
+      <w:proofErr w:type="spellEnd"/>
+      <w:r>
+        <w:t xml:space="preserve"> v</w:t>
       </w:r>
     </w:p>
     <w:p>
@@ -626,15 +1386,36 @@
         <w:spacing w:after="0"/>
       </w:pPr>
       <w:r>
-        <w:t xml:space="preserve">    ON f.mtr_rueckkopplung_datenmaske_values_id = v.id</w:t>
+        <w:t xml:space="preserve">    ON </w:t>
+      </w:r>
+      <w:proofErr w:type="spellStart"/>
+      <w:r>
+        <w:t>f.mtr_rueckkopplung_datenmaske_values_id</w:t>
+      </w:r>
+      <w:proofErr w:type="spellEnd"/>
+      <w:r>
+        <w:t xml:space="preserve"> = v.id</w:t>
       </w:r>
     </w:p>
     <w:p>
       <w:pPr>
         <w:spacing w:after="0"/>
       </w:pPr>
-      <w:r>
-        <w:t xml:space="preserve">where datum&gt;='2025-09-01'    </w:t>
+      <w:proofErr w:type="spellStart"/>
+      <w:r>
+        <w:t>where</w:t>
+      </w:r>
+      <w:proofErr w:type="spellEnd"/>
+      <w:r>
+        <w:t xml:space="preserve"> </w:t>
+      </w:r>
+      <w:proofErr w:type="spellStart"/>
+      <w:r>
+        <w:t>datum</w:t>
+      </w:r>
+      <w:proofErr w:type="spellEnd"/>
+      <w:r>
+        <w:t xml:space="preserve">&gt;='2025-09-01'    </w:t>
       </w:r>
     </w:p>
     <w:p>
@@ -665,7 +1446,15 @@
         <w:spacing w:after="0"/>
       </w:pPr>
       <w:r>
-        <w:t>Alte analyze_...</w:t>
+        <w:t xml:space="preserve">Alte </w:t>
+      </w:r>
+      <w:proofErr w:type="spellStart"/>
+      <w:r>
+        <w:t>analyze</w:t>
+      </w:r>
+      <w:proofErr w:type="spellEnd"/>
+      <w:r>
+        <w:t>_...</w:t>
       </w:r>
     </w:p>
     <w:p>
@@ -677,132 +1466,572 @@
       </w:r>
       <w:r>
         <w:br/>
-        <w:t xml:space="preserve">    id_mtr_rueckkopplung_datenmaske,</w:t>
+        <w:t xml:space="preserve">    </w:t>
+      </w:r>
+      <w:proofErr w:type="spellStart"/>
+      <w:r>
+        <w:t>id_mtr_rueckkopplung_datenmaske</w:t>
+      </w:r>
+      <w:proofErr w:type="spellEnd"/>
+      <w:r>
+        <w:t>,</w:t>
       </w:r>
       <w:r>
         <w:br/>
-        <w:t xml:space="preserve">    datum,</w:t>
+        <w:t xml:space="preserve">    </w:t>
+      </w:r>
+      <w:proofErr w:type="spellStart"/>
+      <w:r>
+        <w:t>datum</w:t>
+      </w:r>
+      <w:proofErr w:type="spellEnd"/>
+      <w:r>
+        <w:t>,</w:t>
       </w:r>
       <w:r>
         <w:br/>
-        <w:t xml:space="preserve">    teilnehmer_id,</w:t>
+        <w:t xml:space="preserve">    </w:t>
+      </w:r>
+      <w:proofErr w:type="spellStart"/>
+      <w:r>
+        <w:t>teilnehmer_id</w:t>
+      </w:r>
+      <w:proofErr w:type="spellEnd"/>
+      <w:r>
+        <w:t>,</w:t>
       </w:r>
       <w:r>
         <w:br/>
-        <w:t xml:space="preserve">    lehrkraft_id,</w:t>
+        <w:t xml:space="preserve">    </w:t>
+      </w:r>
+      <w:proofErr w:type="spellStart"/>
+      <w:r>
+        <w:t>lehrkraft_id</w:t>
+      </w:r>
+      <w:proofErr w:type="spellEnd"/>
+      <w:r>
+        <w:t>,</w:t>
       </w:r>
       <w:r>
         <w:br/>
-        <w:t xml:space="preserve">    gruppe_id,</w:t>
+        <w:t xml:space="preserve">    </w:t>
+      </w:r>
+      <w:proofErr w:type="spellStart"/>
+      <w:r>
+        <w:t>gruppe_id</w:t>
+      </w:r>
+      <w:proofErr w:type="spellEnd"/>
+      <w:r>
+        <w:t>,</w:t>
       </w:r>
       <w:r>
         <w:br/>
-        <w:t xml:space="preserve">    COUNT(*) AS satzanzahl,</w:t>
+        <w:t xml:space="preserve">    COUNT(*) AS </w:t>
+      </w:r>
+      <w:proofErr w:type="spellStart"/>
+      <w:r>
+        <w:t>satzanzahl</w:t>
+      </w:r>
+      <w:proofErr w:type="spellEnd"/>
+      <w:r>
+        <w:t>,</w:t>
       </w:r>
       <w:r>
         <w:br/>
       </w:r>
       <w:r>
         <w:br/>
-        <w:t xml:space="preserve">    AVG(x_kognition) AS mean_kognition,</w:t>
+        <w:t xml:space="preserve">    AVG(</w:t>
+      </w:r>
+      <w:proofErr w:type="spellStart"/>
+      <w:r>
+        <w:t>x_kognition</w:t>
+      </w:r>
+      <w:proofErr w:type="spellEnd"/>
+      <w:r>
+        <w:t xml:space="preserve">) AS </w:t>
+      </w:r>
+      <w:proofErr w:type="spellStart"/>
+      <w:r>
+        <w:t>mean_kognition</w:t>
+      </w:r>
+      <w:proofErr w:type="spellEnd"/>
+      <w:r>
+        <w:t>,</w:t>
       </w:r>
       <w:r>
         <w:br/>
-        <w:t xml:space="preserve">    VARIANCE(x_kognition) AS var_kognition,</w:t>
+        <w:t xml:space="preserve">    VARIANCE(</w:t>
+      </w:r>
+      <w:proofErr w:type="spellStart"/>
+      <w:r>
+        <w:t>x_kognition</w:t>
+      </w:r>
+      <w:proofErr w:type="spellEnd"/>
+      <w:r>
+        <w:t xml:space="preserve">) AS </w:t>
+      </w:r>
+      <w:proofErr w:type="spellStart"/>
+      <w:r>
+        <w:t>var_kognition</w:t>
+      </w:r>
+      <w:proofErr w:type="spellEnd"/>
+      <w:r>
+        <w:t>,</w:t>
       </w:r>
       <w:r>
         <w:br/>
-        <w:t xml:space="preserve">    MAX(x_kognition) - MIN(x_kognition) AS range_kognition,</w:t>
+        <w:t xml:space="preserve">    MAX(</w:t>
+      </w:r>
+      <w:proofErr w:type="spellStart"/>
+      <w:r>
+        <w:t>x_kognition</w:t>
+      </w:r>
+      <w:proofErr w:type="spellEnd"/>
+      <w:r>
+        <w:t>) - MIN(</w:t>
+      </w:r>
+      <w:proofErr w:type="spellStart"/>
+      <w:r>
+        <w:t>x_kognition</w:t>
+      </w:r>
+      <w:proofErr w:type="spellEnd"/>
+      <w:r>
+        <w:t xml:space="preserve">) AS </w:t>
+      </w:r>
+      <w:proofErr w:type="spellStart"/>
+      <w:r>
+        <w:t>range_kognition</w:t>
+      </w:r>
+      <w:proofErr w:type="spellEnd"/>
+      <w:r>
+        <w:t>,</w:t>
       </w:r>
       <w:r>
         <w:br/>
       </w:r>
       <w:r>
         <w:br/>
-        <w:t xml:space="preserve">    AVG(x_sozial) AS mean_sozial,</w:t>
+        <w:t xml:space="preserve">    AVG(</w:t>
+      </w:r>
+      <w:proofErr w:type="spellStart"/>
+      <w:r>
+        <w:t>x_sozial</w:t>
+      </w:r>
+      <w:proofErr w:type="spellEnd"/>
+      <w:r>
+        <w:t xml:space="preserve">) AS </w:t>
+      </w:r>
+      <w:proofErr w:type="spellStart"/>
+      <w:r>
+        <w:t>mean_sozial</w:t>
+      </w:r>
+      <w:proofErr w:type="spellEnd"/>
+      <w:r>
+        <w:t>,</w:t>
       </w:r>
       <w:r>
         <w:br/>
-        <w:t xml:space="preserve">    VARIANCE(x_sozial) AS var_sozial,</w:t>
+        <w:t xml:space="preserve">    VARIANCE(</w:t>
+      </w:r>
+      <w:proofErr w:type="spellStart"/>
+      <w:r>
+        <w:t>x_sozial</w:t>
+      </w:r>
+      <w:proofErr w:type="spellEnd"/>
+      <w:r>
+        <w:t xml:space="preserve">) AS </w:t>
+      </w:r>
+      <w:proofErr w:type="spellStart"/>
+      <w:r>
+        <w:t>var_sozial</w:t>
+      </w:r>
+      <w:proofErr w:type="spellEnd"/>
+      <w:r>
+        <w:t>,</w:t>
       </w:r>
       <w:r>
         <w:br/>
-        <w:t xml:space="preserve">    MAX(x_sozial) - MIN(x_sozial) AS range_sozial,</w:t>
+        <w:t xml:space="preserve">    MAX(</w:t>
+      </w:r>
+      <w:proofErr w:type="spellStart"/>
+      <w:r>
+        <w:t>x_sozial</w:t>
+      </w:r>
+      <w:proofErr w:type="spellEnd"/>
+      <w:r>
+        <w:t>) - MIN(</w:t>
+      </w:r>
+      <w:proofErr w:type="spellStart"/>
+      <w:r>
+        <w:t>x_sozial</w:t>
+      </w:r>
+      <w:proofErr w:type="spellEnd"/>
+      <w:r>
+        <w:t xml:space="preserve">) AS </w:t>
+      </w:r>
+      <w:proofErr w:type="spellStart"/>
+      <w:r>
+        <w:t>range_sozial</w:t>
+      </w:r>
+      <w:proofErr w:type="spellEnd"/>
+      <w:r>
+        <w:t>,</w:t>
       </w:r>
       <w:r>
         <w:br/>
       </w:r>
       <w:r>
         <w:br/>
-        <w:t xml:space="preserve">    AVG(x_affektiv) AS mean_affektiv,</w:t>
+        <w:t xml:space="preserve">    AVG(</w:t>
+      </w:r>
+      <w:proofErr w:type="spellStart"/>
+      <w:r>
+        <w:t>x_affektiv</w:t>
+      </w:r>
+      <w:proofErr w:type="spellEnd"/>
+      <w:r>
+        <w:t xml:space="preserve">) AS </w:t>
+      </w:r>
+      <w:proofErr w:type="spellStart"/>
+      <w:r>
+        <w:t>mean_affektiv</w:t>
+      </w:r>
+      <w:proofErr w:type="spellEnd"/>
+      <w:r>
+        <w:t>,</w:t>
       </w:r>
       <w:r>
         <w:br/>
-        <w:t xml:space="preserve">    VARIANCE(x_affektiv) AS var_affektiv,</w:t>
+        <w:t xml:space="preserve">    VARIANCE(</w:t>
+      </w:r>
+      <w:proofErr w:type="spellStart"/>
+      <w:r>
+        <w:t>x_affektiv</w:t>
+      </w:r>
+      <w:proofErr w:type="spellEnd"/>
+      <w:r>
+        <w:t xml:space="preserve">) AS </w:t>
+      </w:r>
+      <w:proofErr w:type="spellStart"/>
+      <w:r>
+        <w:t>var_affektiv</w:t>
+      </w:r>
+      <w:proofErr w:type="spellEnd"/>
+      <w:r>
+        <w:t>,</w:t>
       </w:r>
       <w:r>
         <w:br/>
-        <w:t xml:space="preserve">    MAX(x_affektiv) - MIN(x_affektiv) AS range_affektiv,</w:t>
+        <w:t xml:space="preserve">    MAX(</w:t>
+      </w:r>
+      <w:proofErr w:type="spellStart"/>
+      <w:r>
+        <w:t>x_affektiv</w:t>
+      </w:r>
+      <w:proofErr w:type="spellEnd"/>
+      <w:r>
+        <w:t>) - MIN(</w:t>
+      </w:r>
+      <w:proofErr w:type="spellStart"/>
+      <w:r>
+        <w:t>x_affektiv</w:t>
+      </w:r>
+      <w:proofErr w:type="spellEnd"/>
+      <w:r>
+        <w:t xml:space="preserve">) AS </w:t>
+      </w:r>
+      <w:proofErr w:type="spellStart"/>
+      <w:r>
+        <w:t>range_affektiv</w:t>
+      </w:r>
+      <w:proofErr w:type="spellEnd"/>
+      <w:r>
+        <w:t>,</w:t>
       </w:r>
       <w:r>
         <w:br/>
       </w:r>
       <w:r>
         <w:br/>
-        <w:t xml:space="preserve">    AVG(x_motivation) AS mean_motivation,</w:t>
+        <w:t xml:space="preserve">    AVG(</w:t>
+      </w:r>
+      <w:proofErr w:type="spellStart"/>
+      <w:r>
+        <w:t>x_motivation</w:t>
+      </w:r>
+      <w:proofErr w:type="spellEnd"/>
+      <w:r>
+        <w:t xml:space="preserve">) AS </w:t>
+      </w:r>
+      <w:proofErr w:type="spellStart"/>
+      <w:r>
+        <w:t>mean_motivation</w:t>
+      </w:r>
+      <w:proofErr w:type="spellEnd"/>
+      <w:r>
+        <w:t>,</w:t>
       </w:r>
       <w:r>
         <w:br/>
-        <w:t xml:space="preserve">    VARIANCE(x_motivation) AS var_motivation,</w:t>
+        <w:t xml:space="preserve">    VARIANCE(</w:t>
+      </w:r>
+      <w:proofErr w:type="spellStart"/>
+      <w:r>
+        <w:t>x_motivation</w:t>
+      </w:r>
+      <w:proofErr w:type="spellEnd"/>
+      <w:r>
+        <w:t xml:space="preserve">) AS </w:t>
+      </w:r>
+      <w:proofErr w:type="spellStart"/>
+      <w:r>
+        <w:t>var_motivation</w:t>
+      </w:r>
+      <w:proofErr w:type="spellEnd"/>
+      <w:r>
+        <w:t>,</w:t>
       </w:r>
       <w:r>
         <w:br/>
-        <w:t xml:space="preserve">    MAX(x_motivation) - MIN(x_motivation) AS range_motivation,</w:t>
+        <w:t xml:space="preserve">    MAX(</w:t>
+      </w:r>
+      <w:proofErr w:type="spellStart"/>
+      <w:r>
+        <w:t>x_motivation</w:t>
+      </w:r>
+      <w:proofErr w:type="spellEnd"/>
+      <w:r>
+        <w:t>) - MIN(</w:t>
+      </w:r>
+      <w:proofErr w:type="spellStart"/>
+      <w:r>
+        <w:t>x_motivation</w:t>
+      </w:r>
+      <w:proofErr w:type="spellEnd"/>
+      <w:r>
+        <w:t xml:space="preserve">) AS </w:t>
+      </w:r>
+      <w:proofErr w:type="spellStart"/>
+      <w:r>
+        <w:t>range_motivation</w:t>
+      </w:r>
+      <w:proofErr w:type="spellEnd"/>
+      <w:r>
+        <w:t>,</w:t>
       </w:r>
       <w:r>
         <w:br/>
       </w:r>
       <w:r>
         <w:br/>
-        <w:t xml:space="preserve">    AVG(x_methodik) AS mean_methodik,</w:t>
+        <w:t xml:space="preserve">    AVG(</w:t>
+      </w:r>
+      <w:proofErr w:type="spellStart"/>
+      <w:r>
+        <w:t>x_methodik</w:t>
+      </w:r>
+      <w:proofErr w:type="spellEnd"/>
+      <w:r>
+        <w:t xml:space="preserve">) AS </w:t>
+      </w:r>
+      <w:proofErr w:type="spellStart"/>
+      <w:r>
+        <w:t>mean_methodik</w:t>
+      </w:r>
+      <w:proofErr w:type="spellEnd"/>
+      <w:r>
+        <w:t>,</w:t>
       </w:r>
       <w:r>
         <w:br/>
-        <w:t xml:space="preserve">    VARIANCE(x_methodik) AS var_methodik,</w:t>
+        <w:t xml:space="preserve">    VARIANCE(</w:t>
+      </w:r>
+      <w:proofErr w:type="spellStart"/>
+      <w:r>
+        <w:t>x_methodik</w:t>
+      </w:r>
+      <w:proofErr w:type="spellEnd"/>
+      <w:r>
+        <w:t xml:space="preserve">) AS </w:t>
+      </w:r>
+      <w:proofErr w:type="spellStart"/>
+      <w:r>
+        <w:t>var_methodik</w:t>
+      </w:r>
+      <w:proofErr w:type="spellEnd"/>
+      <w:r>
+        <w:t>,</w:t>
       </w:r>
       <w:r>
         <w:br/>
-        <w:t xml:space="preserve">    MAX(x_methodik) - MIN(x_methodik) AS range_methodik,</w:t>
+        <w:t xml:space="preserve">    MAX(</w:t>
+      </w:r>
+      <w:proofErr w:type="spellStart"/>
+      <w:r>
+        <w:t>x_methodik</w:t>
+      </w:r>
+      <w:proofErr w:type="spellEnd"/>
+      <w:r>
+        <w:t>) - MIN(</w:t>
+      </w:r>
+      <w:proofErr w:type="spellStart"/>
+      <w:r>
+        <w:t>x_methodik</w:t>
+      </w:r>
+      <w:proofErr w:type="spellEnd"/>
+      <w:r>
+        <w:t xml:space="preserve">) AS </w:t>
+      </w:r>
+      <w:proofErr w:type="spellStart"/>
+      <w:r>
+        <w:t>range_methodik</w:t>
+      </w:r>
+      <w:proofErr w:type="spellEnd"/>
+      <w:r>
+        <w:t>,</w:t>
       </w:r>
       <w:r>
         <w:br/>
       </w:r>
       <w:r>
         <w:br/>
-        <w:t xml:space="preserve">    AVG(x_performanz) AS mean_performanz,</w:t>
+        <w:t xml:space="preserve">    AVG(</w:t>
+      </w:r>
+      <w:proofErr w:type="spellStart"/>
+      <w:r>
+        <w:t>x_performanz</w:t>
+      </w:r>
+      <w:proofErr w:type="spellEnd"/>
+      <w:r>
+        <w:t xml:space="preserve">) AS </w:t>
+      </w:r>
+      <w:proofErr w:type="spellStart"/>
+      <w:r>
+        <w:t>mean_performanz</w:t>
+      </w:r>
+      <w:proofErr w:type="spellEnd"/>
+      <w:r>
+        <w:t>,</w:t>
       </w:r>
       <w:r>
         <w:br/>
-        <w:t xml:space="preserve">    VARIANCE(x_performanz) AS var_performanz,</w:t>
+        <w:t xml:space="preserve">    VARIANCE(</w:t>
+      </w:r>
+      <w:proofErr w:type="spellStart"/>
+      <w:r>
+        <w:t>x_performanz</w:t>
+      </w:r>
+      <w:proofErr w:type="spellEnd"/>
+      <w:r>
+        <w:t xml:space="preserve">) AS </w:t>
+      </w:r>
+      <w:proofErr w:type="spellStart"/>
+      <w:r>
+        <w:t>var_performanz</w:t>
+      </w:r>
+      <w:proofErr w:type="spellEnd"/>
+      <w:r>
+        <w:t>,</w:t>
       </w:r>
       <w:r>
         <w:br/>
-        <w:t xml:space="preserve">    MAX(x_performanz) - MIN(x_performanz) AS range_performanz,</w:t>
+        <w:t xml:space="preserve">    MAX(</w:t>
+      </w:r>
+      <w:proofErr w:type="spellStart"/>
+      <w:r>
+        <w:t>x_performanz</w:t>
+      </w:r>
+      <w:proofErr w:type="spellEnd"/>
+      <w:r>
+        <w:t>) - MIN(</w:t>
+      </w:r>
+      <w:proofErr w:type="spellStart"/>
+      <w:r>
+        <w:t>x_performanz</w:t>
+      </w:r>
+      <w:proofErr w:type="spellEnd"/>
+      <w:r>
+        <w:t xml:space="preserve">) AS </w:t>
+      </w:r>
+      <w:proofErr w:type="spellStart"/>
+      <w:r>
+        <w:t>range_performanz</w:t>
+      </w:r>
+      <w:proofErr w:type="spellEnd"/>
+      <w:r>
+        <w:t>,</w:t>
       </w:r>
       <w:r>
         <w:br/>
       </w:r>
       <w:r>
         <w:br/>
-        <w:t xml:space="preserve">    AVG(x_regulation) AS mean_regulation,</w:t>
+        <w:t xml:space="preserve">    AVG(</w:t>
+      </w:r>
+      <w:proofErr w:type="spellStart"/>
+      <w:r>
+        <w:t>x_regulation</w:t>
+      </w:r>
+      <w:proofErr w:type="spellEnd"/>
+      <w:r>
+        <w:t xml:space="preserve">) AS </w:t>
+      </w:r>
+      <w:proofErr w:type="spellStart"/>
+      <w:r>
+        <w:t>mean_regulation</w:t>
+      </w:r>
+      <w:proofErr w:type="spellEnd"/>
+      <w:r>
+        <w:t>,</w:t>
       </w:r>
       <w:r>
         <w:br/>
-        <w:t xml:space="preserve">    VARIANCE(x_regulation) AS var_regulation,</w:t>
+        <w:t xml:space="preserve">    VARIANCE(</w:t>
+      </w:r>
+      <w:proofErr w:type="spellStart"/>
+      <w:r>
+        <w:t>x_regulation</w:t>
+      </w:r>
+      <w:proofErr w:type="spellEnd"/>
+      <w:r>
+        <w:t xml:space="preserve">) AS </w:t>
+      </w:r>
+      <w:proofErr w:type="spellStart"/>
+      <w:r>
+        <w:t>var_regulation</w:t>
+      </w:r>
+      <w:proofErr w:type="spellEnd"/>
+      <w:r>
+        <w:t>,</w:t>
       </w:r>
       <w:r>
         <w:br/>
-        <w:t xml:space="preserve">    MAX(x_regulation) - MIN(x_regulation) AS range_regulation,</w:t>
+        <w:t xml:space="preserve">    MAX(</w:t>
+      </w:r>
+      <w:proofErr w:type="spellStart"/>
+      <w:r>
+        <w:t>x_regulation</w:t>
+      </w:r>
+      <w:proofErr w:type="spellEnd"/>
+      <w:r>
+        <w:t>) - MIN(</w:t>
+      </w:r>
+      <w:proofErr w:type="spellStart"/>
+      <w:r>
+        <w:t>x_regulation</w:t>
+      </w:r>
+      <w:proofErr w:type="spellEnd"/>
+      <w:r>
+        <w:t xml:space="preserve">) AS </w:t>
+      </w:r>
+      <w:proofErr w:type="spellStart"/>
+      <w:r>
+        <w:t>range_regulation</w:t>
+      </w:r>
+      <w:proofErr w:type="spellEnd"/>
+      <w:r>
+        <w:t>,</w:t>
       </w:r>
       <w:r>
         <w:br/>
@@ -813,35 +2042,99 @@
       </w:r>
       <w:r>
         <w:br/>
-        <w:t xml:space="preserve">        VARIANCE(x_kognition) +</w:t>
+        <w:t xml:space="preserve">        VARIANCE(</w:t>
+      </w:r>
+      <w:proofErr w:type="spellStart"/>
+      <w:r>
+        <w:t>x_kognition</w:t>
+      </w:r>
+      <w:proofErr w:type="spellEnd"/>
+      <w:r>
+        <w:t>) +</w:t>
       </w:r>
       <w:r>
         <w:br/>
-        <w:t xml:space="preserve">        VARIANCE(x_sozial) +</w:t>
+        <w:t xml:space="preserve">        VARIANCE(</w:t>
+      </w:r>
+      <w:proofErr w:type="spellStart"/>
+      <w:r>
+        <w:t>x_sozial</w:t>
+      </w:r>
+      <w:proofErr w:type="spellEnd"/>
+      <w:r>
+        <w:t>) +</w:t>
       </w:r>
       <w:r>
         <w:br/>
-        <w:t xml:space="preserve">        VARIANCE(x_affektiv) +</w:t>
+        <w:t xml:space="preserve">        VARIANCE(</w:t>
+      </w:r>
+      <w:proofErr w:type="spellStart"/>
+      <w:r>
+        <w:t>x_affektiv</w:t>
+      </w:r>
+      <w:proofErr w:type="spellEnd"/>
+      <w:r>
+        <w:t>) +</w:t>
       </w:r>
       <w:r>
         <w:br/>
-        <w:t xml:space="preserve">        VARIANCE(x_motivation) +</w:t>
+        <w:t xml:space="preserve">        VARIANCE(</w:t>
+      </w:r>
+      <w:proofErr w:type="spellStart"/>
+      <w:r>
+        <w:t>x_motivation</w:t>
+      </w:r>
+      <w:proofErr w:type="spellEnd"/>
+      <w:r>
+        <w:t>) +</w:t>
       </w:r>
       <w:r>
         <w:br/>
-        <w:t xml:space="preserve">        VARIANCE(x_methodik) +</w:t>
+        <w:t xml:space="preserve">        VARIANCE(</w:t>
+      </w:r>
+      <w:proofErr w:type="spellStart"/>
+      <w:r>
+        <w:t>x_methodik</w:t>
+      </w:r>
+      <w:proofErr w:type="spellEnd"/>
+      <w:r>
+        <w:t>) +</w:t>
       </w:r>
       <w:r>
         <w:br/>
-        <w:t xml:space="preserve">        VARIANCE(x_performanz) +</w:t>
+        <w:t xml:space="preserve">        VARIANCE(</w:t>
+      </w:r>
+      <w:proofErr w:type="spellStart"/>
+      <w:r>
+        <w:t>x_performanz</w:t>
+      </w:r>
+      <w:proofErr w:type="spellEnd"/>
+      <w:r>
+        <w:t>) +</w:t>
       </w:r>
       <w:r>
         <w:br/>
-        <w:t xml:space="preserve">        VARIANCE(x_regulation)</w:t>
+        <w:t xml:space="preserve">        VARIANCE(</w:t>
+      </w:r>
+      <w:proofErr w:type="spellStart"/>
+      <w:r>
+        <w:t>x_regulation</w:t>
+      </w:r>
+      <w:proofErr w:type="spellEnd"/>
+      <w:r>
+        <w:t>)</w:t>
       </w:r>
       <w:r>
         <w:br/>
-        <w:t xml:space="preserve">    ) AS semantische_breite,</w:t>
+        <w:t xml:space="preserve">    ) AS </w:t>
+      </w:r>
+      <w:proofErr w:type="spellStart"/>
+      <w:r>
+        <w:t>semantische_breite</w:t>
+      </w:r>
+      <w:proofErr w:type="spellEnd"/>
+      <w:r>
+        <w:t>,</w:t>
       </w:r>
       <w:r>
         <w:br/>
@@ -849,20 +2142,81 @@
       <w:r>
         <w:lastRenderedPageBreak/>
         <w:br/>
-        <w:t xml:space="preserve">    AVG(d_semantisch) AS d_semantisch_mean,</w:t>
+        <w:t xml:space="preserve">    AVG(</w:t>
+      </w:r>
+      <w:proofErr w:type="spellStart"/>
+      <w:r>
+        <w:t>d_semantisch</w:t>
+      </w:r>
+      <w:proofErr w:type="spellEnd"/>
+      <w:r>
+        <w:t xml:space="preserve">) AS </w:t>
+      </w:r>
+      <w:proofErr w:type="spellStart"/>
+      <w:r>
+        <w:t>d_semantisch_mean</w:t>
+      </w:r>
+      <w:proofErr w:type="spellEnd"/>
+      <w:r>
+        <w:t>,</w:t>
       </w:r>
       <w:r>
         <w:br/>
-        <w:t xml:space="preserve">    STDDEV(d_semantisch) AS d_semantisch_std,</w:t>
+        <w:t xml:space="preserve">    STDDEV(</w:t>
+      </w:r>
+      <w:proofErr w:type="spellStart"/>
+      <w:r>
+        <w:t>d_semantisch</w:t>
+      </w:r>
+      <w:proofErr w:type="spellEnd"/>
+      <w:r>
+        <w:t xml:space="preserve">) AS </w:t>
+      </w:r>
+      <w:proofErr w:type="spellStart"/>
+      <w:r>
+        <w:t>d_semantisch_std</w:t>
+      </w:r>
+      <w:proofErr w:type="spellEnd"/>
+      <w:r>
+        <w:t>,</w:t>
       </w:r>
       <w:r>
         <w:br/>
-        <w:t xml:space="preserve">    AVG(polaritaet_gesamt) AS polaritaet_index,</w:t>
+        <w:t xml:space="preserve">    AVG(</w:t>
+      </w:r>
+      <w:proofErr w:type="spellStart"/>
+      <w:r>
+        <w:t>polaritaet_gesamt</w:t>
+      </w:r>
+      <w:proofErr w:type="spellEnd"/>
+      <w:r>
+        <w:t xml:space="preserve">) AS </w:t>
+      </w:r>
+      <w:proofErr w:type="spellStart"/>
+      <w:r>
+        <w:t>polaritaet_index</w:t>
+      </w:r>
+      <w:proofErr w:type="spellEnd"/>
+      <w:r>
+        <w:t>,</w:t>
       </w:r>
       <w:r>
         <w:br/>
-        <w:t xml:space="preserve">    COUNT(DISTINCT dominante_dimension) AS dominanz_breite</w:t>
-      </w:r>
+        <w:t xml:space="preserve">    COUNT(DISTINCT </w:t>
+      </w:r>
+      <w:proofErr w:type="spellStart"/>
+      <w:r>
+        <w:t>dominante_dimension</w:t>
+      </w:r>
+      <w:proofErr w:type="spellEnd"/>
+      <w:r>
+        <w:t xml:space="preserve">) AS </w:t>
+      </w:r>
+      <w:proofErr w:type="spellStart"/>
+      <w:r>
+        <w:t>dominanz_breite</w:t>
+      </w:r>
+      <w:proofErr w:type="spellEnd"/>
       <w:r>
         <w:br/>
       </w:r>
@@ -876,27 +2230,80 @@
       </w:r>
       <w:r>
         <w:br/>
-        <w:t xml:space="preserve">    id_mtr_rueckkopplung_datenmaske,</w:t>
+        <w:t xml:space="preserve">    </w:t>
+      </w:r>
+      <w:proofErr w:type="spellStart"/>
+      <w:r>
+        <w:t>id_mtr_rueckkopplung_datenmaske</w:t>
+      </w:r>
+      <w:proofErr w:type="spellEnd"/>
+      <w:r>
+        <w:t>,</w:t>
       </w:r>
       <w:r>
         <w:br/>
-        <w:t xml:space="preserve">    datum,</w:t>
+        <w:t xml:space="preserve">    </w:t>
+      </w:r>
+      <w:proofErr w:type="spellStart"/>
+      <w:r>
+        <w:t>datum</w:t>
+      </w:r>
+      <w:proofErr w:type="spellEnd"/>
+      <w:r>
+        <w:t>,</w:t>
       </w:r>
       <w:r>
         <w:br/>
-        <w:t xml:space="preserve">    teilnehmer_id,</w:t>
+        <w:t xml:space="preserve">    </w:t>
+      </w:r>
+      <w:proofErr w:type="spellStart"/>
+      <w:r>
+        <w:t>teilnehmer_id</w:t>
+      </w:r>
+      <w:proofErr w:type="spellEnd"/>
+      <w:r>
+        <w:t>,</w:t>
       </w:r>
       <w:r>
         <w:br/>
-        <w:t xml:space="preserve">    lehrkraft_id,</w:t>
+        <w:t xml:space="preserve">    </w:t>
+      </w:r>
+      <w:proofErr w:type="spellStart"/>
+      <w:r>
+        <w:t>lehrkraft_id</w:t>
+      </w:r>
+      <w:proofErr w:type="spellEnd"/>
+      <w:r>
+        <w:t>,</w:t>
       </w:r>
       <w:r>
         <w:br/>
-        <w:t xml:space="preserve">    gruppe_id</w:t>
-      </w:r>
+        <w:t xml:space="preserve">    </w:t>
+      </w:r>
+      <w:proofErr w:type="spellStart"/>
+      <w:r>
+        <w:t>gruppe_id</w:t>
+      </w:r>
+      <w:proofErr w:type="spellEnd"/>
       <w:r>
         <w:br/>
-        <w:t>ORDER BY datum, teilnehmer_id;</w:t>
+        <w:t xml:space="preserve">ORDER BY </w:t>
+      </w:r>
+      <w:proofErr w:type="spellStart"/>
+      <w:r>
+        <w:t>datum</w:t>
+      </w:r>
+      <w:proofErr w:type="spellEnd"/>
+      <w:r>
+        <w:t xml:space="preserve">, </w:t>
+      </w:r>
+      <w:proofErr w:type="spellStart"/>
+      <w:r>
+        <w:t>teilnehmer_id</w:t>
+      </w:r>
+      <w:proofErr w:type="spellEnd"/>
+      <w:r>
+        <w:t>;</w:t>
       </w:r>
     </w:p>
     <w:p>
@@ -930,7 +2337,15 @@
         <w:spacing w:after="0"/>
       </w:pPr>
       <w:r>
-        <w:t>Mit analyze_lehrkraftdaten hast du jetzt im Grunde einen rekursiven Zustandsraum erzeugt, der exakt für die empirische Prüfung der FRZK-Vorhersagen geeignet ist.</w:t>
+        <w:t xml:space="preserve">Mit </w:t>
+      </w:r>
+      <w:proofErr w:type="spellStart"/>
+      <w:r>
+        <w:t>analyze_lehrkraftdaten</w:t>
+      </w:r>
+      <w:proofErr w:type="spellEnd"/>
+      <w:r>
+        <w:t xml:space="preserve"> hast du jetzt im Grunde einen rekursiven Zustandsraum erzeugt, der exakt für die empirische Prüfung der FRZK-Vorhersagen geeignet ist.</w:t>
       </w:r>
     </w:p>
     <w:p>
@@ -1184,38 +2599,120 @@
       </w:r>
       <w:r>
         <w:br/>
-        <w:t xml:space="preserve">    teilnehmer_id,</w:t>
+        <w:t xml:space="preserve">    </w:t>
+      </w:r>
+      <w:proofErr w:type="spellStart"/>
+      <w:r>
+        <w:t>teilnehmer_id</w:t>
+      </w:r>
+      <w:proofErr w:type="spellEnd"/>
+      <w:r>
+        <w:t>,</w:t>
       </w:r>
       <w:r>
         <w:br/>
-        <w:t xml:space="preserve">    STDDEV(d_semantisch) AS stabilitaet,</w:t>
+        <w:t xml:space="preserve">    STDDEV(</w:t>
+      </w:r>
+      <w:proofErr w:type="spellStart"/>
+      <w:r>
+        <w:t>d_semantisch</w:t>
+      </w:r>
+      <w:proofErr w:type="spellEnd"/>
+      <w:r>
+        <w:t xml:space="preserve">) AS </w:t>
+      </w:r>
+      <w:proofErr w:type="spellStart"/>
+      <w:r>
+        <w:t>stabilitaet</w:t>
+      </w:r>
+      <w:proofErr w:type="spellEnd"/>
+      <w:r>
+        <w:t>,</w:t>
       </w:r>
       <w:r>
         <w:br/>
-        <w:t xml:space="preserve">    STDDEV(x_kognition) AS kognition_var,</w:t>
+        <w:t xml:space="preserve">    STDDEV(</w:t>
+      </w:r>
+      <w:proofErr w:type="spellStart"/>
+      <w:r>
+        <w:t>x_kognition</w:t>
+      </w:r>
+      <w:proofErr w:type="spellEnd"/>
+      <w:r>
+        <w:t xml:space="preserve">) AS </w:t>
+      </w:r>
+      <w:proofErr w:type="spellStart"/>
+      <w:r>
+        <w:t>kognition_var</w:t>
+      </w:r>
+      <w:proofErr w:type="spellEnd"/>
+      <w:r>
+        <w:t>,</w:t>
       </w:r>
       <w:r>
         <w:br/>
-        <w:t xml:space="preserve">    STDDEV(x_motivation) AS motivation_var,</w:t>
+        <w:t xml:space="preserve">    STDDEV(</w:t>
+      </w:r>
+      <w:proofErr w:type="spellStart"/>
+      <w:r>
+        <w:t>x_motivation</w:t>
+      </w:r>
+      <w:proofErr w:type="spellEnd"/>
+      <w:r>
+        <w:t xml:space="preserve">) AS </w:t>
+      </w:r>
+      <w:proofErr w:type="spellStart"/>
+      <w:r>
+        <w:t>motivation_var</w:t>
+      </w:r>
+      <w:proofErr w:type="spellEnd"/>
+      <w:r>
+        <w:t>,</w:t>
       </w:r>
       <w:r>
         <w:br/>
       </w:r>
       <w:r>
         <w:lastRenderedPageBreak/>
-        <w:t xml:space="preserve">    COUNT(*) AS n</w:t>
+        <w:t xml:space="preserve">    </w:t>
+      </w:r>
+      <w:proofErr w:type="gramStart"/>
+      <w:r>
+        <w:t>COUNT(</w:t>
+      </w:r>
+      <w:proofErr w:type="gramEnd"/>
+      <w:r>
+        <w:t>*) AS n</w:t>
       </w:r>
       <w:r>
         <w:br/>
-        <w:t>FROM analyze_lehrkraftdaten</w:t>
-      </w:r>
+        <w:t xml:space="preserve">FROM </w:t>
+      </w:r>
+      <w:proofErr w:type="spellStart"/>
+      <w:r>
+        <w:t>analyze_lehrkraftdaten</w:t>
+      </w:r>
+      <w:proofErr w:type="spellEnd"/>
       <w:r>
         <w:br/>
-        <w:t>GROUP BY teilnehmer_id</w:t>
-      </w:r>
+        <w:t xml:space="preserve">GROUP BY </w:t>
+      </w:r>
+      <w:proofErr w:type="spellStart"/>
+      <w:r>
+        <w:t>teilnehmer_id</w:t>
+      </w:r>
+      <w:proofErr w:type="spellEnd"/>
       <w:r>
         <w:br/>
-        <w:t>ORDER BY stabilitaet ASC;</w:t>
+        <w:t xml:space="preserve">ORDER BY </w:t>
+      </w:r>
+      <w:proofErr w:type="spellStart"/>
+      <w:r>
+        <w:t>stabilitaet</w:t>
+      </w:r>
+      <w:proofErr w:type="spellEnd"/>
+      <w:r>
+        <w:t xml:space="preserve"> ASC;</w:t>
       </w:r>
     </w:p>
     <w:p>
@@ -1235,7 +2732,15 @@
       </w:r>
       <w:r>
         <w:br/>
-        <w:t>bestätigt das die Existenz attractorähnlicher Zustände.</w:t>
+        <w:t xml:space="preserve">bestätigt das die Existenz </w:t>
+      </w:r>
+      <w:proofErr w:type="spellStart"/>
+      <w:r>
+        <w:t>attractorähnlicher</w:t>
+      </w:r>
+      <w:proofErr w:type="spellEnd"/>
+      <w:r>
+        <w:t xml:space="preserve"> Zustände.</w:t>
       </w:r>
     </w:p>
     <w:p>
@@ -1341,27 +2846,90 @@
       </w:r>
       <w:r>
         <w:br/>
-        <w:t xml:space="preserve">    teilnehmer_id,</w:t>
+        <w:t xml:space="preserve">    </w:t>
+      </w:r>
+      <w:proofErr w:type="spellStart"/>
+      <w:r>
+        <w:t>teilnehmer_id</w:t>
+      </w:r>
+      <w:proofErr w:type="spellEnd"/>
+      <w:r>
+        <w:t>,</w:t>
       </w:r>
       <w:r>
         <w:br/>
-        <w:t xml:space="preserve">    dominante_dimension,</w:t>
+        <w:t xml:space="preserve">    </w:t>
+      </w:r>
+      <w:proofErr w:type="spellStart"/>
+      <w:r>
+        <w:t>dominante_dimension</w:t>
+      </w:r>
+      <w:proofErr w:type="spellEnd"/>
+      <w:r>
+        <w:t>,</w:t>
       </w:r>
       <w:r>
         <w:br/>
-        <w:t xml:space="preserve">    COUNT(*) AS haeufigkeit</w:t>
-      </w:r>
+        <w:t xml:space="preserve">    </w:t>
+      </w:r>
+      <w:proofErr w:type="gramStart"/>
+      <w:r>
+        <w:t>COUNT(</w:t>
+      </w:r>
+      <w:proofErr w:type="gramEnd"/>
+      <w:r>
+        <w:t xml:space="preserve">*) AS </w:t>
+      </w:r>
+      <w:proofErr w:type="spellStart"/>
+      <w:r>
+        <w:t>haeufigkeit</w:t>
+      </w:r>
+      <w:proofErr w:type="spellEnd"/>
       <w:r>
         <w:br/>
-        <w:t>FROM analyze_lehrkraftdaten</w:t>
-      </w:r>
+        <w:t xml:space="preserve">FROM </w:t>
+      </w:r>
+      <w:proofErr w:type="spellStart"/>
+      <w:r>
+        <w:t>analyze_lehrkraftdaten</w:t>
+      </w:r>
+      <w:proofErr w:type="spellEnd"/>
       <w:r>
         <w:br/>
-        <w:t>GROUP BY teilnehmer_id, dominante_dimension</w:t>
-      </w:r>
+        <w:t xml:space="preserve">GROUP BY </w:t>
+      </w:r>
+      <w:proofErr w:type="spellStart"/>
+      <w:r>
+        <w:t>teilnehmer_id</w:t>
+      </w:r>
+      <w:proofErr w:type="spellEnd"/>
+      <w:r>
+        <w:t xml:space="preserve">, </w:t>
+      </w:r>
+      <w:proofErr w:type="spellStart"/>
+      <w:r>
+        <w:t>dominante_dimension</w:t>
+      </w:r>
+      <w:proofErr w:type="spellEnd"/>
       <w:r>
         <w:br/>
-        <w:t>ORDER BY teilnehmer_id, haeufigkeit DESC;</w:t>
+        <w:t xml:space="preserve">ORDER BY </w:t>
+      </w:r>
+      <w:proofErr w:type="spellStart"/>
+      <w:r>
+        <w:t>teilnehmer_id</w:t>
+      </w:r>
+      <w:proofErr w:type="spellEnd"/>
+      <w:r>
+        <w:t xml:space="preserve">, </w:t>
+      </w:r>
+      <w:proofErr w:type="spellStart"/>
+      <w:r>
+        <w:t>haeufigkeit</w:t>
+      </w:r>
+      <w:proofErr w:type="spellEnd"/>
+      <w:r>
+        <w:t xml:space="preserve"> DESC;</w:t>
       </w:r>
     </w:p>
     <w:p>
@@ -1439,7 +3007,15 @@
         <w:spacing w:after="0"/>
       </w:pPr>
       <w:r>
-        <w:t>gleiche Tokenanzahl erzeugt unterschiedliche Dichten.</w:t>
+        <w:t xml:space="preserve">gleiche </w:t>
+      </w:r>
+      <w:proofErr w:type="spellStart"/>
+      <w:r>
+        <w:t>Tokenanzahl</w:t>
+      </w:r>
+      <w:proofErr w:type="spellEnd"/>
+      <w:r>
+        <w:t xml:space="preserve"> erzeugt unterschiedliche Dichten.</w:t>
       </w:r>
     </w:p>
     <w:p>
@@ -1459,31 +3035,97 @@
       </w:r>
       <w:r>
         <w:br/>
-        <w:t xml:space="preserve">    token_anzahl,</w:t>
+        <w:t xml:space="preserve">    </w:t>
+      </w:r>
+      <w:proofErr w:type="spellStart"/>
+      <w:r>
+        <w:t>token_anzahl</w:t>
+      </w:r>
+      <w:proofErr w:type="spellEnd"/>
+      <w:r>
+        <w:t>,</w:t>
       </w:r>
       <w:r>
         <w:br/>
-        <w:t xml:space="preserve">    AVG(d_semantisch) AS mean_dichte,</w:t>
+        <w:t xml:space="preserve">    AVG(</w:t>
+      </w:r>
+      <w:proofErr w:type="spellStart"/>
+      <w:r>
+        <w:t>d_semantisch</w:t>
+      </w:r>
+      <w:proofErr w:type="spellEnd"/>
+      <w:r>
+        <w:t xml:space="preserve">) AS </w:t>
+      </w:r>
+      <w:proofErr w:type="spellStart"/>
+      <w:r>
+        <w:t>mean_dichte</w:t>
+      </w:r>
+      <w:proofErr w:type="spellEnd"/>
+      <w:r>
+        <w:t>,</w:t>
       </w:r>
       <w:r>
         <w:br/>
-        <w:t xml:space="preserve">    STDDEV(d_semantisch) AS streuung,</w:t>
+        <w:t xml:space="preserve">    STDDEV(</w:t>
+      </w:r>
+      <w:proofErr w:type="spellStart"/>
+      <w:r>
+        <w:t>d_semantisch</w:t>
+      </w:r>
+      <w:proofErr w:type="spellEnd"/>
+      <w:r>
+        <w:t xml:space="preserve">) AS </w:t>
+      </w:r>
+      <w:proofErr w:type="spellStart"/>
+      <w:r>
+        <w:t>streuung</w:t>
+      </w:r>
+      <w:proofErr w:type="spellEnd"/>
+      <w:r>
+        <w:t>,</w:t>
       </w:r>
       <w:r>
         <w:br/>
-        <w:t xml:space="preserve">    COUNT(*) AS n</w:t>
+        <w:t xml:space="preserve">    </w:t>
+      </w:r>
+      <w:proofErr w:type="gramStart"/>
+      <w:r>
+        <w:t>COUNT(</w:t>
+      </w:r>
+      <w:proofErr w:type="gramEnd"/>
+      <w:r>
+        <w:t>*) AS n</w:t>
       </w:r>
       <w:r>
         <w:br/>
-        <w:t>FROM analyze_lehrkraftdaten</w:t>
-      </w:r>
+        <w:t xml:space="preserve">FROM </w:t>
+      </w:r>
+      <w:proofErr w:type="spellStart"/>
+      <w:r>
+        <w:t>analyze_lehrkraftdaten</w:t>
+      </w:r>
+      <w:proofErr w:type="spellEnd"/>
       <w:r>
         <w:br/>
-        <w:t>GROUP BY token_anzahl</w:t>
-      </w:r>
+        <w:t xml:space="preserve">GROUP BY </w:t>
+      </w:r>
+      <w:proofErr w:type="spellStart"/>
+      <w:r>
+        <w:t>token_anzahl</w:t>
+      </w:r>
+      <w:proofErr w:type="spellEnd"/>
       <w:r>
         <w:br/>
-        <w:t>ORDER BY token_anzahl;</w:t>
+        <w:t xml:space="preserve">ORDER BY </w:t>
+      </w:r>
+      <w:proofErr w:type="spellStart"/>
+      <w:r>
+        <w:t>token_anzahl</w:t>
+      </w:r>
+      <w:proofErr w:type="spellEnd"/>
+      <w:r>
+        <w:t>;</w:t>
       </w:r>
     </w:p>
     <w:p>
@@ -1499,7 +3141,15 @@
         <w:spacing w:after="0"/>
       </w:pPr>
       <w:r>
-        <w:t>Wenn gleiche Tokenanzahl hohe Dichteunterschiede erzeugt,</w:t>
+        <w:t xml:space="preserve">Wenn gleiche </w:t>
+      </w:r>
+      <w:proofErr w:type="spellStart"/>
+      <w:r>
+        <w:t>Tokenanzahl</w:t>
+      </w:r>
+      <w:proofErr w:type="spellEnd"/>
+      <w:r>
+        <w:t xml:space="preserve"> hohe Dichteunterschiede erzeugt,</w:t>
       </w:r>
       <w:r>
         <w:br/>
@@ -1618,27 +3268,88 @@
       </w:r>
       <w:r>
         <w:br/>
-        <w:t xml:space="preserve">    polaritaet_gesamt,</w:t>
+        <w:t xml:space="preserve">    </w:t>
+      </w:r>
+      <w:proofErr w:type="spellStart"/>
+      <w:r>
+        <w:t>polaritaet_gesamt</w:t>
+      </w:r>
+      <w:proofErr w:type="spellEnd"/>
+      <w:r>
+        <w:t>,</w:t>
       </w:r>
       <w:r>
         <w:br/>
-        <w:t xml:space="preserve">    AVG(d_semantisch) AS mean_dichte,</w:t>
+        <w:t xml:space="preserve">    AVG(</w:t>
+      </w:r>
+      <w:proofErr w:type="spellStart"/>
+      <w:r>
+        <w:t>d_semantisch</w:t>
+      </w:r>
+      <w:proofErr w:type="spellEnd"/>
+      <w:r>
+        <w:t xml:space="preserve">) AS </w:t>
+      </w:r>
+      <w:proofErr w:type="spellStart"/>
+      <w:r>
+        <w:t>mean_dichte</w:t>
+      </w:r>
+      <w:proofErr w:type="spellEnd"/>
+      <w:r>
+        <w:t>,</w:t>
       </w:r>
       <w:r>
         <w:br/>
-        <w:t xml:space="preserve">    STDDEV(d_semantisch) AS std_dichte,</w:t>
+        <w:t xml:space="preserve">    STDDEV(</w:t>
+      </w:r>
+      <w:proofErr w:type="spellStart"/>
+      <w:r>
+        <w:t>d_semantisch</w:t>
+      </w:r>
+      <w:proofErr w:type="spellEnd"/>
+      <w:r>
+        <w:t xml:space="preserve">) AS </w:t>
+      </w:r>
+      <w:proofErr w:type="spellStart"/>
+      <w:r>
+        <w:t>std_dichte</w:t>
+      </w:r>
+      <w:proofErr w:type="spellEnd"/>
+      <w:r>
+        <w:t>,</w:t>
       </w:r>
       <w:r>
         <w:br/>
-        <w:t xml:space="preserve">    COUNT(*) AS n</w:t>
+        <w:t xml:space="preserve">    </w:t>
+      </w:r>
+      <w:proofErr w:type="gramStart"/>
+      <w:r>
+        <w:t>COUNT(</w:t>
+      </w:r>
+      <w:proofErr w:type="gramEnd"/>
+      <w:r>
+        <w:t>*) AS n</w:t>
       </w:r>
       <w:r>
         <w:br/>
-        <w:t>FROM analyze_lehrkraftdaten</w:t>
-      </w:r>
+        <w:t xml:space="preserve">FROM </w:t>
+      </w:r>
+      <w:proofErr w:type="spellStart"/>
+      <w:r>
+        <w:t>analyze_lehrkraftdaten</w:t>
+      </w:r>
+      <w:proofErr w:type="spellEnd"/>
       <w:r>
         <w:br/>
-        <w:t>GROUP BY polaritaet_gesamt;</w:t>
+        <w:t xml:space="preserve">GROUP BY </w:t>
+      </w:r>
+      <w:proofErr w:type="spellStart"/>
+      <w:r>
+        <w:t>polaritaet_gesamt</w:t>
+      </w:r>
+      <w:proofErr w:type="spellEnd"/>
+      <w:r>
+        <w:t>;</w:t>
       </w:r>
     </w:p>
     <w:p>
@@ -1784,23 +3495,84 @@
       </w:r>
       <w:r>
         <w:br/>
-        <w:t xml:space="preserve">    teilnehmer_id,</w:t>
+        <w:t xml:space="preserve">    </w:t>
+      </w:r>
+      <w:proofErr w:type="spellStart"/>
+      <w:r>
+        <w:t>teilnehmer_id</w:t>
+      </w:r>
+      <w:proofErr w:type="spellEnd"/>
+      <w:r>
+        <w:t>,</w:t>
       </w:r>
       <w:r>
         <w:br/>
-        <w:t xml:space="preserve">    AVG(ABS(x_kognition - x_motivation)) AS kohärenz_1,</w:t>
+        <w:t xml:space="preserve">    </w:t>
+      </w:r>
+      <w:proofErr w:type="gramStart"/>
+      <w:r>
+        <w:t>AVG(</w:t>
+      </w:r>
+      <w:proofErr w:type="gramEnd"/>
+      <w:r>
+        <w:t>ABS(</w:t>
+      </w:r>
+      <w:proofErr w:type="spellStart"/>
+      <w:r>
+        <w:t>x_kognition</w:t>
+      </w:r>
+      <w:proofErr w:type="spellEnd"/>
+      <w:r>
+        <w:t xml:space="preserve"> - </w:t>
+      </w:r>
+      <w:proofErr w:type="spellStart"/>
+      <w:r>
+        <w:t>x_motivation</w:t>
+      </w:r>
+      <w:proofErr w:type="spellEnd"/>
+      <w:r>
+        <w:t>)) AS kohärenz_1,</w:t>
       </w:r>
       <w:r>
         <w:br/>
-        <w:t xml:space="preserve">    AVG(ABS(x_methodik - x_regulation)) AS kohärenz_2</w:t>
+        <w:t xml:space="preserve">    AVG(ABS(</w:t>
+      </w:r>
+      <w:proofErr w:type="spellStart"/>
+      <w:r>
+        <w:t>x_methodik</w:t>
+      </w:r>
+      <w:proofErr w:type="spellEnd"/>
+      <w:r>
+        <w:t xml:space="preserve"> - </w:t>
+      </w:r>
+      <w:proofErr w:type="spellStart"/>
+      <w:r>
+        <w:t>x_regulation</w:t>
+      </w:r>
+      <w:proofErr w:type="spellEnd"/>
+      <w:r>
+        <w:t>)) AS kohärenz_2</w:t>
       </w:r>
       <w:r>
         <w:br/>
-        <w:t>FROM analyze_lehrkraftdaten</w:t>
-      </w:r>
+        <w:t xml:space="preserve">FROM </w:t>
+      </w:r>
+      <w:proofErr w:type="spellStart"/>
+      <w:r>
+        <w:t>analyze_lehrkraftdaten</w:t>
+      </w:r>
+      <w:proofErr w:type="spellEnd"/>
       <w:r>
         <w:br/>
-        <w:t>GROUP BY teilnehmer_id;</w:t>
+        <w:t xml:space="preserve">GROUP BY </w:t>
+      </w:r>
+      <w:proofErr w:type="spellStart"/>
+      <w:r>
+        <w:t>teilnehmer_id</w:t>
+      </w:r>
+      <w:proofErr w:type="spellEnd"/>
+      <w:r>
+        <w:t>;</w:t>
       </w:r>
     </w:p>
     <w:p>
@@ -1838,8 +3610,17 @@
           <w:b/>
           <w:bCs/>
         </w:rPr>
-        <w:t>6. Emergenzvorhersage</w:t>
-      </w:r>
+        <w:t xml:space="preserve">6. </w:t>
+      </w:r>
+      <w:proofErr w:type="spellStart"/>
+      <w:r>
+        <w:rPr>
+          <w:b/>
+          <w:bCs/>
+        </w:rPr>
+        <w:t>Emergenzvorhersage</w:t>
+      </w:r>
+      <w:proofErr w:type="spellEnd"/>
     </w:p>
     <w:p>
       <w:pPr>
@@ -1917,8 +3698,13 @@
         </w:numPr>
         <w:spacing w:after="0"/>
       </w:pPr>
-      <w:r>
-        <w:t xml:space="preserve">KMeans </w:t>
+      <w:proofErr w:type="spellStart"/>
+      <w:r>
+        <w:t>KMeans</w:t>
+      </w:r>
+      <w:proofErr w:type="spellEnd"/>
+      <w:r>
+        <w:t xml:space="preserve"> </w:t>
       </w:r>
     </w:p>
     <w:p>
@@ -2025,7 +3811,15 @@
         <w:spacing w:after="0"/>
       </w:pPr>
       <w:r>
-        <w:t>ΔS(t)=S(t+1)−S(t)\Delta S(t)=S(t+1)-S(t)</w:t>
+        <w:t>ΔS(t)=S(t+</w:t>
+      </w:r>
+      <w:proofErr w:type="gramStart"/>
+      <w:r>
+        <w:t>1)−</w:t>
+      </w:r>
+      <w:proofErr w:type="gramEnd"/>
+      <w:r>
+        <w:t>S(t)\Delta S(t)=S(t+1)-S(t)</w:t>
       </w:r>
     </w:p>
     <w:p>
@@ -2045,11 +3839,27 @@
       </w:r>
       <w:r>
         <w:br/>
-        <w:t xml:space="preserve">    a.teilnehmer_id,</w:t>
+        <w:t xml:space="preserve">    </w:t>
+      </w:r>
+      <w:proofErr w:type="spellStart"/>
+      <w:r>
+        <w:t>a.teilnehmer_id</w:t>
+      </w:r>
+      <w:proofErr w:type="spellEnd"/>
+      <w:r>
+        <w:t>,</w:t>
       </w:r>
       <w:r>
         <w:br/>
-        <w:t xml:space="preserve">    a.datum,</w:t>
+        <w:t xml:space="preserve">    </w:t>
+      </w:r>
+      <w:proofErr w:type="spellStart"/>
+      <w:r>
+        <w:t>a.datum</w:t>
+      </w:r>
+      <w:proofErr w:type="spellEnd"/>
+      <w:r>
+        <w:t>,</w:t>
       </w:r>
       <w:r>
         <w:br/>
@@ -2057,48 +3867,138 @@
       </w:r>
       <w:r>
         <w:br/>
-        <w:t xml:space="preserve">        POW(b.x_kognition - a.x_kognition,2) +</w:t>
+        <w:t xml:space="preserve">        POW(</w:t>
+      </w:r>
+      <w:proofErr w:type="spellStart"/>
+      <w:r>
+        <w:t>b.x_kognition</w:t>
+      </w:r>
+      <w:proofErr w:type="spellEnd"/>
+      <w:r>
+        <w:t xml:space="preserve"> - a.x_kognition,2) +</w:t>
       </w:r>
       <w:r>
         <w:br/>
-        <w:t xml:space="preserve">        POW(b.x_sozial - a.x_sozial,2) +</w:t>
+        <w:t xml:space="preserve">        POW(</w:t>
+      </w:r>
+      <w:proofErr w:type="spellStart"/>
+      <w:r>
+        <w:t>b.x_sozial</w:t>
+      </w:r>
+      <w:proofErr w:type="spellEnd"/>
+      <w:r>
+        <w:t xml:space="preserve"> - a.x_sozial,2) +</w:t>
       </w:r>
       <w:r>
         <w:br/>
-        <w:t xml:space="preserve">        POW(b.x_affektiv - a.x_affektiv,2) +</w:t>
+        <w:t xml:space="preserve">        POW(</w:t>
+      </w:r>
+      <w:proofErr w:type="spellStart"/>
+      <w:r>
+        <w:t>b.x_affektiv</w:t>
+      </w:r>
+      <w:proofErr w:type="spellEnd"/>
+      <w:r>
+        <w:t xml:space="preserve"> - a.x_affektiv,2) +</w:t>
       </w:r>
       <w:r>
         <w:br/>
-        <w:t xml:space="preserve">        POW(b.x_motivation - a.x_motivation,2) +</w:t>
+        <w:t xml:space="preserve">        POW(</w:t>
+      </w:r>
+      <w:proofErr w:type="spellStart"/>
+      <w:r>
+        <w:t>b.x_motivation</w:t>
+      </w:r>
+      <w:proofErr w:type="spellEnd"/>
+      <w:r>
+        <w:t xml:space="preserve"> - a.x_motivation,2) +</w:t>
       </w:r>
       <w:r>
         <w:br/>
-        <w:t xml:space="preserve">        POW(b.x_methodik - a.x_methodik,2) +</w:t>
+        <w:t xml:space="preserve">        POW(</w:t>
+      </w:r>
+      <w:proofErr w:type="spellStart"/>
+      <w:r>
+        <w:t>b.x_methodik</w:t>
+      </w:r>
+      <w:proofErr w:type="spellEnd"/>
+      <w:r>
+        <w:t xml:space="preserve"> - a.x_methodik,2) +</w:t>
       </w:r>
       <w:r>
         <w:br/>
-        <w:t xml:space="preserve">        POW(b.x_performanz - a.x_performanz,2) +</w:t>
+        <w:t xml:space="preserve">        POW(</w:t>
+      </w:r>
+      <w:proofErr w:type="spellStart"/>
+      <w:r>
+        <w:t>b.x_performanz</w:t>
+      </w:r>
+      <w:proofErr w:type="spellEnd"/>
+      <w:r>
+        <w:t xml:space="preserve"> - a.x_performanz,2) +</w:t>
       </w:r>
       <w:r>
         <w:br/>
-        <w:t xml:space="preserve">        POW(b.x_regulation - a.x_regulation,2)</w:t>
+        <w:t xml:space="preserve">        POW(</w:t>
+      </w:r>
+      <w:proofErr w:type="spellStart"/>
+      <w:r>
+        <w:t>b.x_regulation</w:t>
+      </w:r>
+      <w:proofErr w:type="spellEnd"/>
+      <w:r>
+        <w:t xml:space="preserve"> - a.x_regulation,2)</w:t>
       </w:r>
       <w:r>
         <w:br/>
-        <w:t xml:space="preserve">    ) AS delta_bewegung</w:t>
-      </w:r>
+        <w:t xml:space="preserve">    ) AS </w:t>
+      </w:r>
+      <w:proofErr w:type="spellStart"/>
+      <w:r>
+        <w:t>delta_bewegung</w:t>
+      </w:r>
+      <w:proofErr w:type="spellEnd"/>
       <w:r>
         <w:br/>
-        <w:t>FROM analyze_lehrkraftdaten a</w:t>
+        <w:t xml:space="preserve">FROM </w:t>
+      </w:r>
+      <w:proofErr w:type="spellStart"/>
+      <w:r>
+        <w:t>analyze_lehrkraftdaten</w:t>
+      </w:r>
+      <w:proofErr w:type="spellEnd"/>
+      <w:r>
+        <w:t xml:space="preserve"> a</w:t>
       </w:r>
       <w:r>
         <w:br/>
-        <w:t>JOIN analyze_lehrkraftdaten b</w:t>
+        <w:t xml:space="preserve">JOIN </w:t>
+      </w:r>
+      <w:proofErr w:type="spellStart"/>
+      <w:r>
+        <w:t>analyze_lehrkraftdaten</w:t>
+      </w:r>
+      <w:proofErr w:type="spellEnd"/>
+      <w:r>
+        <w:t xml:space="preserve"> b</w:t>
       </w:r>
       <w:r>
         <w:br/>
-        <w:t>ON a.teilnehmer_id = b.teilnehmer_id</w:t>
-      </w:r>
+        <w:t xml:space="preserve">ON </w:t>
+      </w:r>
+      <w:proofErr w:type="spellStart"/>
+      <w:r>
+        <w:t>a.teilnehmer_id</w:t>
+      </w:r>
+      <w:proofErr w:type="spellEnd"/>
+      <w:r>
+        <w:t xml:space="preserve"> = </w:t>
+      </w:r>
+      <w:proofErr w:type="spellStart"/>
+      <w:r>
+        <w:t>b.teilnehmer_id</w:t>
+      </w:r>
+      <w:proofErr w:type="spellEnd"/>
       <w:r>
         <w:br/>
         <w:t>AND b.id = a.id + 1;</w:t>
@@ -2226,8 +4126,21 @@
       <w:pPr>
         <w:spacing w:after="0"/>
       </w:pPr>
-      <w:r>
-        <w:t>Cosine Similarity:</w:t>
+      <w:proofErr w:type="spellStart"/>
+      <w:r>
+        <w:t>Cosine</w:t>
+      </w:r>
+      <w:proofErr w:type="spellEnd"/>
+      <w:r>
+        <w:t xml:space="preserve"> </w:t>
+      </w:r>
+      <w:proofErr w:type="spellStart"/>
+      <w:r>
+        <w:t>Similarity</w:t>
+      </w:r>
+      <w:proofErr w:type="spellEnd"/>
+      <w:r>
+        <w:t>:</w:t>
       </w:r>
     </w:p>
     <w:p>
@@ -2235,7 +4148,15 @@
         <w:spacing w:after="0"/>
       </w:pPr>
       <w:r>
-        <w:t>cos(V1,V2)</w:t>
+        <w:t>cos(V</w:t>
+      </w:r>
+      <w:proofErr w:type="gramStart"/>
+      <w:r>
+        <w:t>1,V</w:t>
+      </w:r>
+      <w:proofErr w:type="gramEnd"/>
+      <w:r>
+        <w:t>2)</w:t>
       </w:r>
     </w:p>
     <w:p>
@@ -2484,31 +4405,89 @@
       </w:r>
       <w:r>
         <w:br/>
-        <w:t xml:space="preserve">    teilnehmer_id,</w:t>
+        <w:t xml:space="preserve">    </w:t>
+      </w:r>
+      <w:proofErr w:type="spellStart"/>
+      <w:r>
+        <w:t>teilnehmer_id</w:t>
+      </w:r>
+      <w:proofErr w:type="spellEnd"/>
+      <w:r>
+        <w:t>,</w:t>
       </w:r>
       <w:r>
         <w:br/>
-        <w:t xml:space="preserve">    datum,</w:t>
+        <w:t xml:space="preserve">    </w:t>
+      </w:r>
+      <w:proofErr w:type="spellStart"/>
+      <w:r>
+        <w:t>datum</w:t>
+      </w:r>
+      <w:proofErr w:type="spellEnd"/>
+      <w:r>
+        <w:t>,</w:t>
       </w:r>
       <w:r>
         <w:br/>
-        <w:t xml:space="preserve">    dominante_dimension,</w:t>
+        <w:t xml:space="preserve">    </w:t>
+      </w:r>
+      <w:proofErr w:type="spellStart"/>
+      <w:r>
+        <w:t>dominante_dimension</w:t>
+      </w:r>
+      <w:proofErr w:type="spellEnd"/>
+      <w:r>
+        <w:t>,</w:t>
       </w:r>
       <w:r>
         <w:br/>
-        <w:t xml:space="preserve">    d_semantisch</w:t>
-      </w:r>
+        <w:t xml:space="preserve">    </w:t>
+      </w:r>
+      <w:proofErr w:type="spellStart"/>
+      <w:r>
+        <w:t>d_semantisch</w:t>
+      </w:r>
+      <w:proofErr w:type="spellEnd"/>
       <w:r>
         <w:br/>
-        <w:t>FROM analyze_lehrkraftdaten</w:t>
-      </w:r>
+        <w:t xml:space="preserve">FROM </w:t>
+      </w:r>
+      <w:proofErr w:type="spellStart"/>
+      <w:r>
+        <w:t>analyze_lehrkraftdaten</w:t>
+      </w:r>
+      <w:proofErr w:type="spellEnd"/>
       <w:r>
         <w:br/>
-        <w:t>WHERE d_semantisch &gt; 2.5</w:t>
+        <w:t xml:space="preserve">WHERE </w:t>
+      </w:r>
+      <w:proofErr w:type="spellStart"/>
+      <w:r>
+        <w:t>d_semantisch</w:t>
+      </w:r>
+      <w:proofErr w:type="spellEnd"/>
+      <w:r>
+        <w:t xml:space="preserve"> &gt; 2.5</w:t>
       </w:r>
       <w:r>
         <w:br/>
-        <w:t>ORDER BY teilnehmer_id, datum;</w:t>
+        <w:t xml:space="preserve">ORDER BY </w:t>
+      </w:r>
+      <w:proofErr w:type="spellStart"/>
+      <w:r>
+        <w:t>teilnehmer_id</w:t>
+      </w:r>
+      <w:proofErr w:type="spellEnd"/>
+      <w:r>
+        <w:t xml:space="preserve">, </w:t>
+      </w:r>
+      <w:proofErr w:type="spellStart"/>
+      <w:r>
+        <w:t>datum</w:t>
+      </w:r>
+      <w:proofErr w:type="spellEnd"/>
+      <w:r>
+        <w:t>;</w:t>
       </w:r>
     </w:p>
     <w:p>
@@ -2666,7 +4645,15 @@
         <w:spacing w:after="0"/>
       </w:pPr>
       <w:r>
-        <w:t xml:space="preserve">Bag-of-Words </w:t>
+        <w:t>Bag-</w:t>
+      </w:r>
+      <w:proofErr w:type="spellStart"/>
+      <w:r>
+        <w:t>of</w:t>
+      </w:r>
+      <w:proofErr w:type="spellEnd"/>
+      <w:r>
+        <w:t xml:space="preserve">-Words </w:t>
       </w:r>
     </w:p>
     <w:p>
@@ -2698,7 +4685,15 @@
         <w:spacing w:after="0"/>
       </w:pPr>
       <w:r>
-        <w:t>Die Datenstruktur von analyze_lehrkraftdaten ist dafür jetzt tatsächlich sehr gut geeignet.</w:t>
+        <w:t xml:space="preserve">Die Datenstruktur von </w:t>
+      </w:r>
+      <w:proofErr w:type="spellStart"/>
+      <w:r>
+        <w:t>analyze_lehrkraftdaten</w:t>
+      </w:r>
+      <w:proofErr w:type="spellEnd"/>
+      <w:r>
+        <w:t xml:space="preserve"> ist dafür jetzt tatsächlich sehr gut geeignet.</w:t>
       </w:r>
     </w:p>
     <w:p>
@@ -2733,7 +4728,175 @@
           <w:rFonts w:ascii="Times New Roman" w:hAnsi="Times New Roman"/>
         </w:rPr>
         <w:lastRenderedPageBreak/>
-        <w:t>ich möchte ab sofort für jeden dier auswerungspunkte 1. ein python-skript welches die werte für alle lehrkräfte, 2. für lehrkraft_id=1 und 3. alle außer lehrkraft_id=1 als json in einem file erzeugt und dann ein zweites python-skript diese json-daten liest und die möglichen textuellen und/oder grafischen auswertungen durchführt. ich beginne mit "1. Stabilisierungsvorhersage des FRZK"</w:t>
+        <w:t xml:space="preserve">ich möchte ab sofort für jeden </w:t>
+      </w:r>
+      <w:proofErr w:type="spellStart"/>
+      <w:r>
+        <w:rPr>
+          <w:rFonts w:ascii="Times New Roman" w:hAnsi="Times New Roman"/>
+        </w:rPr>
+        <w:t>dier</w:t>
+      </w:r>
+      <w:proofErr w:type="spellEnd"/>
+      <w:r>
+        <w:rPr>
+          <w:rFonts w:ascii="Times New Roman" w:hAnsi="Times New Roman"/>
+        </w:rPr>
+        <w:t xml:space="preserve"> </w:t>
+      </w:r>
+      <w:proofErr w:type="spellStart"/>
+      <w:r>
+        <w:rPr>
+          <w:rFonts w:ascii="Times New Roman" w:hAnsi="Times New Roman"/>
+        </w:rPr>
+        <w:t>auswerungspunkte</w:t>
+      </w:r>
+      <w:proofErr w:type="spellEnd"/>
+      <w:r>
+        <w:rPr>
+          <w:rFonts w:ascii="Times New Roman" w:hAnsi="Times New Roman"/>
+        </w:rPr>
+        <w:t xml:space="preserve"> 1. ein </w:t>
+      </w:r>
+      <w:proofErr w:type="spellStart"/>
+      <w:r>
+        <w:rPr>
+          <w:rFonts w:ascii="Times New Roman" w:hAnsi="Times New Roman"/>
+        </w:rPr>
+        <w:t>python</w:t>
+      </w:r>
+      <w:proofErr w:type="spellEnd"/>
+      <w:r>
+        <w:rPr>
+          <w:rFonts w:ascii="Times New Roman" w:hAnsi="Times New Roman"/>
+        </w:rPr>
+        <w:t xml:space="preserve">-skript welches die </w:t>
+      </w:r>
+      <w:proofErr w:type="spellStart"/>
+      <w:r>
+        <w:rPr>
+          <w:rFonts w:ascii="Times New Roman" w:hAnsi="Times New Roman"/>
+        </w:rPr>
+        <w:t>werte</w:t>
+      </w:r>
+      <w:proofErr w:type="spellEnd"/>
+      <w:r>
+        <w:rPr>
+          <w:rFonts w:ascii="Times New Roman" w:hAnsi="Times New Roman"/>
+        </w:rPr>
+        <w:t xml:space="preserve"> für alle </w:t>
+      </w:r>
+      <w:proofErr w:type="spellStart"/>
+      <w:r>
+        <w:rPr>
+          <w:rFonts w:ascii="Times New Roman" w:hAnsi="Times New Roman"/>
+        </w:rPr>
+        <w:t>lehrkräfte</w:t>
+      </w:r>
+      <w:proofErr w:type="spellEnd"/>
+      <w:r>
+        <w:rPr>
+          <w:rFonts w:ascii="Times New Roman" w:hAnsi="Times New Roman"/>
+        </w:rPr>
+        <w:t xml:space="preserve">, 2. für </w:t>
+      </w:r>
+      <w:proofErr w:type="spellStart"/>
+      <w:r>
+        <w:rPr>
+          <w:rFonts w:ascii="Times New Roman" w:hAnsi="Times New Roman"/>
+        </w:rPr>
+        <w:t>lehrkraft_id</w:t>
+      </w:r>
+      <w:proofErr w:type="spellEnd"/>
+      <w:r>
+        <w:rPr>
+          <w:rFonts w:ascii="Times New Roman" w:hAnsi="Times New Roman"/>
+        </w:rPr>
+        <w:t xml:space="preserve">=1 und 3. alle außer </w:t>
+      </w:r>
+      <w:proofErr w:type="spellStart"/>
+      <w:r>
+        <w:rPr>
+          <w:rFonts w:ascii="Times New Roman" w:hAnsi="Times New Roman"/>
+        </w:rPr>
+        <w:t>lehrkraft_id</w:t>
+      </w:r>
+      <w:proofErr w:type="spellEnd"/>
+      <w:r>
+        <w:rPr>
+          <w:rFonts w:ascii="Times New Roman" w:hAnsi="Times New Roman"/>
+        </w:rPr>
+        <w:t xml:space="preserve">=1 als </w:t>
+      </w:r>
+      <w:proofErr w:type="spellStart"/>
+      <w:r>
+        <w:rPr>
+          <w:rFonts w:ascii="Times New Roman" w:hAnsi="Times New Roman"/>
+        </w:rPr>
+        <w:t>json</w:t>
+      </w:r>
+      <w:proofErr w:type="spellEnd"/>
+      <w:r>
+        <w:rPr>
+          <w:rFonts w:ascii="Times New Roman" w:hAnsi="Times New Roman"/>
+        </w:rPr>
+        <w:t xml:space="preserve"> in einem </w:t>
+      </w:r>
+      <w:proofErr w:type="spellStart"/>
+      <w:r>
+        <w:rPr>
+          <w:rFonts w:ascii="Times New Roman" w:hAnsi="Times New Roman"/>
+        </w:rPr>
+        <w:t>file</w:t>
+      </w:r>
+      <w:proofErr w:type="spellEnd"/>
+      <w:r>
+        <w:rPr>
+          <w:rFonts w:ascii="Times New Roman" w:hAnsi="Times New Roman"/>
+        </w:rPr>
+        <w:t xml:space="preserve"> erzeugt und dann ein zweites </w:t>
+      </w:r>
+      <w:proofErr w:type="spellStart"/>
+      <w:r>
+        <w:rPr>
+          <w:rFonts w:ascii="Times New Roman" w:hAnsi="Times New Roman"/>
+        </w:rPr>
+        <w:t>python</w:t>
+      </w:r>
+      <w:proofErr w:type="spellEnd"/>
+      <w:r>
+        <w:rPr>
+          <w:rFonts w:ascii="Times New Roman" w:hAnsi="Times New Roman"/>
+        </w:rPr>
+        <w:t xml:space="preserve">-skript diese </w:t>
+      </w:r>
+      <w:proofErr w:type="spellStart"/>
+      <w:r>
+        <w:rPr>
+          <w:rFonts w:ascii="Times New Roman" w:hAnsi="Times New Roman"/>
+        </w:rPr>
+        <w:t>json</w:t>
+      </w:r>
+      <w:proofErr w:type="spellEnd"/>
+      <w:r>
+        <w:rPr>
+          <w:rFonts w:ascii="Times New Roman" w:hAnsi="Times New Roman"/>
+        </w:rPr>
+        <w:t xml:space="preserve">-daten liest und die möglichen textuellen und/oder grafischen </w:t>
+      </w:r>
+      <w:proofErr w:type="spellStart"/>
+      <w:r>
+        <w:rPr>
+          <w:rFonts w:ascii="Times New Roman" w:hAnsi="Times New Roman"/>
+        </w:rPr>
+        <w:t>auswertungen</w:t>
+      </w:r>
+      <w:proofErr w:type="spellEnd"/>
+      <w:r>
+        <w:rPr>
+          <w:rFonts w:ascii="Times New Roman" w:hAnsi="Times New Roman"/>
+        </w:rPr>
+        <w:t xml:space="preserve"> durchführt. ich beginne mit "1. Stabilisierungsvorhersage des FRZK"</w:t>
       </w:r>
     </w:p>
     <w:p>
@@ -2757,7 +4920,63 @@
         <w:rPr>
           <w:rFonts w:ascii="Times New Roman" w:hAnsi="Times New Roman"/>
         </w:rPr>
-        <w:t>ich habe jetzt aus lehrkraftsicht die auswertungen 1-10 und 12. welche weiteren auswertungen ohne teilnehmersicht sind noch methodisch/didaktisch wertvoll</w:t>
+        <w:t xml:space="preserve">ich habe jetzt aus </w:t>
+      </w:r>
+      <w:proofErr w:type="spellStart"/>
+      <w:r>
+        <w:rPr>
+          <w:rFonts w:ascii="Times New Roman" w:hAnsi="Times New Roman"/>
+        </w:rPr>
+        <w:t>lehrkraftsicht</w:t>
+      </w:r>
+      <w:proofErr w:type="spellEnd"/>
+      <w:r>
+        <w:rPr>
+          <w:rFonts w:ascii="Times New Roman" w:hAnsi="Times New Roman"/>
+        </w:rPr>
+        <w:t xml:space="preserve"> die </w:t>
+      </w:r>
+      <w:proofErr w:type="spellStart"/>
+      <w:r>
+        <w:rPr>
+          <w:rFonts w:ascii="Times New Roman" w:hAnsi="Times New Roman"/>
+        </w:rPr>
+        <w:t>auswertungen</w:t>
+      </w:r>
+      <w:proofErr w:type="spellEnd"/>
+      <w:r>
+        <w:rPr>
+          <w:rFonts w:ascii="Times New Roman" w:hAnsi="Times New Roman"/>
+        </w:rPr>
+        <w:t xml:space="preserve"> 1-10 und 12. welche weiteren </w:t>
+      </w:r>
+      <w:proofErr w:type="spellStart"/>
+      <w:r>
+        <w:rPr>
+          <w:rFonts w:ascii="Times New Roman" w:hAnsi="Times New Roman"/>
+        </w:rPr>
+        <w:t>auswertungen</w:t>
+      </w:r>
+      <w:proofErr w:type="spellEnd"/>
+      <w:r>
+        <w:rPr>
+          <w:rFonts w:ascii="Times New Roman" w:hAnsi="Times New Roman"/>
+        </w:rPr>
+        <w:t xml:space="preserve"> ohne </w:t>
+      </w:r>
+      <w:proofErr w:type="spellStart"/>
+      <w:r>
+        <w:rPr>
+          <w:rFonts w:ascii="Times New Roman" w:hAnsi="Times New Roman"/>
+        </w:rPr>
+        <w:t>teilnehmersicht</w:t>
+      </w:r>
+      <w:proofErr w:type="spellEnd"/>
+      <w:r>
+        <w:rPr>
+          <w:rFonts w:ascii="Times New Roman" w:hAnsi="Times New Roman"/>
+        </w:rPr>
+        <w:t xml:space="preserve"> sind noch methodisch/didaktisch wertvoll</w:t>
       </w:r>
     </w:p>
     <w:p>
@@ -2771,8 +4990,23 @@
         <w:rPr>
           <w:rFonts w:ascii="Times New Roman" w:hAnsi="Times New Roman"/>
         </w:rPr>
-        <w:t xml:space="preserve">Ja. Aus methodischer und didaktischer Sicht gibt es auf Basis deiner bestehenden Lehrkraftsicht-Datenstruktur noch eine ganze Reihe hochwertiger Auswertungen, die ohne Teilnehmersicht möglich sind — insbesondere, weil dein FRZK bereits dynamische, semantische, operatorische und zeitliche Zustände enthält. Die vorhandenen Tabellen und Operatorstrukturen in </w:t>
-      </w:r>
+        <w:t xml:space="preserve">Ja. Aus methodischer und didaktischer Sicht gibt es auf Basis deiner bestehenden Lehrkraftsicht-Datenstruktur noch eine ganze Reihe hochwertiger Auswertungen, die ohne Teilnehmersicht möglich sind — insbesondere, weil dein FRZK bereits dynamische, semantische, </w:t>
+      </w:r>
+      <w:proofErr w:type="spellStart"/>
+      <w:r>
+        <w:rPr>
+          <w:rFonts w:ascii="Times New Roman" w:hAnsi="Times New Roman"/>
+        </w:rPr>
+        <w:t>operatorische</w:t>
+      </w:r>
+      <w:proofErr w:type="spellEnd"/>
+      <w:r>
+        <w:rPr>
+          <w:rFonts w:ascii="Times New Roman" w:hAnsi="Times New Roman"/>
+        </w:rPr>
+        <w:t xml:space="preserve"> und zeitliche Zustände enthält. Die vorhandenen Tabellen und Operatorstrukturen in </w:t>
+      </w:r>
+      <w:proofErr w:type="spellStart"/>
       <w:r>
         <w:rPr>
           <w:rFonts w:ascii="Courier New" w:hAnsi="Courier New" w:cs="Courier New"/>
@@ -2781,12 +5015,14 @@
         </w:rPr>
         <w:t>analyze_lehrkraftdaten</w:t>
       </w:r>
+      <w:proofErr w:type="spellEnd"/>
       <w:r>
         <w:rPr>
           <w:rFonts w:ascii="Times New Roman" w:hAnsi="Times New Roman"/>
         </w:rPr>
         <w:t xml:space="preserve">, </w:t>
       </w:r>
+      <w:proofErr w:type="spellStart"/>
       <w:r>
         <w:rPr>
           <w:rFonts w:ascii="Courier New" w:hAnsi="Courier New" w:cs="Courier New"/>
@@ -2795,12 +5031,14 @@
         </w:rPr>
         <w:t>frzk_semantische_dichte_lehrer</w:t>
       </w:r>
+      <w:proofErr w:type="spellEnd"/>
       <w:r>
         <w:rPr>
           <w:rFonts w:ascii="Times New Roman" w:hAnsi="Times New Roman"/>
         </w:rPr>
         <w:t xml:space="preserve">, </w:t>
       </w:r>
+      <w:proofErr w:type="spellStart"/>
       <w:r>
         <w:rPr>
           <w:rFonts w:ascii="Courier New" w:hAnsi="Courier New" w:cs="Courier New"/>
@@ -2809,12 +5047,14 @@
         </w:rPr>
         <w:t>frzk_operator</w:t>
       </w:r>
+      <w:proofErr w:type="spellEnd"/>
       <w:r>
         <w:rPr>
           <w:rFonts w:ascii="Times New Roman" w:hAnsi="Times New Roman"/>
         </w:rPr>
         <w:t xml:space="preserve">, </w:t>
       </w:r>
+      <w:proofErr w:type="spellStart"/>
       <w:r>
         <w:rPr>
           <w:rFonts w:ascii="Courier New" w:hAnsi="Courier New" w:cs="Courier New"/>
@@ -2823,6 +5063,7 @@
         </w:rPr>
         <w:t>frzk_group_emotion</w:t>
       </w:r>
+      <w:proofErr w:type="spellEnd"/>
       <w:r>
         <w:rPr>
           <w:rFonts w:ascii="Times New Roman" w:hAnsi="Times New Roman"/>
@@ -2898,6 +5139,7 @@
         </w:rPr>
         <w:t>Du hast bereits Operatoren im FRZK-Modell integriert (</w:t>
       </w:r>
+      <w:proofErr w:type="spellStart"/>
       <w:r>
         <w:rPr>
           <w:rFonts w:ascii="Courier New" w:hAnsi="Courier New" w:cs="Courier New"/>
@@ -2906,12 +5148,14 @@
         </w:rPr>
         <w:t>sentence</w:t>
       </w:r>
+      <w:proofErr w:type="spellEnd"/>
       <w:r>
         <w:rPr>
           <w:rFonts w:ascii="Times New Roman" w:hAnsi="Times New Roman"/>
         </w:rPr>
         <w:t xml:space="preserve">, </w:t>
       </w:r>
+      <w:proofErr w:type="spellStart"/>
       <w:r>
         <w:rPr>
           <w:rFonts w:ascii="Courier New" w:hAnsi="Courier New" w:cs="Courier New"/>
@@ -2920,12 +5164,14 @@
         </w:rPr>
         <w:t>next_token</w:t>
       </w:r>
+      <w:proofErr w:type="spellEnd"/>
       <w:r>
         <w:rPr>
           <w:rFonts w:ascii="Times New Roman" w:hAnsi="Times New Roman"/>
         </w:rPr>
         <w:t xml:space="preserve">, </w:t>
       </w:r>
+      <w:proofErr w:type="spellStart"/>
       <w:r>
         <w:rPr>
           <w:rFonts w:ascii="Courier New" w:hAnsi="Courier New" w:cs="Courier New"/>
@@ -2934,6 +5180,7 @@
         </w:rPr>
         <w:t>left_context</w:t>
       </w:r>
+      <w:proofErr w:type="spellEnd"/>
       <w:r>
         <w:rPr>
           <w:rFonts w:ascii="Times New Roman" w:hAnsi="Times New Roman"/>
@@ -2966,7 +5213,21 @@
         <w:rPr>
           <w:rFonts w:ascii="Times New Roman" w:hAnsi="Times New Roman"/>
         </w:rPr>
-        <w:t>Die eigentliche Stärke des FRZK liegt aber in der Analyse der operatorischen Zustandsveränderung.</w:t>
+        <w:t xml:space="preserve">Die eigentliche Stärke des FRZK liegt aber in der Analyse der </w:t>
+      </w:r>
+      <w:proofErr w:type="spellStart"/>
+      <w:r>
+        <w:rPr>
+          <w:rFonts w:ascii="Times New Roman" w:hAnsi="Times New Roman"/>
+        </w:rPr>
+        <w:t>operatorischen</w:t>
+      </w:r>
+      <w:proofErr w:type="spellEnd"/>
+      <w:r>
+        <w:rPr>
+          <w:rFonts w:ascii="Times New Roman" w:hAnsi="Times New Roman"/>
+        </w:rPr>
+        <w:t xml:space="preserve"> Zustandsveränderung.</w:t>
       </w:r>
     </w:p>
     <w:p>
@@ -3594,11 +5855,19 @@
           <w:rFonts w:ascii="Times New Roman" w:hAnsi="Times New Roman"/>
         </w:rPr>
       </w:pPr>
-      <w:r>
-        <w:rPr>
-          <w:rFonts w:ascii="Times New Roman" w:hAnsi="Times New Roman"/>
-        </w:rPr>
-        <w:t xml:space="preserve">dominante_dimension </w:t>
+      <w:proofErr w:type="spellStart"/>
+      <w:r>
+        <w:rPr>
+          <w:rFonts w:ascii="Times New Roman" w:hAnsi="Times New Roman"/>
+        </w:rPr>
+        <w:t>dominante_dimension</w:t>
+      </w:r>
+      <w:proofErr w:type="spellEnd"/>
+      <w:r>
+        <w:rPr>
+          <w:rFonts w:ascii="Times New Roman" w:hAnsi="Times New Roman"/>
+        </w:rPr>
+        <w:t xml:space="preserve"> </w:t>
       </w:r>
     </w:p>
     <w:p>
@@ -3612,11 +5881,19 @@
           <w:rFonts w:ascii="Times New Roman" w:hAnsi="Times New Roman"/>
         </w:rPr>
       </w:pPr>
-      <w:r>
-        <w:rPr>
-          <w:rFonts w:ascii="Times New Roman" w:hAnsi="Times New Roman"/>
-        </w:rPr>
-        <w:t xml:space="preserve">dominante_dimension_wert </w:t>
+      <w:proofErr w:type="spellStart"/>
+      <w:r>
+        <w:rPr>
+          <w:rFonts w:ascii="Times New Roman" w:hAnsi="Times New Roman"/>
+        </w:rPr>
+        <w:t>dominante_dimension_wert</w:t>
+      </w:r>
+      <w:proofErr w:type="spellEnd"/>
+      <w:r>
+        <w:rPr>
+          <w:rFonts w:ascii="Times New Roman" w:hAnsi="Times New Roman"/>
+        </w:rPr>
+        <w:t xml:space="preserve"> </w:t>
       </w:r>
     </w:p>
     <w:p>
@@ -3795,11 +6072,47 @@
         </w:rPr>
         <w:t>∣</w:t>
       </w:r>
-      <w:r>
-        <w:rPr>
-          <w:rFonts w:ascii="Times New Roman" w:hAnsi="Times New Roman"/>
-        </w:rPr>
-        <w:t>Dt)P(D_{t+1} \mid D_t)P(Dt+1​</w:t>
+      <w:proofErr w:type="gramStart"/>
+      <w:r>
+        <w:rPr>
+          <w:rFonts w:ascii="Times New Roman" w:hAnsi="Times New Roman"/>
+        </w:rPr>
+        <w:t>Dt)P</w:t>
+      </w:r>
+      <w:proofErr w:type="gramEnd"/>
+      <w:r>
+        <w:rPr>
+          <w:rFonts w:ascii="Times New Roman" w:hAnsi="Times New Roman"/>
+        </w:rPr>
+        <w:t>(D_{t+1} \</w:t>
+      </w:r>
+      <w:proofErr w:type="spellStart"/>
+      <w:r>
+        <w:rPr>
+          <w:rFonts w:ascii="Times New Roman" w:hAnsi="Times New Roman"/>
+        </w:rPr>
+        <w:t>mid</w:t>
+      </w:r>
+      <w:proofErr w:type="spellEnd"/>
+      <w:r>
+        <w:rPr>
+          <w:rFonts w:ascii="Times New Roman" w:hAnsi="Times New Roman"/>
+        </w:rPr>
+        <w:t xml:space="preserve"> </w:t>
+      </w:r>
+      <w:proofErr w:type="spellStart"/>
+      <w:r>
+        <w:rPr>
+          <w:rFonts w:ascii="Times New Roman" w:hAnsi="Times New Roman"/>
+        </w:rPr>
+        <w:t>D_t</w:t>
+      </w:r>
+      <w:proofErr w:type="spellEnd"/>
+      <w:r>
+        <w:rPr>
+          <w:rFonts w:ascii="Times New Roman" w:hAnsi="Times New Roman"/>
+        </w:rPr>
+        <w:t>)P(Dt+1​</w:t>
       </w:r>
       <w:r>
         <w:rPr>
@@ -3807,11 +6120,19 @@
         </w:rPr>
         <w:t>∣</w:t>
       </w:r>
-      <w:r>
-        <w:rPr>
-          <w:rFonts w:ascii="Times New Roman" w:hAnsi="Times New Roman"/>
-        </w:rPr>
-        <w:t>Dt​)</w:t>
+      <w:proofErr w:type="spellStart"/>
+      <w:r>
+        <w:rPr>
+          <w:rFonts w:ascii="Times New Roman" w:hAnsi="Times New Roman"/>
+        </w:rPr>
+        <w:t>Dt</w:t>
+      </w:r>
+      <w:proofErr w:type="spellEnd"/>
+      <w:r>
+        <w:rPr>
+          <w:rFonts w:ascii="Times New Roman" w:hAnsi="Times New Roman"/>
+        </w:rPr>
+        <w:t>​)</w:t>
       </w:r>
     </w:p>
     <w:p>
@@ -4021,11 +6342,19 @@
           <w:rFonts w:ascii="Times New Roman" w:hAnsi="Times New Roman"/>
         </w:rPr>
       </w:pPr>
-      <w:r>
-        <w:rPr>
-          <w:rFonts w:ascii="Times New Roman" w:hAnsi="Times New Roman"/>
-        </w:rPr>
-        <w:t>damping=e−β</w:t>
+      <w:proofErr w:type="spellStart"/>
+      <w:r>
+        <w:rPr>
+          <w:rFonts w:ascii="Times New Roman" w:hAnsi="Times New Roman"/>
+        </w:rPr>
+        <w:t>damping</w:t>
+      </w:r>
+      <w:proofErr w:type="spellEnd"/>
+      <w:r>
+        <w:rPr>
+          <w:rFonts w:ascii="Times New Roman" w:hAnsi="Times New Roman"/>
+        </w:rPr>
+        <w:t>=e−β</w:t>
       </w:r>
       <w:r>
         <w:rPr>
@@ -4033,6 +6362,7 @@
         </w:rPr>
         <w:t>∥</w:t>
       </w:r>
+      <w:proofErr w:type="spellStart"/>
       <w:r>
         <w:rPr>
           <w:rFonts w:ascii="Times New Roman" w:hAnsi="Times New Roman"/>
@@ -4049,7 +6379,56 @@
         <w:rPr>
           <w:rFonts w:ascii="Times New Roman" w:hAnsi="Times New Roman"/>
         </w:rPr>
-        <w:t>damping = e^{-\beta \|V\|}damping=e−β</w:t>
+        <w:t>damping</w:t>
+      </w:r>
+      <w:proofErr w:type="spellEnd"/>
+      <w:r>
+        <w:rPr>
+          <w:rFonts w:ascii="Times New Roman" w:hAnsi="Times New Roman"/>
+        </w:rPr>
+        <w:t xml:space="preserve"> = e</w:t>
+      </w:r>
+      <w:proofErr w:type="gramStart"/>
+      <w:r>
+        <w:rPr>
+          <w:rFonts w:ascii="Times New Roman" w:hAnsi="Times New Roman"/>
+        </w:rPr>
+        <w:t>^{</w:t>
+      </w:r>
+      <w:proofErr w:type="gramEnd"/>
+      <w:r>
+        <w:rPr>
+          <w:rFonts w:ascii="Times New Roman" w:hAnsi="Times New Roman"/>
+        </w:rPr>
+        <w:t>-\</w:t>
+      </w:r>
+      <w:proofErr w:type="spellStart"/>
+      <w:r>
+        <w:rPr>
+          <w:rFonts w:ascii="Times New Roman" w:hAnsi="Times New Roman"/>
+        </w:rPr>
+        <w:t>beta</w:t>
+      </w:r>
+      <w:proofErr w:type="spellEnd"/>
+      <w:r>
+        <w:rPr>
+          <w:rFonts w:ascii="Times New Roman" w:hAnsi="Times New Roman"/>
+        </w:rPr>
+        <w:t xml:space="preserve"> \|V\|}</w:t>
+      </w:r>
+      <w:proofErr w:type="spellStart"/>
+      <w:r>
+        <w:rPr>
+          <w:rFonts w:ascii="Times New Roman" w:hAnsi="Times New Roman"/>
+        </w:rPr>
+        <w:t>damping</w:t>
+      </w:r>
+      <w:proofErr w:type="spellEnd"/>
+      <w:r>
+        <w:rPr>
+          <w:rFonts w:ascii="Times New Roman" w:hAnsi="Times New Roman"/>
+        </w:rPr>
+        <w:t>=e−β</w:t>
       </w:r>
       <w:r>
         <w:rPr>
@@ -4746,11 +7125,19 @@
           <w:rFonts w:ascii="Times New Roman" w:hAnsi="Times New Roman"/>
         </w:rPr>
       </w:pPr>
-      <w:r>
-        <w:rPr>
-          <w:rFonts w:ascii="Times New Roman" w:hAnsi="Times New Roman"/>
-        </w:rPr>
-        <w:t xml:space="preserve">performanzzentriert </w:t>
+      <w:proofErr w:type="spellStart"/>
+      <w:r>
+        <w:rPr>
+          <w:rFonts w:ascii="Times New Roman" w:hAnsi="Times New Roman"/>
+        </w:rPr>
+        <w:t>performanzzentriert</w:t>
+      </w:r>
+      <w:proofErr w:type="spellEnd"/>
+      <w:r>
+        <w:rPr>
+          <w:rFonts w:ascii="Times New Roman" w:hAnsi="Times New Roman"/>
+        </w:rPr>
+        <w:t xml:space="preserve"> </w:t>
       </w:r>
     </w:p>
     <w:p>
@@ -5133,11 +7520,33 @@
           <w:rFonts w:ascii="Times New Roman" w:hAnsi="Times New Roman"/>
         </w:rPr>
       </w:pPr>
-      <w:r>
-        <w:rPr>
-          <w:rFonts w:ascii="Times New Roman" w:hAnsi="Times New Roman"/>
-        </w:rPr>
-        <w:t xml:space="preserve">Changepoint Detection </w:t>
+      <w:proofErr w:type="spellStart"/>
+      <w:r>
+        <w:rPr>
+          <w:rFonts w:ascii="Times New Roman" w:hAnsi="Times New Roman"/>
+        </w:rPr>
+        <w:t>Changepoint</w:t>
+      </w:r>
+      <w:proofErr w:type="spellEnd"/>
+      <w:r>
+        <w:rPr>
+          <w:rFonts w:ascii="Times New Roman" w:hAnsi="Times New Roman"/>
+        </w:rPr>
+        <w:t xml:space="preserve"> </w:t>
+      </w:r>
+      <w:proofErr w:type="spellStart"/>
+      <w:r>
+        <w:rPr>
+          <w:rFonts w:ascii="Times New Roman" w:hAnsi="Times New Roman"/>
+        </w:rPr>
+        <w:t>Detection</w:t>
+      </w:r>
+      <w:proofErr w:type="spellEnd"/>
+      <w:r>
+        <w:rPr>
+          <w:rFonts w:ascii="Times New Roman" w:hAnsi="Times New Roman"/>
+        </w:rPr>
+        <w:t xml:space="preserve"> </w:t>
       </w:r>
     </w:p>
     <w:p>
@@ -5155,7 +7564,21 @@
         <w:rPr>
           <w:rFonts w:ascii="Times New Roman" w:hAnsi="Times New Roman"/>
         </w:rPr>
-        <w:t xml:space="preserve">Rolling Cohesion </w:t>
+        <w:t xml:space="preserve">Rolling </w:t>
+      </w:r>
+      <w:proofErr w:type="spellStart"/>
+      <w:r>
+        <w:rPr>
+          <w:rFonts w:ascii="Times New Roman" w:hAnsi="Times New Roman"/>
+        </w:rPr>
+        <w:t>Cohesion</w:t>
+      </w:r>
+      <w:proofErr w:type="spellEnd"/>
+      <w:r>
+        <w:rPr>
+          <w:rFonts w:ascii="Times New Roman" w:hAnsi="Times New Roman"/>
+        </w:rPr>
+        <w:t xml:space="preserve"> </w:t>
       </w:r>
     </w:p>
     <w:p>
@@ -5239,8 +7662,21 @@
           <w:sz w:val="48"/>
           <w:szCs w:val="48"/>
         </w:rPr>
-        <w:t>. Semantische Attraktorlandschaften</w:t>
-      </w:r>
+        <w:t xml:space="preserve">. Semantische </w:t>
+      </w:r>
+      <w:proofErr w:type="spellStart"/>
+      <w:r>
+        <w:rPr>
+          <w:rFonts w:ascii="Times New Roman" w:hAnsi="Times New Roman"/>
+          <w:b/>
+          <w:bCs/>
+          <w:kern w:val="36"/>
+          <w:sz w:val="48"/>
+          <w:szCs w:val="48"/>
+        </w:rPr>
+        <w:t>Attraktorlandschaften</w:t>
+      </w:r>
+      <w:proofErr w:type="spellEnd"/>
     </w:p>
     <w:p>
       <w:pPr>
@@ -5318,11 +7754,19 @@
           <w:rFonts w:ascii="Times New Roman" w:hAnsi="Times New Roman"/>
         </w:rPr>
       </w:pPr>
-      <w:r>
-        <w:rPr>
-          <w:rFonts w:ascii="Times New Roman" w:hAnsi="Times New Roman"/>
-        </w:rPr>
-        <w:t xml:space="preserve">Attraktorbecken </w:t>
+      <w:proofErr w:type="spellStart"/>
+      <w:r>
+        <w:rPr>
+          <w:rFonts w:ascii="Times New Roman" w:hAnsi="Times New Roman"/>
+        </w:rPr>
+        <w:t>Attraktorbecken</w:t>
+      </w:r>
+      <w:proofErr w:type="spellEnd"/>
+      <w:r>
+        <w:rPr>
+          <w:rFonts w:ascii="Times New Roman" w:hAnsi="Times New Roman"/>
+        </w:rPr>
+        <w:t xml:space="preserve"> </w:t>
       </w:r>
     </w:p>
     <w:p>
@@ -5441,11 +7885,19 @@
           <w:rFonts w:ascii="Times New Roman" w:hAnsi="Times New Roman"/>
         </w:rPr>
       </w:pPr>
-      <w:r>
-        <w:rPr>
-          <w:rFonts w:ascii="Times New Roman" w:hAnsi="Times New Roman"/>
-        </w:rPr>
-        <w:t xml:space="preserve">Trajektorienfelder </w:t>
+      <w:proofErr w:type="spellStart"/>
+      <w:r>
+        <w:rPr>
+          <w:rFonts w:ascii="Times New Roman" w:hAnsi="Times New Roman"/>
+        </w:rPr>
+        <w:t>Trajektorienfelder</w:t>
+      </w:r>
+      <w:proofErr w:type="spellEnd"/>
+      <w:r>
+        <w:rPr>
+          <w:rFonts w:ascii="Times New Roman" w:hAnsi="Times New Roman"/>
+        </w:rPr>
+        <w:t xml:space="preserve"> </w:t>
       </w:r>
     </w:p>
     <w:p>
@@ -5460,6 +7912,36 @@
           <w:rFonts w:ascii="Times New Roman" w:hAnsi="Times New Roman"/>
         </w:rPr>
         <w:t>Das würde Kapitel 3 direkt empirisch operationalisieren.</w:t>
+      </w:r>
+    </w:p>
+    <w:p>
+      <w:pPr>
+        <w:spacing w:before="100" w:beforeAutospacing="1" w:after="100" w:afterAutospacing="1"/>
+        <w:rPr>
+          <w:rFonts w:ascii="Times New Roman" w:hAnsi="Times New Roman"/>
+        </w:rPr>
+      </w:pPr>
+    </w:p>
+    <w:p>
+      <w:pPr>
+        <w:spacing w:before="100" w:beforeAutospacing="1" w:after="100" w:afterAutospacing="1"/>
+        <w:rPr>
+          <w:rFonts w:ascii="Times New Roman" w:hAnsi="Times New Roman"/>
+        </w:rPr>
+      </w:pPr>
+    </w:p>
+    <w:p>
+      <w:pPr>
+        <w:spacing w:before="100" w:beforeAutospacing="1" w:after="100" w:afterAutospacing="1"/>
+        <w:rPr>
+          <w:rFonts w:ascii="Times New Roman" w:hAnsi="Times New Roman"/>
+        </w:rPr>
+      </w:pPr>
+      <w:r>
+        <w:rPr>
+          <w:rFonts w:ascii="Times New Roman" w:hAnsi="Times New Roman"/>
+        </w:rPr>
+        <w:sym w:font="Wingdings" w:char="F0DF"/>
       </w:r>
     </w:p>
     <w:p>
@@ -5812,11 +8294,19 @@
           <w:rFonts w:ascii="Times New Roman" w:hAnsi="Times New Roman"/>
         </w:rPr>
       </w:pPr>
-      <w:r>
-        <w:rPr>
-          <w:rFonts w:ascii="Times New Roman" w:hAnsi="Times New Roman"/>
-        </w:rPr>
-        <w:t xml:space="preserve">Tokenanzahl </w:t>
+      <w:proofErr w:type="spellStart"/>
+      <w:r>
+        <w:rPr>
+          <w:rFonts w:ascii="Times New Roman" w:hAnsi="Times New Roman"/>
+        </w:rPr>
+        <w:t>Tokenanzahl</w:t>
+      </w:r>
+      <w:proofErr w:type="spellEnd"/>
+      <w:r>
+        <w:rPr>
+          <w:rFonts w:ascii="Times New Roman" w:hAnsi="Times New Roman"/>
+        </w:rPr>
+        <w:t xml:space="preserve"> </w:t>
       </w:r>
     </w:p>
     <w:p>
@@ -5907,6 +8397,7 @@
           <w:sz w:val="36"/>
           <w:szCs w:val="36"/>
         </w:rPr>
+        <w:lastRenderedPageBreak/>
         <w:t>Methoden</w:t>
       </w:r>
     </w:p>
@@ -5979,7 +8470,6 @@
         <w:rPr>
           <w:rFonts w:ascii="Times New Roman" w:hAnsi="Times New Roman"/>
         </w:rPr>
-        <w:lastRenderedPageBreak/>
         <w:t xml:space="preserve">Informationsdichte </w:t>
       </w:r>
     </w:p>
@@ -6008,7 +8498,91 @@
         <w:rPr>
           <w:rFonts w:ascii="Times New Roman" w:hAnsi="Times New Roman"/>
         </w:rPr>
-        <w:t>H(X)=−∑p(xi)log⁡p(xi)H(X) = -\sum p(x_i) \log p(x_i)H(X)=−∑p(xi​)logp(xi​)</w:t>
+        <w:t>H(X)=−∑p(xi)</w:t>
+      </w:r>
+      <w:proofErr w:type="spellStart"/>
+      <w:r>
+        <w:rPr>
+          <w:rFonts w:ascii="Times New Roman" w:hAnsi="Times New Roman"/>
+        </w:rPr>
+        <w:t>log⁡p</w:t>
+      </w:r>
+      <w:proofErr w:type="spellEnd"/>
+      <w:r>
+        <w:rPr>
+          <w:rFonts w:ascii="Times New Roman" w:hAnsi="Times New Roman"/>
+        </w:rPr>
+        <w:t>(xi)H(X) = -\</w:t>
+      </w:r>
+      <w:proofErr w:type="spellStart"/>
+      <w:r>
+        <w:rPr>
+          <w:rFonts w:ascii="Times New Roman" w:hAnsi="Times New Roman"/>
+        </w:rPr>
+        <w:t>sum</w:t>
+      </w:r>
+      <w:proofErr w:type="spellEnd"/>
+      <w:r>
+        <w:rPr>
+          <w:rFonts w:ascii="Times New Roman" w:hAnsi="Times New Roman"/>
+        </w:rPr>
+        <w:t xml:space="preserve"> p(</w:t>
+      </w:r>
+      <w:proofErr w:type="spellStart"/>
+      <w:r>
+        <w:rPr>
+          <w:rFonts w:ascii="Times New Roman" w:hAnsi="Times New Roman"/>
+        </w:rPr>
+        <w:t>x_i</w:t>
+      </w:r>
+      <w:proofErr w:type="spellEnd"/>
+      <w:r>
+        <w:rPr>
+          <w:rFonts w:ascii="Times New Roman" w:hAnsi="Times New Roman"/>
+        </w:rPr>
+        <w:t>) \log p(</w:t>
+      </w:r>
+      <w:proofErr w:type="spellStart"/>
+      <w:r>
+        <w:rPr>
+          <w:rFonts w:ascii="Times New Roman" w:hAnsi="Times New Roman"/>
+        </w:rPr>
+        <w:t>x_</w:t>
+      </w:r>
+      <w:proofErr w:type="gramStart"/>
+      <w:r>
+        <w:rPr>
+          <w:rFonts w:ascii="Times New Roman" w:hAnsi="Times New Roman"/>
+        </w:rPr>
+        <w:t>i</w:t>
+      </w:r>
+      <w:proofErr w:type="spellEnd"/>
+      <w:r>
+        <w:rPr>
+          <w:rFonts w:ascii="Times New Roman" w:hAnsi="Times New Roman"/>
+        </w:rPr>
+        <w:t>)H</w:t>
+      </w:r>
+      <w:proofErr w:type="gramEnd"/>
+      <w:r>
+        <w:rPr>
+          <w:rFonts w:ascii="Times New Roman" w:hAnsi="Times New Roman"/>
+        </w:rPr>
+        <w:t>(X)=−∑p(xi​)</w:t>
+      </w:r>
+      <w:proofErr w:type="spellStart"/>
+      <w:r>
+        <w:rPr>
+          <w:rFonts w:ascii="Times New Roman" w:hAnsi="Times New Roman"/>
+        </w:rPr>
+        <w:t>logp</w:t>
+      </w:r>
+      <w:proofErr w:type="spellEnd"/>
+      <w:r>
+        <w:rPr>
+          <w:rFonts w:ascii="Times New Roman" w:hAnsi="Times New Roman"/>
+        </w:rPr>
+        <w:t>(xi​)</w:t>
       </w:r>
     </w:p>
     <w:p>
@@ -6266,11 +8840,19 @@
           <w:rFonts w:ascii="Times New Roman" w:hAnsi="Times New Roman"/>
         </w:rPr>
       </w:pPr>
-      <w:r>
-        <w:rPr>
-          <w:rFonts w:ascii="Times New Roman" w:hAnsi="Times New Roman"/>
-        </w:rPr>
-        <w:t xml:space="preserve">Fraktalanalyse </w:t>
+      <w:proofErr w:type="spellStart"/>
+      <w:r>
+        <w:rPr>
+          <w:rFonts w:ascii="Times New Roman" w:hAnsi="Times New Roman"/>
+        </w:rPr>
+        <w:t>Fraktalanalyse</w:t>
+      </w:r>
+      <w:proofErr w:type="spellEnd"/>
+      <w:r>
+        <w:rPr>
+          <w:rFonts w:ascii="Times New Roman" w:hAnsi="Times New Roman"/>
+        </w:rPr>
+        <w:t xml:space="preserve"> </w:t>
       </w:r>
     </w:p>
     <w:p>
@@ -6284,11 +8866,33 @@
           <w:rFonts w:ascii="Times New Roman" w:hAnsi="Times New Roman"/>
         </w:rPr>
       </w:pPr>
-      <w:r>
-        <w:rPr>
-          <w:rFonts w:ascii="Times New Roman" w:hAnsi="Times New Roman"/>
-        </w:rPr>
-        <w:t xml:space="preserve">Recurrence Quantification Analysis </w:t>
+      <w:proofErr w:type="spellStart"/>
+      <w:r>
+        <w:rPr>
+          <w:rFonts w:ascii="Times New Roman" w:hAnsi="Times New Roman"/>
+        </w:rPr>
+        <w:t>Recurrence</w:t>
+      </w:r>
+      <w:proofErr w:type="spellEnd"/>
+      <w:r>
+        <w:rPr>
+          <w:rFonts w:ascii="Times New Roman" w:hAnsi="Times New Roman"/>
+        </w:rPr>
+        <w:t xml:space="preserve"> </w:t>
+      </w:r>
+      <w:proofErr w:type="spellStart"/>
+      <w:r>
+        <w:rPr>
+          <w:rFonts w:ascii="Times New Roman" w:hAnsi="Times New Roman"/>
+        </w:rPr>
+        <w:t>Quantification</w:t>
+      </w:r>
+      <w:proofErr w:type="spellEnd"/>
+      <w:r>
+        <w:rPr>
+          <w:rFonts w:ascii="Times New Roman" w:hAnsi="Times New Roman"/>
+        </w:rPr>
+        <w:t xml:space="preserve"> Analysis </w:t>
       </w:r>
     </w:p>
     <w:p>
@@ -6401,6 +9005,7 @@
         <w:rPr>
           <w:rFonts w:ascii="Times New Roman" w:hAnsi="Times New Roman"/>
         </w:rPr>
+        <w:lastRenderedPageBreak/>
         <w:t>Sondern:</w:t>
       </w:r>
     </w:p>
@@ -6455,7 +9060,6 @@
         <w:rPr>
           <w:rFonts w:ascii="Times New Roman" w:hAnsi="Times New Roman"/>
         </w:rPr>
-        <w:lastRenderedPageBreak/>
         <w:t xml:space="preserve">Aktivierungsfragen </w:t>
       </w:r>
     </w:p>
@@ -6566,6 +9170,20 @@
     </w:p>
     <w:p>
       <w:pPr>
+        <w:spacing w:before="100" w:beforeAutospacing="1" w:after="100" w:afterAutospacing="1"/>
+        <w:rPr>
+          <w:rFonts w:ascii="Times New Roman" w:hAnsi="Times New Roman"/>
+        </w:rPr>
+      </w:pPr>
+      <w:r>
+        <w:rPr>
+          <w:rFonts w:ascii="Times New Roman" w:hAnsi="Times New Roman"/>
+        </w:rPr>
+        <w:sym w:font="Wingdings" w:char="F0E0"/>
+      </w:r>
+    </w:p>
+    <w:p>
+      <w:pPr>
         <w:spacing w:after="0"/>
         <w:rPr>
           <w:rFonts w:ascii="Times New Roman" w:hAnsi="Times New Roman"/>
@@ -6716,11 +9334,19 @@
           <w:rFonts w:ascii="Times New Roman" w:hAnsi="Times New Roman"/>
         </w:rPr>
       </w:pPr>
-      <w:r>
-        <w:rPr>
-          <w:rFonts w:ascii="Times New Roman" w:hAnsi="Times New Roman"/>
-        </w:rPr>
-        <w:t xml:space="preserve">Emergenzfähigkeit </w:t>
+      <w:proofErr w:type="spellStart"/>
+      <w:r>
+        <w:rPr>
+          <w:rFonts w:ascii="Times New Roman" w:hAnsi="Times New Roman"/>
+        </w:rPr>
+        <w:t>Emergenzfähigkeit</w:t>
+      </w:r>
+      <w:proofErr w:type="spellEnd"/>
+      <w:r>
+        <w:rPr>
+          <w:rFonts w:ascii="Times New Roman" w:hAnsi="Times New Roman"/>
+        </w:rPr>
+        <w:t xml:space="preserve"> </w:t>
       </w:r>
     </w:p>
     <w:p>
@@ -6766,7 +9392,105 @@
         <w:rPr>
           <w:rFonts w:ascii="Times New Roman" w:hAnsi="Times New Roman"/>
         </w:rPr>
-        <w:t>QFRZK=αC+βR+γE−δDkritQ_{FRZK} = \alpha C + \beta R + \gamma E - \delta D_{krit}QFRZK​=αC+βR+γE−δDkrit​</w:t>
+        <w:t>QFRZK=αC+β</w:t>
+      </w:r>
+      <w:proofErr w:type="spellStart"/>
+      <w:r>
+        <w:rPr>
+          <w:rFonts w:ascii="Times New Roman" w:hAnsi="Times New Roman"/>
+        </w:rPr>
+        <w:t>R+γE−δDkritQ</w:t>
+      </w:r>
+      <w:proofErr w:type="spellEnd"/>
+      <w:r>
+        <w:rPr>
+          <w:rFonts w:ascii="Times New Roman" w:hAnsi="Times New Roman"/>
+        </w:rPr>
+        <w:t>_{FRZK} = \</w:t>
+      </w:r>
+      <w:proofErr w:type="spellStart"/>
+      <w:r>
+        <w:rPr>
+          <w:rFonts w:ascii="Times New Roman" w:hAnsi="Times New Roman"/>
+        </w:rPr>
+        <w:t>alpha</w:t>
+      </w:r>
+      <w:proofErr w:type="spellEnd"/>
+      <w:r>
+        <w:rPr>
+          <w:rFonts w:ascii="Times New Roman" w:hAnsi="Times New Roman"/>
+        </w:rPr>
+        <w:t xml:space="preserve"> C + \</w:t>
+      </w:r>
+      <w:proofErr w:type="spellStart"/>
+      <w:r>
+        <w:rPr>
+          <w:rFonts w:ascii="Times New Roman" w:hAnsi="Times New Roman"/>
+        </w:rPr>
+        <w:t>beta</w:t>
+      </w:r>
+      <w:proofErr w:type="spellEnd"/>
+      <w:r>
+        <w:rPr>
+          <w:rFonts w:ascii="Times New Roman" w:hAnsi="Times New Roman"/>
+        </w:rPr>
+        <w:t xml:space="preserve"> R + \</w:t>
+      </w:r>
+      <w:proofErr w:type="spellStart"/>
+      <w:r>
+        <w:rPr>
+          <w:rFonts w:ascii="Times New Roman" w:hAnsi="Times New Roman"/>
+        </w:rPr>
+        <w:t>gamma</w:t>
+      </w:r>
+      <w:proofErr w:type="spellEnd"/>
+      <w:r>
+        <w:rPr>
+          <w:rFonts w:ascii="Times New Roman" w:hAnsi="Times New Roman"/>
+        </w:rPr>
+        <w:t xml:space="preserve"> E - \</w:t>
+      </w:r>
+      <w:proofErr w:type="spellStart"/>
+      <w:r>
+        <w:rPr>
+          <w:rFonts w:ascii="Times New Roman" w:hAnsi="Times New Roman"/>
+        </w:rPr>
+        <w:t>delta</w:t>
+      </w:r>
+      <w:proofErr w:type="spellEnd"/>
+      <w:r>
+        <w:rPr>
+          <w:rFonts w:ascii="Times New Roman" w:hAnsi="Times New Roman"/>
+        </w:rPr>
+        <w:t xml:space="preserve"> D_{</w:t>
+      </w:r>
+      <w:proofErr w:type="spellStart"/>
+      <w:r>
+        <w:rPr>
+          <w:rFonts w:ascii="Times New Roman" w:hAnsi="Times New Roman"/>
+        </w:rPr>
+        <w:t>krit</w:t>
+      </w:r>
+      <w:proofErr w:type="spellEnd"/>
+      <w:r>
+        <w:rPr>
+          <w:rFonts w:ascii="Times New Roman" w:hAnsi="Times New Roman"/>
+        </w:rPr>
+        <w:t>}QFRZK​=αC+β</w:t>
+      </w:r>
+      <w:proofErr w:type="spellStart"/>
+      <w:r>
+        <w:rPr>
+          <w:rFonts w:ascii="Times New Roman" w:hAnsi="Times New Roman"/>
+        </w:rPr>
+        <w:t>R+γE−δDkrit</w:t>
+      </w:r>
+      <w:proofErr w:type="spellEnd"/>
+      <w:r>
+        <w:rPr>
+          <w:rFonts w:ascii="Times New Roman" w:hAnsi="Times New Roman"/>
+        </w:rPr>
+        <w:t>​</w:t>
       </w:r>
     </w:p>
     <w:p>
@@ -6932,11 +9656,19 @@
           <w:rFonts w:ascii="Times New Roman" w:hAnsi="Times New Roman"/>
         </w:rPr>
       </w:pPr>
-      <w:r>
-        <w:rPr>
-          <w:rFonts w:ascii="Times New Roman" w:hAnsi="Times New Roman"/>
-        </w:rPr>
-        <w:t xml:space="preserve">Attraktorlandschaften </w:t>
+      <w:proofErr w:type="spellStart"/>
+      <w:r>
+        <w:rPr>
+          <w:rFonts w:ascii="Times New Roman" w:hAnsi="Times New Roman"/>
+        </w:rPr>
+        <w:t>Attraktorlandschaften</w:t>
+      </w:r>
+      <w:proofErr w:type="spellEnd"/>
+      <w:r>
+        <w:rPr>
+          <w:rFonts w:ascii="Times New Roman" w:hAnsi="Times New Roman"/>
+        </w:rPr>
+        <w:t xml:space="preserve"> </w:t>
       </w:r>
     </w:p>
     <w:p>
@@ -6950,6 +9682,7 @@
         <w:rPr>
           <w:rFonts w:ascii="Times New Roman" w:hAnsi="Times New Roman"/>
         </w:rPr>
+        <w:lastRenderedPageBreak/>
         <w:t>Diese sieben würden deine bisherige Dissertation massiv aufwerten, weil sie:</w:t>
       </w:r>
     </w:p>
@@ -7022,7 +9755,6 @@
         <w:rPr>
           <w:rFonts w:ascii="Times New Roman" w:hAnsi="Times New Roman"/>
         </w:rPr>
-        <w:lastRenderedPageBreak/>
         <w:t>und gleichzeitig echte didaktische Relevanz besitzen.</w:t>
       </w:r>
     </w:p>
@@ -7079,8 +9811,37 @@
       </w:r>
     </w:p>
     <w:p>
-      <w:r>
-        <w:t xml:space="preserve">oi:St→St+1o_i : S_t \rightarrow S_{t+1}oi​:St​→St+1​ </w:t>
+      <w:proofErr w:type="gramStart"/>
+      <w:r>
+        <w:t>oi:St</w:t>
+      </w:r>
+      <w:proofErr w:type="gramEnd"/>
+      <w:r>
+        <w:t xml:space="preserve">→St+1o_i : </w:t>
+      </w:r>
+      <w:proofErr w:type="spellStart"/>
+      <w:r>
+        <w:t>S_t</w:t>
+      </w:r>
+      <w:proofErr w:type="spellEnd"/>
+      <w:r>
+        <w:t xml:space="preserve"> \</w:t>
+      </w:r>
+      <w:proofErr w:type="spellStart"/>
+      <w:r>
+        <w:t>rightarrow</w:t>
+      </w:r>
+      <w:proofErr w:type="spellEnd"/>
+      <w:r>
+        <w:t xml:space="preserve"> S_{t+1}</w:t>
+      </w:r>
+      <w:proofErr w:type="spellStart"/>
+      <w:r>
+        <w:t>oi</w:t>
+      </w:r>
+      <w:proofErr w:type="spellEnd"/>
+      <w:r>
+        <w:t xml:space="preserve">​:St​→St+1​ </w:t>
       </w:r>
     </w:p>
     <w:p>
@@ -7090,7 +9851,28 @@
     </w:p>
     <w:p>
       <w:r>
-        <w:t xml:space="preserve">St=(xK,xS,xA,xM,xMe,xP,xR)tS_t = (x_K,x_S,x_A,x_M,x_{Me},x_P,x_R)_tSt​=(xK​,xS​,xA​,xM​,xMe​,xP​,xR​)t​ </w:t>
+        <w:t>St=(</w:t>
+      </w:r>
+      <w:proofErr w:type="spellStart"/>
+      <w:proofErr w:type="gramStart"/>
+      <w:r>
+        <w:t>xK,xS</w:t>
+      </w:r>
+      <w:proofErr w:type="gramEnd"/>
+      <w:r>
+        <w:t>,xA,xM,xMe,xP,xR</w:t>
+      </w:r>
+      <w:proofErr w:type="spellEnd"/>
+      <w:r>
+        <w:t>)</w:t>
+      </w:r>
+      <w:proofErr w:type="spellStart"/>
+      <w:r>
+        <w:t>tS_t</w:t>
+      </w:r>
+      <w:proofErr w:type="spellEnd"/>
+      <w:r>
+        <w:t xml:space="preserve"> = (x_K,x_S,x_A,x_M,x_{Me},x_P,x_R)_tSt​=(xK​,xS​,xA​,xM​,xMe​,xP​,xR​)t​ </w:t>
       </w:r>
     </w:p>
     <w:p>
@@ -7100,7 +9882,15 @@
     </w:p>
     <w:p>
       <w:r>
-        <w:t>Vi+1=Vi+wie−β</w:t>
+        <w:t>Vi+1=</w:t>
+      </w:r>
+      <w:proofErr w:type="spellStart"/>
+      <w:r>
+        <w:t>Vi+wie</w:t>
+      </w:r>
+      <w:proofErr w:type="spellEnd"/>
+      <w:r>
+        <w:t>−β</w:t>
       </w:r>
       <w:r>
         <w:rPr>
@@ -7108,9 +9898,11 @@
         </w:rPr>
         <w:t>∥</w:t>
       </w:r>
+      <w:proofErr w:type="spellStart"/>
       <w:r>
         <w:t>Vi</w:t>
       </w:r>
+      <w:proofErr w:type="spellEnd"/>
       <w:r>
         <w:rPr>
           <w:rFonts w:ascii="Cambria Math" w:hAnsi="Cambria Math" w:cs="Cambria Math"/>
@@ -7124,7 +9916,11 @@
         <w:t>−λ</w:t>
       </w:r>
       <w:r>
-        <w:t>(Vi</w:t>
+        <w:t>(</w:t>
+      </w:r>
+      <w:proofErr w:type="spellStart"/>
+      <w:r>
+        <w:t>Vi</w:t>
       </w:r>
       <w:r>
         <w:rPr>
@@ -7132,9 +9928,16 @@
         </w:rPr>
         <w:t>⊙</w:t>
       </w:r>
-      <w:r>
-        <w:t>wi)+</w:t>
-      </w:r>
+      <w:proofErr w:type="gramStart"/>
+      <w:r>
+        <w:t>wi</w:t>
+      </w:r>
+      <w:proofErr w:type="spellEnd"/>
+      <w:r>
+        <w:t>)+</w:t>
+      </w:r>
+      <w:proofErr w:type="spellStart"/>
+      <w:proofErr w:type="gramEnd"/>
       <w:r>
         <w:rPr>
           <w:rFonts w:cs="Calibri"/>
@@ -7144,6 +9947,7 @@
       <w:r>
         <w:t>cos</w:t>
       </w:r>
+      <w:proofErr w:type="spellEnd"/>
       <w:r>
         <w:rPr>
           <w:rFonts w:ascii="Cambria Math" w:hAnsi="Cambria Math" w:cs="Cambria Math"/>
@@ -7151,7 +9955,95 @@
         <w:t>⁡</w:t>
       </w:r>
       <w:r>
-        <w:t>(Vi,wi)wiV_{i+1} = V_i + w_i e^{-\beta \|V_i\|} - \lambda (V_i \odot w_i) + \delta \cos(V_i,w_i)w_iVi+1​=Vi​+wi​e−β</w:t>
+        <w:t>(</w:t>
+      </w:r>
+      <w:proofErr w:type="spellStart"/>
+      <w:r>
+        <w:t>Vi,wi</w:t>
+      </w:r>
+      <w:proofErr w:type="spellEnd"/>
+      <w:r>
+        <w:t>)</w:t>
+      </w:r>
+      <w:proofErr w:type="spellStart"/>
+      <w:r>
+        <w:t>wiV</w:t>
+      </w:r>
+      <w:proofErr w:type="spellEnd"/>
+      <w:r>
+        <w:t xml:space="preserve">_{i+1} = </w:t>
+      </w:r>
+      <w:proofErr w:type="spellStart"/>
+      <w:r>
+        <w:t>V_i</w:t>
+      </w:r>
+      <w:proofErr w:type="spellEnd"/>
+      <w:r>
+        <w:t xml:space="preserve"> + </w:t>
+      </w:r>
+      <w:proofErr w:type="spellStart"/>
+      <w:r>
+        <w:t>w_i</w:t>
+      </w:r>
+      <w:proofErr w:type="spellEnd"/>
+      <w:r>
+        <w:t xml:space="preserve"> e^{-\</w:t>
+      </w:r>
+      <w:proofErr w:type="spellStart"/>
+      <w:r>
+        <w:t>beta</w:t>
+      </w:r>
+      <w:proofErr w:type="spellEnd"/>
+      <w:r>
+        <w:t xml:space="preserve"> \|</w:t>
+      </w:r>
+      <w:proofErr w:type="spellStart"/>
+      <w:r>
+        <w:t>V_i</w:t>
+      </w:r>
+      <w:proofErr w:type="spellEnd"/>
+      <w:r>
+        <w:t>\|} - \</w:t>
+      </w:r>
+      <w:proofErr w:type="spellStart"/>
+      <w:r>
+        <w:t>lambda</w:t>
+      </w:r>
+      <w:proofErr w:type="spellEnd"/>
+      <w:r>
+        <w:t xml:space="preserve"> (</w:t>
+      </w:r>
+      <w:proofErr w:type="spellStart"/>
+      <w:r>
+        <w:t>V_i</w:t>
+      </w:r>
+      <w:proofErr w:type="spellEnd"/>
+      <w:r>
+        <w:t xml:space="preserve"> \</w:t>
+      </w:r>
+      <w:proofErr w:type="spellStart"/>
+      <w:r>
+        <w:t>odot</w:t>
+      </w:r>
+      <w:proofErr w:type="spellEnd"/>
+      <w:r>
+        <w:t xml:space="preserve"> </w:t>
+      </w:r>
+      <w:proofErr w:type="spellStart"/>
+      <w:r>
+        <w:t>w_i</w:t>
+      </w:r>
+      <w:proofErr w:type="spellEnd"/>
+      <w:r>
+        <w:t>) + \</w:t>
+      </w:r>
+      <w:proofErr w:type="spellStart"/>
+      <w:r>
+        <w:t>delta</w:t>
+      </w:r>
+      <w:proofErr w:type="spellEnd"/>
+      <w:r>
+        <w:t xml:space="preserve"> \cos(V_i,w_i)w_iVi+1​=Vi​+wi​e−β</w:t>
       </w:r>
       <w:r>
         <w:rPr>
@@ -7225,8 +10117,13 @@
       </w:r>
     </w:p>
     <w:p>
-      <w:r>
-        <w:t>wi(d)=wie−β</w:t>
+      <w:proofErr w:type="spellStart"/>
+      <w:r>
+        <w:t>wi</w:t>
+      </w:r>
+      <w:proofErr w:type="spellEnd"/>
+      <w:r>
+        <w:t>(d)=wie−β</w:t>
       </w:r>
       <w:r>
         <w:rPr>
@@ -7234,6 +10131,7 @@
         </w:rPr>
         <w:t>∥</w:t>
       </w:r>
+      <w:proofErr w:type="spellStart"/>
       <w:r>
         <w:t>Vi</w:t>
       </w:r>
@@ -7244,7 +10142,59 @@
         <w:t>∥</w:t>
       </w:r>
       <w:r>
-        <w:t>w_i^{(d)} = w_i e^{-\beta \|V_i\|}wi(d)​=wi​e−β</w:t>
+        <w:t>w_i</w:t>
+      </w:r>
+      <w:proofErr w:type="spellEnd"/>
+      <w:r>
+        <w:t xml:space="preserve">^{(d)} = </w:t>
+      </w:r>
+      <w:proofErr w:type="spellStart"/>
+      <w:r>
+        <w:t>w_i</w:t>
+      </w:r>
+      <w:proofErr w:type="spellEnd"/>
+      <w:r>
+        <w:t xml:space="preserve"> e</w:t>
+      </w:r>
+      <w:proofErr w:type="gramStart"/>
+      <w:r>
+        <w:t>^{</w:t>
+      </w:r>
+      <w:proofErr w:type="gramEnd"/>
+      <w:r>
+        <w:t>-\</w:t>
+      </w:r>
+      <w:proofErr w:type="spellStart"/>
+      <w:r>
+        <w:t>beta</w:t>
+      </w:r>
+      <w:proofErr w:type="spellEnd"/>
+      <w:r>
+        <w:t xml:space="preserve"> \|</w:t>
+      </w:r>
+      <w:proofErr w:type="spellStart"/>
+      <w:r>
+        <w:t>V_i</w:t>
+      </w:r>
+      <w:proofErr w:type="spellEnd"/>
+      <w:r>
+        <w:t>\|}</w:t>
+      </w:r>
+      <w:proofErr w:type="spellStart"/>
+      <w:r>
+        <w:t>wi</w:t>
+      </w:r>
+      <w:proofErr w:type="spellEnd"/>
+      <w:r>
+        <w:t>(d)​=</w:t>
+      </w:r>
+      <w:proofErr w:type="spellStart"/>
+      <w:r>
+        <w:t>wi</w:t>
+      </w:r>
+      <w:proofErr w:type="spellEnd"/>
+      <w:r>
+        <w:t>​e−β</w:t>
       </w:r>
       <w:r>
         <w:rPr>
@@ -7252,8 +10202,13 @@
         </w:rPr>
         <w:t>∥</w:t>
       </w:r>
-      <w:r>
-        <w:t>Vi​</w:t>
+      <w:proofErr w:type="spellStart"/>
+      <w:r>
+        <w:t>Vi</w:t>
+      </w:r>
+      <w:proofErr w:type="spellEnd"/>
+      <w:r>
+        <w:t>​</w:t>
       </w:r>
       <w:r>
         <w:rPr>
@@ -7271,8 +10226,17 @@
       </w:r>
     </w:p>
     <w:p>
-      <w:r>
-        <w:t>Ii=λ(Vi</w:t>
+      <w:proofErr w:type="spellStart"/>
+      <w:r>
+        <w:t>Ii</w:t>
+      </w:r>
+      <w:proofErr w:type="spellEnd"/>
+      <w:r>
+        <w:t>=λ(</w:t>
+      </w:r>
+      <w:proofErr w:type="spellStart"/>
+      <w:r>
+        <w:t>Vi</w:t>
       </w:r>
       <w:r>
         <w:rPr>
@@ -7280,8 +10244,73 @@
         </w:rPr>
         <w:t>⊙</w:t>
       </w:r>
-      <w:r>
-        <w:t>wi)I_i = \lambda (V_i \odot w_i)Ii​=λ(Vi​</w:t>
+      <w:proofErr w:type="gramStart"/>
+      <w:r>
+        <w:t>wi</w:t>
+      </w:r>
+      <w:proofErr w:type="spellEnd"/>
+      <w:r>
+        <w:t>)</w:t>
+      </w:r>
+      <w:proofErr w:type="spellStart"/>
+      <w:r>
+        <w:t>I</w:t>
+      </w:r>
+      <w:proofErr w:type="gramEnd"/>
+      <w:r>
+        <w:t>_i</w:t>
+      </w:r>
+      <w:proofErr w:type="spellEnd"/>
+      <w:r>
+        <w:t xml:space="preserve"> = \</w:t>
+      </w:r>
+      <w:proofErr w:type="spellStart"/>
+      <w:r>
+        <w:t>lambda</w:t>
+      </w:r>
+      <w:proofErr w:type="spellEnd"/>
+      <w:r>
+        <w:t xml:space="preserve"> (</w:t>
+      </w:r>
+      <w:proofErr w:type="spellStart"/>
+      <w:r>
+        <w:t>V_i</w:t>
+      </w:r>
+      <w:proofErr w:type="spellEnd"/>
+      <w:r>
+        <w:t xml:space="preserve"> \</w:t>
+      </w:r>
+      <w:proofErr w:type="spellStart"/>
+      <w:r>
+        <w:t>odot</w:t>
+      </w:r>
+      <w:proofErr w:type="spellEnd"/>
+      <w:r>
+        <w:t xml:space="preserve"> </w:t>
+      </w:r>
+      <w:proofErr w:type="spellStart"/>
+      <w:r>
+        <w:t>w_i</w:t>
+      </w:r>
+      <w:proofErr w:type="spellEnd"/>
+      <w:r>
+        <w:t>)</w:t>
+      </w:r>
+      <w:proofErr w:type="spellStart"/>
+      <w:r>
+        <w:t>Ii</w:t>
+      </w:r>
+      <w:proofErr w:type="spellEnd"/>
+      <w:r>
+        <w:t>​=λ(</w:t>
+      </w:r>
+      <w:proofErr w:type="spellStart"/>
+      <w:r>
+        <w:t>Vi</w:t>
+      </w:r>
+      <w:proofErr w:type="spellEnd"/>
+      <w:r>
+        <w:t>​</w:t>
       </w:r>
       <w:r>
         <w:rPr>
@@ -7289,8 +10318,13 @@
         </w:rPr>
         <w:t>⊙</w:t>
       </w:r>
-      <w:r>
-        <w:t xml:space="preserve">wi​) </w:t>
+      <w:proofErr w:type="spellStart"/>
+      <w:r>
+        <w:t>wi</w:t>
+      </w:r>
+      <w:proofErr w:type="spellEnd"/>
+      <w:r>
+        <w:t xml:space="preserve">​) </w:t>
       </w:r>
     </w:p>
     <w:p>
@@ -7299,13 +10333,42 @@
       </w:r>
     </w:p>
     <w:p>
-      <w:r>
-        <w:t xml:space="preserve">St→S∞S_t \rightarrow S_\inftySt​→S∞​ </w:t>
-      </w:r>
-    </w:p>
-    <w:p>
-      <w:r>
-        <w:t>Die empirische Operationalisierung erfolgt in analyze_lehrkraftdaten über:</w:t>
+      <w:proofErr w:type="spellStart"/>
+      <w:r>
+        <w:t>St→S∞S_t</w:t>
+      </w:r>
+      <w:proofErr w:type="spellEnd"/>
+      <w:r>
+        <w:t xml:space="preserve"> \</w:t>
+      </w:r>
+      <w:proofErr w:type="spellStart"/>
+      <w:r>
+        <w:t>rightarrow</w:t>
+      </w:r>
+      <w:proofErr w:type="spellEnd"/>
+      <w:r>
+        <w:t xml:space="preserve"> S_\</w:t>
+      </w:r>
+      <w:proofErr w:type="spellStart"/>
+      <w:r>
+        <w:t>inftySt</w:t>
+      </w:r>
+      <w:proofErr w:type="spellEnd"/>
+      <w:r>
+        <w:t xml:space="preserve">​→S∞​ </w:t>
+      </w:r>
+    </w:p>
+    <w:p>
+      <w:r>
+        <w:t xml:space="preserve">Die empirische Operationalisierung erfolgt in </w:t>
+      </w:r>
+      <w:proofErr w:type="spellStart"/>
+      <w:r>
+        <w:t>analyze_lehrkraftdaten</w:t>
+      </w:r>
+      <w:proofErr w:type="spellEnd"/>
+      <w:r>
+        <w:t xml:space="preserve"> über:</w:t>
       </w:r>
     </w:p>
     <w:p>
@@ -7354,7 +10417,15 @@
     </w:p>
     <w:p>
       <w:r>
-        <w:t xml:space="preserve">als Stabilitätsmetriken. </w:t>
+        <w:t xml:space="preserve">als </w:t>
+      </w:r>
+      <w:proofErr w:type="spellStart"/>
+      <w:r>
+        <w:t>Stabilitätsmetriken</w:t>
+      </w:r>
+      <w:proofErr w:type="spellEnd"/>
+      <w:r>
+        <w:t xml:space="preserve">. </w:t>
       </w:r>
     </w:p>
     <w:p>
@@ -7364,13 +10435,30 @@
     </w:p>
     <w:p>
       <w:r>
-        <w:t xml:space="preserve">ΔSt→0\Delta S_t \rightarrow 0ΔSt​→0 </w:t>
+        <w:t xml:space="preserve">ΔSt→0\Delta </w:t>
+      </w:r>
+      <w:proofErr w:type="spellStart"/>
+      <w:r>
+        <w:t>S_t</w:t>
+      </w:r>
+      <w:proofErr w:type="spellEnd"/>
+      <w:r>
+        <w:t xml:space="preserve"> \</w:t>
+      </w:r>
+      <w:proofErr w:type="spellStart"/>
+      <w:r>
+        <w:t>rightarrow</w:t>
+      </w:r>
+      <w:proofErr w:type="spellEnd"/>
+      <w:r>
+        <w:t xml:space="preserve"> 0ΔSt​→0 </w:t>
       </w:r>
     </w:p>
     <w:p>
       <w:r>
         <w:t xml:space="preserve">und damit Stabilisierung des semantischen Systems. Diese Struktur entspricht allgemeinen Konzepten dynamischer Stabilisierung und negativer Rückkopplung in kybernetischen Systemen (Wiener, </w:t>
       </w:r>
+      <w:proofErr w:type="spellStart"/>
       <w:r>
         <w:rPr>
           <w:i/>
@@ -7378,8 +10466,17 @@
         </w:rPr>
         <w:t>Cybernetics</w:t>
       </w:r>
-      <w:r>
-        <w:t>, 1948)[1].</w:t>
+      <w:proofErr w:type="spellEnd"/>
+      <w:r>
+        <w:t xml:space="preserve">, </w:t>
+      </w:r>
+      <w:proofErr w:type="gramStart"/>
+      <w:r>
+        <w:t>1948)[</w:t>
+      </w:r>
+      <w:proofErr w:type="gramEnd"/>
+      <w:r>
+        <w:t>1].</w:t>
       </w:r>
     </w:p>
     <w:p>
@@ -7412,8 +10509,17 @@
     </w:p>
     <w:p>
       <w:r>
-        <w:t>Ri=δcos</w:t>
-      </w:r>
+        <w:t>Ri=</w:t>
+      </w:r>
+      <w:proofErr w:type="spellStart"/>
+      <w:r>
+        <w:t>δ</w:t>
+      </w:r>
+      <w:proofErr w:type="gramStart"/>
+      <w:r>
+        <w:t>cos</w:t>
+      </w:r>
+      <w:proofErr w:type="spellEnd"/>
       <w:r>
         <w:rPr>
           <w:rFonts w:ascii="Cambria Math" w:hAnsi="Cambria Math" w:cs="Cambria Math"/>
@@ -7421,15 +10527,97 @@
         <w:t>⁡</w:t>
       </w:r>
       <w:r>
-        <w:t xml:space="preserve">(Vi,wi)wiR_i = \delta \cos(V_i,w_i)w_iRi​=δcos(Vi​,wi​)wi​ </w:t>
-      </w:r>
-    </w:p>
-    <w:p>
-      <w:r>
-        <w:t>Semantisch ähnliche Zustände verstärken dadurch ihre Richtungsorientierung. Die Kosinusähnlichkeit misst die Parallelität zweier Zustandsrichtungen:</w:t>
-      </w:r>
-    </w:p>
-    <w:p>
+        <w:t>(</w:t>
+      </w:r>
+      <w:proofErr w:type="spellStart"/>
+      <w:proofErr w:type="gramEnd"/>
+      <w:r>
+        <w:t>Vi,wi</w:t>
+      </w:r>
+      <w:proofErr w:type="spellEnd"/>
+      <w:r>
+        <w:t>)</w:t>
+      </w:r>
+      <w:proofErr w:type="spellStart"/>
+      <w:r>
+        <w:t>wiR_i</w:t>
+      </w:r>
+      <w:proofErr w:type="spellEnd"/>
+      <w:r>
+        <w:t xml:space="preserve"> = \</w:t>
+      </w:r>
+      <w:proofErr w:type="spellStart"/>
+      <w:r>
+        <w:t>delta</w:t>
+      </w:r>
+      <w:proofErr w:type="spellEnd"/>
+      <w:r>
+        <w:t xml:space="preserve"> \cos(</w:t>
+      </w:r>
+      <w:proofErr w:type="spellStart"/>
+      <w:r>
+        <w:t>V_i,w_i</w:t>
+      </w:r>
+      <w:proofErr w:type="spellEnd"/>
+      <w:r>
+        <w:t>)</w:t>
+      </w:r>
+      <w:proofErr w:type="spellStart"/>
+      <w:r>
+        <w:t>w_iRi</w:t>
+      </w:r>
+      <w:proofErr w:type="spellEnd"/>
+      <w:r>
+        <w:t>​=</w:t>
+      </w:r>
+      <w:proofErr w:type="spellStart"/>
+      <w:r>
+        <w:t>δcos</w:t>
+      </w:r>
+      <w:proofErr w:type="spellEnd"/>
+      <w:r>
+        <w:t>(</w:t>
+      </w:r>
+      <w:proofErr w:type="spellStart"/>
+      <w:r>
+        <w:t>Vi</w:t>
+      </w:r>
+      <w:proofErr w:type="spellEnd"/>
+      <w:r>
+        <w:t>​,</w:t>
+      </w:r>
+      <w:proofErr w:type="spellStart"/>
+      <w:r>
+        <w:t>wi</w:t>
+      </w:r>
+      <w:proofErr w:type="spellEnd"/>
+      <w:r>
+        <w:t>​)</w:t>
+      </w:r>
+      <w:proofErr w:type="spellStart"/>
+      <w:r>
+        <w:t>wi</w:t>
+      </w:r>
+      <w:proofErr w:type="spellEnd"/>
+      <w:r>
+        <w:t xml:space="preserve">​ </w:t>
+      </w:r>
+    </w:p>
+    <w:p>
+      <w:r>
+        <w:t xml:space="preserve">Semantisch ähnliche Zustände verstärken dadurch ihre Richtungsorientierung. Die </w:t>
+      </w:r>
+      <w:proofErr w:type="spellStart"/>
+      <w:r>
+        <w:t>Kosinusähnlichkeit</w:t>
+      </w:r>
+      <w:proofErr w:type="spellEnd"/>
+      <w:r>
+        <w:t xml:space="preserve"> misst die Parallelität zweier Zustandsrichtungen:</w:t>
+      </w:r>
+    </w:p>
+    <w:p>
+      <w:proofErr w:type="gramStart"/>
       <w:r>
         <w:t>cos</w:t>
       </w:r>
@@ -7440,7 +10628,20 @@
         <w:t>⁡</w:t>
       </w:r>
       <w:r>
-        <w:t>(Vi,wi)=Vi</w:t>
+        <w:t>(</w:t>
+      </w:r>
+      <w:proofErr w:type="spellStart"/>
+      <w:proofErr w:type="gramEnd"/>
+      <w:r>
+        <w:t>Vi,wi</w:t>
+      </w:r>
+      <w:proofErr w:type="spellEnd"/>
+      <w:r>
+        <w:t>)=</w:t>
+      </w:r>
+      <w:proofErr w:type="spellStart"/>
+      <w:r>
+        <w:t>Vi</w:t>
       </w:r>
       <w:r>
         <w:rPr>
@@ -7460,15 +10661,18 @@
       <w:r>
         <w:t>Vi</w:t>
       </w:r>
+      <w:proofErr w:type="spellEnd"/>
       <w:r>
         <w:rPr>
           <w:rFonts w:ascii="Cambria Math" w:hAnsi="Cambria Math" w:cs="Cambria Math"/>
         </w:rPr>
         <w:t>∥∥</w:t>
       </w:r>
+      <w:proofErr w:type="spellStart"/>
       <w:r>
         <w:t>wi</w:t>
       </w:r>
+      <w:proofErr w:type="spellEnd"/>
       <w:r>
         <w:rPr>
           <w:rFonts w:ascii="Cambria Math" w:hAnsi="Cambria Math" w:cs="Cambria Math"/>
@@ -7476,7 +10680,79 @@
         <w:t>∥</w:t>
       </w:r>
       <w:r>
-        <w:t>\cos(V_i,w_i) = \frac{V_i \cdot w_i} {\|V_i\|\|w_i\|}cos(Vi​,wi​)=</w:t>
+        <w:t>\cos(</w:t>
+      </w:r>
+      <w:proofErr w:type="spellStart"/>
+      <w:r>
+        <w:t>V_i,w_i</w:t>
+      </w:r>
+      <w:proofErr w:type="spellEnd"/>
+      <w:r>
+        <w:t>) = \</w:t>
+      </w:r>
+      <w:proofErr w:type="spellStart"/>
+      <w:r>
+        <w:t>frac</w:t>
+      </w:r>
+      <w:proofErr w:type="spellEnd"/>
+      <w:r>
+        <w:t>{</w:t>
+      </w:r>
+      <w:proofErr w:type="spellStart"/>
+      <w:r>
+        <w:t>V_i</w:t>
+      </w:r>
+      <w:proofErr w:type="spellEnd"/>
+      <w:r>
+        <w:t xml:space="preserve"> \</w:t>
+      </w:r>
+      <w:proofErr w:type="spellStart"/>
+      <w:r>
+        <w:t>cdot</w:t>
+      </w:r>
+      <w:proofErr w:type="spellEnd"/>
+      <w:r>
+        <w:t xml:space="preserve"> </w:t>
+      </w:r>
+      <w:proofErr w:type="spellStart"/>
+      <w:r>
+        <w:t>w_i</w:t>
+      </w:r>
+      <w:proofErr w:type="spellEnd"/>
+      <w:r>
+        <w:t>} {\|</w:t>
+      </w:r>
+      <w:proofErr w:type="spellStart"/>
+      <w:r>
+        <w:t>V_i</w:t>
+      </w:r>
+      <w:proofErr w:type="spellEnd"/>
+      <w:r>
+        <w:t>\|\|</w:t>
+      </w:r>
+      <w:proofErr w:type="spellStart"/>
+      <w:r>
+        <w:t>w_i</w:t>
+      </w:r>
+      <w:proofErr w:type="spellEnd"/>
+      <w:r>
+        <w:t>\|}cos(</w:t>
+      </w:r>
+      <w:proofErr w:type="spellStart"/>
+      <w:r>
+        <w:t>Vi</w:t>
+      </w:r>
+      <w:proofErr w:type="spellEnd"/>
+      <w:r>
+        <w:t>​,</w:t>
+      </w:r>
+      <w:proofErr w:type="spellStart"/>
+      <w:r>
+        <w:t>wi</w:t>
+      </w:r>
+      <w:proofErr w:type="spellEnd"/>
+      <w:r>
+        <w:t>​)=</w:t>
       </w:r>
       <w:r>
         <w:rPr>
@@ -7484,8 +10760,13 @@
         </w:rPr>
         <w:t>∥</w:t>
       </w:r>
-      <w:r>
-        <w:t>Vi​</w:t>
+      <w:proofErr w:type="spellStart"/>
+      <w:r>
+        <w:t>Vi</w:t>
+      </w:r>
+      <w:proofErr w:type="spellEnd"/>
+      <w:r>
+        <w:t>​</w:t>
       </w:r>
       <w:r>
         <w:rPr>
@@ -7493,8 +10774,13 @@
         </w:rPr>
         <w:t>∥∥</w:t>
       </w:r>
-      <w:r>
-        <w:t>wi​</w:t>
+      <w:proofErr w:type="spellStart"/>
+      <w:r>
+        <w:t>wi</w:t>
+      </w:r>
+      <w:proofErr w:type="spellEnd"/>
+      <w:r>
+        <w:t>​</w:t>
       </w:r>
       <w:r>
         <w:rPr>
@@ -7502,8 +10788,13 @@
         </w:rPr>
         <w:t>∥</w:t>
       </w:r>
-      <w:r>
-        <w:t>Vi​</w:t>
+      <w:proofErr w:type="spellStart"/>
+      <w:r>
+        <w:t>Vi</w:t>
+      </w:r>
+      <w:proofErr w:type="spellEnd"/>
+      <w:r>
+        <w:t>​</w:t>
       </w:r>
       <w:r>
         <w:rPr>
@@ -7511,8 +10802,13 @@
         </w:rPr>
         <w:t>⋅</w:t>
       </w:r>
-      <w:r>
-        <w:t xml:space="preserve">wi​​ </w:t>
+      <w:proofErr w:type="spellStart"/>
+      <w:r>
+        <w:t>wi</w:t>
+      </w:r>
+      <w:proofErr w:type="spellEnd"/>
+      <w:r>
+        <w:t xml:space="preserve">​​ </w:t>
       </w:r>
     </w:p>
     <w:p>
@@ -7521,8 +10817,21 @@
       </w:r>
     </w:p>
     <w:p>
-      <w:r>
-        <w:t xml:space="preserve">Ri↑R_i \uparrowRi​↑ </w:t>
+      <w:proofErr w:type="spellStart"/>
+      <w:r>
+        <w:t>Ri↑R_i</w:t>
+      </w:r>
+      <w:proofErr w:type="spellEnd"/>
+      <w:r>
+        <w:t xml:space="preserve"> \</w:t>
+      </w:r>
+      <w:proofErr w:type="spellStart"/>
+      <w:r>
+        <w:t>uparrowRi</w:t>
+      </w:r>
+      <w:proofErr w:type="spellEnd"/>
+      <w:r>
+        <w:t xml:space="preserve">​↑ </w:t>
       </w:r>
     </w:p>
     <w:p>
@@ -7559,7 +10868,23 @@
         </w:numPr>
       </w:pPr>
       <w:r>
-        <w:t xml:space="preserve">hohe Cosine Similarity </w:t>
+        <w:t xml:space="preserve">hohe </w:t>
+      </w:r>
+      <w:proofErr w:type="spellStart"/>
+      <w:r>
+        <w:t>Cosine</w:t>
+      </w:r>
+      <w:proofErr w:type="spellEnd"/>
+      <w:r>
+        <w:t xml:space="preserve"> </w:t>
+      </w:r>
+      <w:proofErr w:type="spellStart"/>
+      <w:r>
+        <w:t>Similarity</w:t>
+      </w:r>
+      <w:proofErr w:type="spellEnd"/>
+      <w:r>
+        <w:t xml:space="preserve"> </w:t>
       </w:r>
     </w:p>
     <w:p>
@@ -7607,8 +10932,13 @@
           <w:numId w:val="22"/>
         </w:numPr>
       </w:pPr>
-      <w:r>
-        <w:t xml:space="preserve">dominante_dimension_wert </w:t>
+      <w:proofErr w:type="spellStart"/>
+      <w:r>
+        <w:t>dominante_dimension_wert</w:t>
+      </w:r>
+      <w:proofErr w:type="spellEnd"/>
+      <w:r>
+        <w:t xml:space="preserve"> </w:t>
       </w:r>
     </w:p>
     <w:p>
@@ -7629,28 +10959,82 @@
           <w:numId w:val="22"/>
         </w:numPr>
       </w:pPr>
-      <w:r>
-        <w:t xml:space="preserve">d_semantisch </w:t>
-      </w:r>
-    </w:p>
-    <w:p>
-      <w:r>
-        <w:t xml:space="preserve">in frzk_semantische_dichte_lehrer. </w:t>
-      </w:r>
-    </w:p>
-    <w:p>
-      <w:r>
-        <w:t>Die mathematische Grundlage ähnelt Kohärenzmodellen semantischer Ähnlichkeit nach Salton &amp; McGill (</w:t>
-      </w:r>
+      <w:proofErr w:type="spellStart"/>
+      <w:r>
+        <w:t>d_semantisch</w:t>
+      </w:r>
+      <w:proofErr w:type="spellEnd"/>
+      <w:r>
+        <w:t xml:space="preserve"> </w:t>
+      </w:r>
+    </w:p>
+    <w:p>
+      <w:r>
+        <w:t xml:space="preserve">in </w:t>
+      </w:r>
+      <w:proofErr w:type="spellStart"/>
+      <w:r>
+        <w:t>frzk_semantische_dichte_lehrer</w:t>
+      </w:r>
+      <w:proofErr w:type="spellEnd"/>
+      <w:r>
+        <w:t xml:space="preserve">. </w:t>
+      </w:r>
+    </w:p>
+    <w:p>
+      <w:r>
+        <w:t xml:space="preserve">Die mathematische Grundlage ähnelt Kohärenzmodellen semantischer Ähnlichkeit nach </w:t>
+      </w:r>
+      <w:proofErr w:type="spellStart"/>
+      <w:r>
+        <w:t>Salton</w:t>
+      </w:r>
+      <w:proofErr w:type="spellEnd"/>
+      <w:r>
+        <w:t xml:space="preserve"> &amp; McGill (</w:t>
+      </w:r>
+      <w:proofErr w:type="spellStart"/>
       <w:r>
         <w:rPr>
           <w:i/>
           <w:iCs/>
         </w:rPr>
-        <w:t>Introduction to Modern Information Retrieval</w:t>
-      </w:r>
-      <w:r>
-        <w:t>, 1983)[2].</w:t>
+        <w:t>Introduction</w:t>
+      </w:r>
+      <w:proofErr w:type="spellEnd"/>
+      <w:r>
+        <w:rPr>
+          <w:i/>
+          <w:iCs/>
+        </w:rPr>
+        <w:t xml:space="preserve"> </w:t>
+      </w:r>
+      <w:proofErr w:type="spellStart"/>
+      <w:r>
+        <w:rPr>
+          <w:i/>
+          <w:iCs/>
+        </w:rPr>
+        <w:t>to</w:t>
+      </w:r>
+      <w:proofErr w:type="spellEnd"/>
+      <w:r>
+        <w:rPr>
+          <w:i/>
+          <w:iCs/>
+        </w:rPr>
+        <w:t xml:space="preserve"> Modern Information Retrieval</w:t>
+      </w:r>
+      <w:r>
+        <w:t xml:space="preserve">, </w:t>
+      </w:r>
+      <w:proofErr w:type="gramStart"/>
+      <w:r>
+        <w:t>1983)[</w:t>
+      </w:r>
+      <w:proofErr w:type="gramEnd"/>
+      <w:r>
+        <w:t>2].</w:t>
       </w:r>
     </w:p>
     <w:p>
@@ -7687,7 +11071,47 @@
     </w:p>
     <w:p>
       <w:r>
-        <w:t xml:space="preserve">St+1≠St+∑iwiS_{t+1} \neq S_t + \sum_i w_iSt+1​=St​+i∑​wi​ </w:t>
+        <w:t>St+1≠St+∑</w:t>
+      </w:r>
+      <w:proofErr w:type="spellStart"/>
+      <w:r>
+        <w:t>iwiS</w:t>
+      </w:r>
+      <w:proofErr w:type="spellEnd"/>
+      <w:r>
+        <w:t>_{t+1} \</w:t>
+      </w:r>
+      <w:proofErr w:type="spellStart"/>
+      <w:r>
+        <w:t>neq</w:t>
+      </w:r>
+      <w:proofErr w:type="spellEnd"/>
+      <w:r>
+        <w:t xml:space="preserve"> </w:t>
+      </w:r>
+      <w:proofErr w:type="spellStart"/>
+      <w:r>
+        <w:t>S_t</w:t>
+      </w:r>
+      <w:proofErr w:type="spellEnd"/>
+      <w:r>
+        <w:t xml:space="preserve"> + \</w:t>
+      </w:r>
+      <w:proofErr w:type="spellStart"/>
+      <w:r>
+        <w:t>sum_i</w:t>
+      </w:r>
+      <w:proofErr w:type="spellEnd"/>
+      <w:r>
+        <w:t xml:space="preserve"> w_iSt+1​=St​+i∑​</w:t>
+      </w:r>
+      <w:proofErr w:type="spellStart"/>
+      <w:r>
+        <w:t>wi</w:t>
+      </w:r>
+      <w:proofErr w:type="spellEnd"/>
+      <w:r>
+        <w:t xml:space="preserve">​ </w:t>
       </w:r>
     </w:p>
     <w:p>
@@ -7733,7 +11157,52 @@
         <w:t>∘</w:t>
       </w:r>
       <w:r>
-        <w:t>o1(St)S_{t+1} = o_n \circ o_{n-1}\circ ... \circ o_1(S_t)St+1​=on​</w:t>
+        <w:t xml:space="preserve">o1(St)S_{t+1} = </w:t>
+      </w:r>
+      <w:proofErr w:type="spellStart"/>
+      <w:r>
+        <w:t>o_n</w:t>
+      </w:r>
+      <w:proofErr w:type="spellEnd"/>
+      <w:r>
+        <w:t xml:space="preserve"> \</w:t>
+      </w:r>
+      <w:proofErr w:type="spellStart"/>
+      <w:r>
+        <w:t>circ</w:t>
+      </w:r>
+      <w:proofErr w:type="spellEnd"/>
+      <w:r>
+        <w:t xml:space="preserve"> o_{n-</w:t>
+      </w:r>
+      <w:proofErr w:type="gramStart"/>
+      <w:r>
+        <w:t>1}\</w:t>
+      </w:r>
+      <w:proofErr w:type="spellStart"/>
+      <w:proofErr w:type="gramEnd"/>
+      <w:r>
+        <w:t>circ</w:t>
+      </w:r>
+      <w:proofErr w:type="spellEnd"/>
+      <w:r>
+        <w:t xml:space="preserve"> ... \</w:t>
+      </w:r>
+      <w:proofErr w:type="spellStart"/>
+      <w:r>
+        <w:t>circ</w:t>
+      </w:r>
+      <w:proofErr w:type="spellEnd"/>
+      <w:r>
+        <w:t xml:space="preserve"> o_1(</w:t>
+      </w:r>
+      <w:proofErr w:type="spellStart"/>
+      <w:r>
+        <w:t>S_t</w:t>
+      </w:r>
+      <w:proofErr w:type="spellEnd"/>
+      <w:r>
+        <w:t>)St+1​=on​</w:t>
       </w:r>
       <w:r>
         <w:rPr>
@@ -7838,6 +11307,7 @@
         </w:rPr>
         <w:t>∥</w:t>
       </w:r>
+      <w:proofErr w:type="spellStart"/>
       <w:r>
         <w:t>Vi</w:t>
       </w:r>
@@ -7848,7 +11318,32 @@
         <w:t>∥</w:t>
       </w:r>
       <w:r>
-        <w:t>e^{-\beta \|V_i\|}e−β</w:t>
+        <w:t>e</w:t>
+      </w:r>
+      <w:proofErr w:type="spellEnd"/>
+      <w:proofErr w:type="gramStart"/>
+      <w:r>
+        <w:t>^{</w:t>
+      </w:r>
+      <w:proofErr w:type="gramEnd"/>
+      <w:r>
+        <w:t>-\</w:t>
+      </w:r>
+      <w:proofErr w:type="spellStart"/>
+      <w:r>
+        <w:t>beta</w:t>
+      </w:r>
+      <w:proofErr w:type="spellEnd"/>
+      <w:r>
+        <w:t xml:space="preserve"> \|</w:t>
+      </w:r>
+      <w:proofErr w:type="spellStart"/>
+      <w:r>
+        <w:t>V_i</w:t>
+      </w:r>
+      <w:proofErr w:type="spellEnd"/>
+      <w:r>
+        <w:t>\|}e−β</w:t>
       </w:r>
       <w:r>
         <w:rPr>
@@ -7856,8 +11351,13 @@
         </w:rPr>
         <w:t>∥</w:t>
       </w:r>
-      <w:r>
-        <w:t>Vi​</w:t>
+      <w:proofErr w:type="spellStart"/>
+      <w:r>
+        <w:t>Vi</w:t>
+      </w:r>
+      <w:proofErr w:type="spellEnd"/>
+      <w:r>
+        <w:t>​</w:t>
       </w:r>
       <w:r>
         <w:rPr>
@@ -7875,6 +11375,7 @@
       </w:r>
     </w:p>
     <w:p>
+      <w:proofErr w:type="gramStart"/>
       <w:r>
         <w:t>cos</w:t>
       </w:r>
@@ -7885,7 +11386,40 @@
         <w:t>⁡</w:t>
       </w:r>
       <w:r>
-        <w:t xml:space="preserve">(Vi,wi)\cos(V_i,w_i)cos(Vi​,wi​) </w:t>
+        <w:t>(</w:t>
+      </w:r>
+      <w:proofErr w:type="spellStart"/>
+      <w:proofErr w:type="gramEnd"/>
+      <w:r>
+        <w:t>Vi,wi</w:t>
+      </w:r>
+      <w:proofErr w:type="spellEnd"/>
+      <w:r>
+        <w:t>)\cos(</w:t>
+      </w:r>
+      <w:proofErr w:type="spellStart"/>
+      <w:r>
+        <w:t>V_i,w_i</w:t>
+      </w:r>
+      <w:proofErr w:type="spellEnd"/>
+      <w:r>
+        <w:t>)cos(</w:t>
+      </w:r>
+      <w:proofErr w:type="spellStart"/>
+      <w:r>
+        <w:t>Vi</w:t>
+      </w:r>
+      <w:proofErr w:type="spellEnd"/>
+      <w:r>
+        <w:t>​,</w:t>
+      </w:r>
+      <w:proofErr w:type="spellStart"/>
+      <w:r>
+        <w:t>wi</w:t>
+      </w:r>
+      <w:proofErr w:type="spellEnd"/>
+      <w:r>
+        <w:t xml:space="preserve">​) </w:t>
       </w:r>
     </w:p>
     <w:p>
@@ -7895,17 +11429,42 @@
     </w:p>
     <w:p>
       <w:r>
-        <w:t xml:space="preserve">Das FRZK folgt damit allgemeinen Prinzipien nichtlinearer dynamischer Systeme (Strogatz, </w:t>
-      </w:r>
+        <w:t>Das FRZK folgt damit allgemeinen Prinzipien nichtlinearer dynamischer Systeme (</w:t>
+      </w:r>
+      <w:proofErr w:type="spellStart"/>
+      <w:r>
+        <w:t>Strogatz</w:t>
+      </w:r>
+      <w:proofErr w:type="spellEnd"/>
+      <w:r>
+        <w:t xml:space="preserve">, </w:t>
+      </w:r>
+      <w:proofErr w:type="spellStart"/>
       <w:r>
         <w:rPr>
           <w:i/>
           <w:iCs/>
         </w:rPr>
-        <w:t>Nonlinear Dynamics and Chaos</w:t>
-      </w:r>
-      <w:r>
-        <w:t>, 2018)[3].</w:t>
+        <w:t>Nonlinear</w:t>
+      </w:r>
+      <w:proofErr w:type="spellEnd"/>
+      <w:r>
+        <w:rPr>
+          <w:i/>
+          <w:iCs/>
+        </w:rPr>
+        <w:t xml:space="preserve"> Dynamics and Chaos</w:t>
+      </w:r>
+      <w:r>
+        <w:t xml:space="preserve">, </w:t>
+      </w:r>
+      <w:proofErr w:type="gramStart"/>
+      <w:r>
+        <w:t>2018)[</w:t>
+      </w:r>
+      <w:proofErr w:type="gramEnd"/>
+      <w:r>
+        <w:t>3].</w:t>
       </w:r>
     </w:p>
     <w:p>
@@ -7936,13 +11495,47 @@
       </w:r>
     </w:p>
     <w:p>
-      <w:r>
-        <w:t xml:space="preserve">oi:U→Uo_i : U \rightarrow Uoi​:U→U </w:t>
-      </w:r>
-    </w:p>
-    <w:p>
-      <w:r>
-        <w:t xml:space="preserve">Im empirischen System werden Operatoren über frzk_operator modelliert. </w:t>
+      <w:proofErr w:type="spellStart"/>
+      <w:proofErr w:type="gramStart"/>
+      <w:r>
+        <w:t>oi:U</w:t>
+      </w:r>
+      <w:proofErr w:type="gramEnd"/>
+      <w:r>
+        <w:t>→Uo_i</w:t>
+      </w:r>
+      <w:proofErr w:type="spellEnd"/>
+      <w:r>
+        <w:t xml:space="preserve"> : U \</w:t>
+      </w:r>
+      <w:proofErr w:type="spellStart"/>
+      <w:r>
+        <w:t>rightarrow</w:t>
+      </w:r>
+      <w:proofErr w:type="spellEnd"/>
+      <w:r>
+        <w:t xml:space="preserve"> </w:t>
+      </w:r>
+      <w:proofErr w:type="spellStart"/>
+      <w:r>
+        <w:t>Uoi</w:t>
+      </w:r>
+      <w:proofErr w:type="spellEnd"/>
+      <w:r>
+        <w:t xml:space="preserve">​:U→U </w:t>
+      </w:r>
+    </w:p>
+    <w:p>
+      <w:r>
+        <w:t xml:space="preserve">Im empirischen System werden Operatoren über </w:t>
+      </w:r>
+      <w:proofErr w:type="spellStart"/>
+      <w:r>
+        <w:t>frzk_operator</w:t>
+      </w:r>
+      <w:proofErr w:type="spellEnd"/>
+      <w:r>
+        <w:t xml:space="preserve"> modelliert. </w:t>
       </w:r>
     </w:p>
     <w:p>
@@ -7979,8 +11572,13 @@
           <w:numId w:val="24"/>
         </w:numPr>
       </w:pPr>
-      <w:r>
-        <w:t xml:space="preserve">Scope </w:t>
+      <w:proofErr w:type="spellStart"/>
+      <w:r>
+        <w:t>Scope</w:t>
+      </w:r>
+      <w:proofErr w:type="spellEnd"/>
+      <w:r>
+        <w:t xml:space="preserve"> </w:t>
       </w:r>
     </w:p>
     <w:p>
@@ -7989,8 +11587,69 @@
       </w:r>
     </w:p>
     <w:p>
-      <w:r>
-        <w:t xml:space="preserve">oi(wj)=αiwjo_i(w_j) = \alpha_i w_joi​(wj​)=αi​wj​ </w:t>
+      <w:proofErr w:type="spellStart"/>
+      <w:r>
+        <w:t>oi</w:t>
+      </w:r>
+      <w:proofErr w:type="spellEnd"/>
+      <w:r>
+        <w:t>(</w:t>
+      </w:r>
+      <w:proofErr w:type="spellStart"/>
+      <w:r>
+        <w:t>wj</w:t>
+      </w:r>
+      <w:proofErr w:type="spellEnd"/>
+      <w:r>
+        <w:t>)=α</w:t>
+      </w:r>
+      <w:proofErr w:type="spellStart"/>
+      <w:r>
+        <w:t>iwjo_i</w:t>
+      </w:r>
+      <w:proofErr w:type="spellEnd"/>
+      <w:r>
+        <w:t>(</w:t>
+      </w:r>
+      <w:proofErr w:type="spellStart"/>
+      <w:r>
+        <w:t>w_j</w:t>
+      </w:r>
+      <w:proofErr w:type="spellEnd"/>
+      <w:r>
+        <w:t>) = \</w:t>
+      </w:r>
+      <w:proofErr w:type="spellStart"/>
+      <w:r>
+        <w:t>alpha_i</w:t>
+      </w:r>
+      <w:proofErr w:type="spellEnd"/>
+      <w:r>
+        <w:t xml:space="preserve"> </w:t>
+      </w:r>
+      <w:proofErr w:type="spellStart"/>
+      <w:r>
+        <w:t>w_joi</w:t>
+      </w:r>
+      <w:proofErr w:type="spellEnd"/>
+      <w:r>
+        <w:t>​(</w:t>
+      </w:r>
+      <w:proofErr w:type="spellStart"/>
+      <w:r>
+        <w:t>wj</w:t>
+      </w:r>
+      <w:proofErr w:type="spellEnd"/>
+      <w:r>
+        <w:t>​)=αi​</w:t>
+      </w:r>
+      <w:proofErr w:type="spellStart"/>
+      <w:r>
+        <w:t>wj</w:t>
+      </w:r>
+      <w:proofErr w:type="spellEnd"/>
+      <w:r>
+        <w:t xml:space="preserve">​ </w:t>
       </w:r>
     </w:p>
     <w:p>
@@ -8000,7 +11659,11 @@
     </w:p>
     <w:p>
       <w:r>
-        <w:t>αi</w:t>
+        <w:t>α</w:t>
+      </w:r>
+      <w:proofErr w:type="spellStart"/>
+      <w:r>
+        <w:t>i</w:t>
       </w:r>
       <w:r>
         <w:rPr>
@@ -8009,7 +11672,27 @@
         <w:t>∈</w:t>
       </w:r>
       <w:r>
-        <w:t>R\alpha_i \in \mathbb Rαi​</w:t>
+        <w:t>R</w:t>
+      </w:r>
+      <w:proofErr w:type="spellEnd"/>
+      <w:r>
+        <w:t>\</w:t>
+      </w:r>
+      <w:proofErr w:type="spellStart"/>
+      <w:r>
+        <w:t>alpha_i</w:t>
+      </w:r>
+      <w:proofErr w:type="spellEnd"/>
+      <w:r>
+        <w:t xml:space="preserve"> \in \</w:t>
+      </w:r>
+      <w:proofErr w:type="spellStart"/>
+      <w:r>
+        <w:t>mathbb</w:t>
+      </w:r>
+      <w:proofErr w:type="spellEnd"/>
+      <w:r>
+        <w:t xml:space="preserve"> Rαi​</w:t>
       </w:r>
       <w:r>
         <w:rPr>
@@ -8023,13 +11706,23 @@
     </w:p>
     <w:p>
       <w:r>
-        <w:t>Die Wirkung ist abhängig vom Scope:</w:t>
-      </w:r>
-    </w:p>
-    <w:p>
+        <w:t xml:space="preserve">Die Wirkung ist abhängig vom </w:t>
+      </w:r>
+      <w:proofErr w:type="spellStart"/>
+      <w:r>
+        <w:t>Scope</w:t>
+      </w:r>
+      <w:proofErr w:type="spellEnd"/>
+      <w:r>
+        <w:t>:</w:t>
+      </w:r>
+    </w:p>
+    <w:p>
+      <w:proofErr w:type="spellStart"/>
       <w:r>
         <w:t>scope</w:t>
       </w:r>
+      <w:proofErr w:type="spellEnd"/>
       <w:r>
         <w:rPr>
           <w:rFonts w:ascii="Cambria Math" w:hAnsi="Cambria Math" w:cs="Cambria Math"/>
@@ -8037,8 +11730,77 @@
         <w:t>∈</w:t>
       </w:r>
       <w:r>
-        <w:t>{next_token,sentence,left_context}scope \in \{ next\_token, sentence, left\_context \}scope</w:t>
-      </w:r>
+        <w:t>{</w:t>
+      </w:r>
+      <w:proofErr w:type="spellStart"/>
+      <w:r>
+        <w:t>next_</w:t>
+      </w:r>
+      <w:proofErr w:type="gramStart"/>
+      <w:r>
+        <w:t>token,sentence</w:t>
+      </w:r>
+      <w:proofErr w:type="gramEnd"/>
+      <w:r>
+        <w:t>,left_context</w:t>
+      </w:r>
+      <w:proofErr w:type="spellEnd"/>
+      <w:r>
+        <w:t>}</w:t>
+      </w:r>
+      <w:proofErr w:type="spellStart"/>
+      <w:r>
+        <w:t>scope</w:t>
+      </w:r>
+      <w:proofErr w:type="spellEnd"/>
+      <w:r>
+        <w:t xml:space="preserve"> \in \{ </w:t>
+      </w:r>
+      <w:proofErr w:type="spellStart"/>
+      <w:r>
+        <w:t>next</w:t>
+      </w:r>
+      <w:proofErr w:type="spellEnd"/>
+      <w:r>
+        <w:t>\_</w:t>
+      </w:r>
+      <w:proofErr w:type="spellStart"/>
+      <w:r>
+        <w:t>token</w:t>
+      </w:r>
+      <w:proofErr w:type="spellEnd"/>
+      <w:r>
+        <w:t xml:space="preserve">, </w:t>
+      </w:r>
+      <w:proofErr w:type="spellStart"/>
+      <w:r>
+        <w:t>sentence</w:t>
+      </w:r>
+      <w:proofErr w:type="spellEnd"/>
+      <w:r>
+        <w:t xml:space="preserve">, </w:t>
+      </w:r>
+      <w:proofErr w:type="spellStart"/>
+      <w:r>
+        <w:t>left</w:t>
+      </w:r>
+      <w:proofErr w:type="spellEnd"/>
+      <w:r>
+        <w:t>\_</w:t>
+      </w:r>
+      <w:proofErr w:type="spellStart"/>
+      <w:r>
+        <w:t>context</w:t>
+      </w:r>
+      <w:proofErr w:type="spellEnd"/>
+      <w:r>
+        <w:t xml:space="preserve"> \}</w:t>
+      </w:r>
+      <w:proofErr w:type="spellStart"/>
+      <w:r>
+        <w:t>scope</w:t>
+      </w:r>
+      <w:proofErr w:type="spellEnd"/>
       <w:r>
         <w:rPr>
           <w:rFonts w:ascii="Cambria Math" w:hAnsi="Cambria Math" w:cs="Cambria Math"/>
@@ -8046,7 +11808,15 @@
         <w:t>∈</w:t>
       </w:r>
       <w:r>
-        <w:t xml:space="preserve">{next_token,sentence,left_context} </w:t>
+        <w:t>{</w:t>
+      </w:r>
+      <w:proofErr w:type="spellStart"/>
+      <w:r>
+        <w:t>next_token,sentence,left_context</w:t>
+      </w:r>
+      <w:proofErr w:type="spellEnd"/>
+      <w:r>
+        <w:t xml:space="preserve">} </w:t>
       </w:r>
     </w:p>
     <w:p>
@@ -8116,17 +11886,66 @@
     </w:p>
     <w:p>
       <w:r>
-        <w:t xml:space="preserve">Diese Struktur entspricht funktionalen Transformationsmodellen semantischer Operatorik (Lakoff &amp; Johnson, </w:t>
-      </w:r>
+        <w:t xml:space="preserve">Diese Struktur entspricht funktionalen Transformationsmodellen semantischer </w:t>
+      </w:r>
+      <w:proofErr w:type="spellStart"/>
+      <w:r>
+        <w:t>Operatorik</w:t>
+      </w:r>
+      <w:proofErr w:type="spellEnd"/>
+      <w:r>
+        <w:t xml:space="preserve"> (</w:t>
+      </w:r>
+      <w:proofErr w:type="spellStart"/>
+      <w:r>
+        <w:t>Lakoff</w:t>
+      </w:r>
+      <w:proofErr w:type="spellEnd"/>
+      <w:r>
+        <w:t xml:space="preserve"> &amp; Johnson, </w:t>
+      </w:r>
+      <w:proofErr w:type="spellStart"/>
       <w:r>
         <w:rPr>
           <w:i/>
           <w:iCs/>
         </w:rPr>
-        <w:t>Metaphors We Live By</w:t>
-      </w:r>
-      <w:r>
-        <w:t>, 1980)[4].</w:t>
+        <w:t>Metaphors</w:t>
+      </w:r>
+      <w:proofErr w:type="spellEnd"/>
+      <w:r>
+        <w:rPr>
+          <w:i/>
+          <w:iCs/>
+        </w:rPr>
+        <w:t xml:space="preserve"> </w:t>
+      </w:r>
+      <w:proofErr w:type="spellStart"/>
+      <w:r>
+        <w:rPr>
+          <w:i/>
+          <w:iCs/>
+        </w:rPr>
+        <w:t>We</w:t>
+      </w:r>
+      <w:proofErr w:type="spellEnd"/>
+      <w:r>
+        <w:rPr>
+          <w:i/>
+          <w:iCs/>
+        </w:rPr>
+        <w:t xml:space="preserve"> Live By</w:t>
+      </w:r>
+      <w:r>
+        <w:t xml:space="preserve">, </w:t>
+      </w:r>
+      <w:proofErr w:type="gramStart"/>
+      <w:r>
+        <w:t>1980)[</w:t>
+      </w:r>
+      <w:proofErr w:type="gramEnd"/>
+      <w:r>
+        <w:t>4].</w:t>
       </w:r>
     </w:p>
     <w:p>
@@ -8171,6 +11990,7 @@
         </w:rPr>
         <w:t>∥</w:t>
       </w:r>
+      <w:proofErr w:type="spellStart"/>
       <w:r>
         <w:rPr>
           <w:rFonts w:cs="Calibri"/>
@@ -8180,12 +12000,14 @@
       <w:r>
         <w:t>St</w:t>
       </w:r>
+      <w:proofErr w:type="spellEnd"/>
       <w:r>
         <w:rPr>
           <w:rFonts w:ascii="Cambria Math" w:hAnsi="Cambria Math" w:cs="Cambria Math"/>
         </w:rPr>
         <w:t>∥∥</w:t>
       </w:r>
+      <w:proofErr w:type="spellStart"/>
       <w:r>
         <w:rPr>
           <w:rFonts w:cs="Calibri"/>
@@ -8195,6 +12017,7 @@
       <w:r>
         <w:t>St</w:t>
       </w:r>
+      <w:proofErr w:type="spellEnd"/>
       <w:r>
         <w:rPr>
           <w:rFonts w:ascii="Cambria Math" w:hAnsi="Cambria Math" w:cs="Cambria Math"/>
@@ -8202,7 +12025,36 @@
         <w:t>∥</w:t>
       </w:r>
       <w:r>
-        <w:t>+1C_t = 1- \frac{\|\Delta S_t\|} {\|\Delta S_t\|+1}Ct​=1−</w:t>
+        <w:t>+1C_t = 1- \</w:t>
+      </w:r>
+      <w:proofErr w:type="spellStart"/>
+      <w:proofErr w:type="gramStart"/>
+      <w:r>
+        <w:t>frac</w:t>
+      </w:r>
+      <w:proofErr w:type="spellEnd"/>
+      <w:r>
+        <w:t>{</w:t>
+      </w:r>
+      <w:proofErr w:type="gramEnd"/>
+      <w:r>
+        <w:t xml:space="preserve">\|\Delta </w:t>
+      </w:r>
+      <w:proofErr w:type="spellStart"/>
+      <w:r>
+        <w:t>S_t</w:t>
+      </w:r>
+      <w:proofErr w:type="spellEnd"/>
+      <w:r>
+        <w:t xml:space="preserve">\|} {\|\Delta </w:t>
+      </w:r>
+      <w:proofErr w:type="spellStart"/>
+      <w:r>
+        <w:t>S_t</w:t>
+      </w:r>
+      <w:proofErr w:type="spellEnd"/>
+      <w:r>
+        <w:t>\|+1}Ct​=1−</w:t>
       </w:r>
       <w:r>
         <w:rPr>
@@ -8210,6 +12062,7 @@
         </w:rPr>
         <w:t>∥</w:t>
       </w:r>
+      <w:proofErr w:type="spellStart"/>
       <w:r>
         <w:rPr>
           <w:rFonts w:cs="Calibri"/>
@@ -8217,6 +12070,34 @@
         <w:t>Δ</w:t>
       </w:r>
       <w:r>
+        <w:t>St</w:t>
+      </w:r>
+      <w:proofErr w:type="spellEnd"/>
+      <w:r>
+        <w:t>​</w:t>
+      </w:r>
+      <w:r>
+        <w:rPr>
+          <w:rFonts w:ascii="Cambria Math" w:hAnsi="Cambria Math" w:cs="Cambria Math"/>
+        </w:rPr>
+        <w:t>∥</w:t>
+      </w:r>
+      <w:r>
+        <w:t>+1</w:t>
+      </w:r>
+      <w:r>
+        <w:rPr>
+          <w:rFonts w:ascii="Cambria Math" w:hAnsi="Cambria Math" w:cs="Cambria Math"/>
+        </w:rPr>
+        <w:t>∥</w:t>
+      </w:r>
+      <w:r>
+        <w:rPr>
+          <w:rFonts w:cs="Calibri"/>
+        </w:rPr>
+        <w:t>Δ</w:t>
+      </w:r>
+      <w:r>
         <w:t>St​</w:t>
       </w:r>
       <w:r>
@@ -8226,14 +12107,58 @@
         <w:t>∥</w:t>
       </w:r>
       <w:r>
-        <w:t>+1</w:t>
-      </w:r>
+        <w:t xml:space="preserve">​ </w:t>
+      </w:r>
+    </w:p>
+    <w:p>
+      <w:r>
+        <w:t>mit:</w:t>
+      </w:r>
+    </w:p>
+    <w:p>
+      <w:proofErr w:type="spellStart"/>
+      <w:r>
+        <w:t>ΔSt</w:t>
+      </w:r>
+      <w:proofErr w:type="spellEnd"/>
+      <w:r>
+        <w:t xml:space="preserve">=St+1−St\Delta </w:t>
+      </w:r>
+      <w:proofErr w:type="spellStart"/>
+      <w:r>
+        <w:t>S_t</w:t>
+      </w:r>
+      <w:proofErr w:type="spellEnd"/>
+      <w:r>
+        <w:t xml:space="preserve"> = S_{t+</w:t>
+      </w:r>
+      <w:proofErr w:type="gramStart"/>
+      <w:r>
+        <w:t>1}-</w:t>
+      </w:r>
+      <w:proofErr w:type="spellStart"/>
+      <w:proofErr w:type="gramEnd"/>
+      <w:r>
+        <w:t>S_tΔSt</w:t>
+      </w:r>
+      <w:proofErr w:type="spellEnd"/>
+      <w:r>
+        <w:t xml:space="preserve">​=St+1​−St​ </w:t>
+      </w:r>
+    </w:p>
+    <w:p>
+      <w:r>
+        <w:t>Kleine Zustandsänderungen erhöhen die Kohärenz:</w:t>
+      </w:r>
+    </w:p>
+    <w:p>
       <w:r>
         <w:rPr>
           <w:rFonts w:ascii="Cambria Math" w:hAnsi="Cambria Math" w:cs="Cambria Math"/>
         </w:rPr>
         <w:t>∥</w:t>
       </w:r>
+      <w:proofErr w:type="spellStart"/>
       <w:r>
         <w:rPr>
           <w:rFonts w:cs="Calibri"/>
@@ -8241,8 +12166,9 @@
         <w:t>Δ</w:t>
       </w:r>
       <w:r>
-        <w:t>St​</w:t>
-      </w:r>
+        <w:t>St</w:t>
+      </w:r>
+      <w:proofErr w:type="spellEnd"/>
       <w:r>
         <w:rPr>
           <w:rFonts w:ascii="Cambria Math" w:hAnsi="Cambria Math" w:cs="Cambria Math"/>
@@ -8250,29 +12176,69 @@
         <w:t>∥</w:t>
       </w:r>
       <w:r>
-        <w:t xml:space="preserve">​ </w:t>
-      </w:r>
-    </w:p>
-    <w:p>
-      <w:r>
-        <w:t>mit:</w:t>
-      </w:r>
-    </w:p>
-    <w:p>
-      <w:r>
-        <w:t xml:space="preserve">ΔSt=St+1−St\Delta S_t = S_{t+1}-S_tΔSt​=St+1​−St​ </w:t>
-      </w:r>
-    </w:p>
-    <w:p>
-      <w:r>
-        <w:t>Kleine Zustandsänderungen erhöhen die Kohärenz:</w:t>
-      </w:r>
-    </w:p>
-    <w:p>
+        <w:rPr>
+          <w:rFonts w:cs="Calibri"/>
+        </w:rPr>
+        <w:t>↓</w:t>
+      </w:r>
       <w:r>
         <w:rPr>
           <w:rFonts w:ascii="Cambria Math" w:hAnsi="Cambria Math" w:cs="Cambria Math"/>
         </w:rPr>
+        <w:t>⇒</w:t>
+      </w:r>
+      <w:r>
+        <w:t>Ct</w:t>
+      </w:r>
+      <w:r>
+        <w:rPr>
+          <w:rFonts w:cs="Calibri"/>
+        </w:rPr>
+        <w:t>↑</w:t>
+      </w:r>
+      <w:r>
+        <w:t xml:space="preserve">\|\Delta </w:t>
+      </w:r>
+      <w:proofErr w:type="spellStart"/>
+      <w:r>
+        <w:t>S_t</w:t>
+      </w:r>
+      <w:proofErr w:type="spellEnd"/>
+      <w:r>
+        <w:t>\| \</w:t>
+      </w:r>
+      <w:proofErr w:type="spellStart"/>
+      <w:r>
+        <w:t>downarrow</w:t>
+      </w:r>
+      <w:proofErr w:type="spellEnd"/>
+      <w:r>
+        <w:t xml:space="preserve"> \</w:t>
+      </w:r>
+      <w:proofErr w:type="spellStart"/>
+      <w:r>
+        <w:t>Rightarrow</w:t>
+      </w:r>
+      <w:proofErr w:type="spellEnd"/>
+      <w:r>
+        <w:t xml:space="preserve"> </w:t>
+      </w:r>
+      <w:proofErr w:type="spellStart"/>
+      <w:r>
+        <w:t>C_t</w:t>
+      </w:r>
+      <w:proofErr w:type="spellEnd"/>
+      <w:r>
+        <w:t xml:space="preserve"> \</w:t>
+      </w:r>
+      <w:proofErr w:type="spellStart"/>
+      <w:r>
+        <w:t>uparrow</w:t>
+      </w:r>
+      <w:r>
+        <w:rPr>
+          <w:rFonts w:ascii="Cambria Math" w:hAnsi="Cambria Math" w:cs="Cambria Math"/>
+        </w:rPr>
         <w:t>∥</w:t>
       </w:r>
       <w:r>
@@ -8284,50 +12250,9 @@
       <w:r>
         <w:t>St</w:t>
       </w:r>
-      <w:r>
-        <w:rPr>
-          <w:rFonts w:ascii="Cambria Math" w:hAnsi="Cambria Math" w:cs="Cambria Math"/>
-        </w:rPr>
-        <w:t>∥</w:t>
-      </w:r>
-      <w:r>
-        <w:rPr>
-          <w:rFonts w:cs="Calibri"/>
-        </w:rPr>
-        <w:t>↓</w:t>
-      </w:r>
-      <w:r>
-        <w:rPr>
-          <w:rFonts w:ascii="Cambria Math" w:hAnsi="Cambria Math" w:cs="Cambria Math"/>
-        </w:rPr>
-        <w:t>⇒</w:t>
-      </w:r>
-      <w:r>
-        <w:t>Ct</w:t>
-      </w:r>
-      <w:r>
-        <w:rPr>
-          <w:rFonts w:cs="Calibri"/>
-        </w:rPr>
-        <w:t>↑</w:t>
-      </w:r>
-      <w:r>
-        <w:t>\|\Delta S_t\| \downarrow \Rightarrow C_t \uparrow</w:t>
-      </w:r>
-      <w:r>
-        <w:rPr>
-          <w:rFonts w:ascii="Cambria Math" w:hAnsi="Cambria Math" w:cs="Cambria Math"/>
-        </w:rPr>
-        <w:t>∥</w:t>
-      </w:r>
-      <w:r>
-        <w:rPr>
-          <w:rFonts w:cs="Calibri"/>
-        </w:rPr>
-        <w:t>Δ</w:t>
-      </w:r>
-      <w:r>
-        <w:t>St​</w:t>
+      <w:proofErr w:type="spellEnd"/>
+      <w:r>
+        <w:t>​</w:t>
       </w:r>
       <w:r>
         <w:rPr>
@@ -8398,8 +12323,21 @@
           <w:numId w:val="26"/>
         </w:numPr>
       </w:pPr>
-      <w:r>
-        <w:t xml:space="preserve">Cosine Similarity </w:t>
+      <w:proofErr w:type="spellStart"/>
+      <w:r>
+        <w:t>Cosine</w:t>
+      </w:r>
+      <w:proofErr w:type="spellEnd"/>
+      <w:r>
+        <w:t xml:space="preserve"> </w:t>
+      </w:r>
+      <w:proofErr w:type="spellStart"/>
+      <w:r>
+        <w:t>Similarity</w:t>
+      </w:r>
+      <w:proofErr w:type="spellEnd"/>
+      <w:r>
+        <w:t xml:space="preserve"> </w:t>
       </w:r>
     </w:p>
     <w:p>
@@ -8424,7 +12362,15 @@
         <w:t>Dynamic Patterns</w:t>
       </w:r>
       <w:r>
-        <w:t>, 1995)[5].</w:t>
+        <w:t xml:space="preserve">, </w:t>
+      </w:r>
+      <w:proofErr w:type="gramStart"/>
+      <w:r>
+        <w:t>1995)[</w:t>
+      </w:r>
+      <w:proofErr w:type="gramEnd"/>
+      <w:r>
+        <w:t>5].</w:t>
       </w:r>
     </w:p>
     <w:p>
@@ -8446,8 +12392,17 @@
           <w:b/>
           <w:bCs/>
         </w:rPr>
-        <w:t>6.x.6 Emergenzstrukturen</w:t>
-      </w:r>
+        <w:t xml:space="preserve">6.x.6 </w:t>
+      </w:r>
+      <w:proofErr w:type="spellStart"/>
+      <w:r>
+        <w:rPr>
+          <w:b/>
+          <w:bCs/>
+        </w:rPr>
+        <w:t>Emergenzstrukturen</w:t>
+      </w:r>
+      <w:proofErr w:type="spellEnd"/>
     </w:p>
     <w:p>
       <w:r>
@@ -8456,7 +12411,23 @@
     </w:p>
     <w:p>
       <w:r>
-        <w:t xml:space="preserve">E:O→OE : O \rightarrow OE:O→O </w:t>
+        <w:t>E:O→</w:t>
+      </w:r>
+      <w:proofErr w:type="gramStart"/>
+      <w:r>
+        <w:t>OE :</w:t>
+      </w:r>
+      <w:proofErr w:type="gramEnd"/>
+      <w:r>
+        <w:t xml:space="preserve"> O \</w:t>
+      </w:r>
+      <w:proofErr w:type="spellStart"/>
+      <w:r>
+        <w:t>rightarrow</w:t>
+      </w:r>
+      <w:proofErr w:type="spellEnd"/>
+      <w:r>
+        <w:t xml:space="preserve"> OE:O→O </w:t>
       </w:r>
     </w:p>
     <w:p>
@@ -8466,7 +12437,39 @@
     </w:p>
     <w:p>
       <w:r>
-        <w:t xml:space="preserve">St+1≠∑iwiS_{t+1} \neq \sum_i w_iSt+1​=i∑​wi​ </w:t>
+        <w:t>St+1≠∑</w:t>
+      </w:r>
+      <w:proofErr w:type="spellStart"/>
+      <w:r>
+        <w:t>iwiS</w:t>
+      </w:r>
+      <w:proofErr w:type="spellEnd"/>
+      <w:r>
+        <w:t>_{t+1} \</w:t>
+      </w:r>
+      <w:proofErr w:type="spellStart"/>
+      <w:r>
+        <w:t>neq</w:t>
+      </w:r>
+      <w:proofErr w:type="spellEnd"/>
+      <w:r>
+        <w:t xml:space="preserve"> \</w:t>
+      </w:r>
+      <w:proofErr w:type="spellStart"/>
+      <w:r>
+        <w:t>sum_i</w:t>
+      </w:r>
+      <w:proofErr w:type="spellEnd"/>
+      <w:r>
+        <w:t xml:space="preserve"> w_iSt+1​=i∑​</w:t>
+      </w:r>
+      <w:proofErr w:type="spellStart"/>
+      <w:r>
+        <w:t>wi</w:t>
+      </w:r>
+      <w:proofErr w:type="spellEnd"/>
+      <w:r>
+        <w:t xml:space="preserve">​ </w:t>
       </w:r>
     </w:p>
     <w:p>
@@ -8512,7 +12515,52 @@
         <w:t>∘</w:t>
       </w:r>
       <w:r>
-        <w:t>o1(St)S_{t+1} = o_n \circ o_{n-1}\circ ... \circ o_1(S_t)St+1​=on​</w:t>
+        <w:t xml:space="preserve">o1(St)S_{t+1} = </w:t>
+      </w:r>
+      <w:proofErr w:type="spellStart"/>
+      <w:r>
+        <w:t>o_n</w:t>
+      </w:r>
+      <w:proofErr w:type="spellEnd"/>
+      <w:r>
+        <w:t xml:space="preserve"> \</w:t>
+      </w:r>
+      <w:proofErr w:type="spellStart"/>
+      <w:r>
+        <w:t>circ</w:t>
+      </w:r>
+      <w:proofErr w:type="spellEnd"/>
+      <w:r>
+        <w:t xml:space="preserve"> o_{n-</w:t>
+      </w:r>
+      <w:proofErr w:type="gramStart"/>
+      <w:r>
+        <w:t>1}\</w:t>
+      </w:r>
+      <w:proofErr w:type="spellStart"/>
+      <w:proofErr w:type="gramEnd"/>
+      <w:r>
+        <w:t>circ</w:t>
+      </w:r>
+      <w:proofErr w:type="spellEnd"/>
+      <w:r>
+        <w:t xml:space="preserve"> ... \</w:t>
+      </w:r>
+      <w:proofErr w:type="spellStart"/>
+      <w:r>
+        <w:t>circ</w:t>
+      </w:r>
+      <w:proofErr w:type="spellEnd"/>
+      <w:r>
+        <w:t xml:space="preserve"> o_1(</w:t>
+      </w:r>
+      <w:proofErr w:type="spellStart"/>
+      <w:r>
+        <w:t>S_t</w:t>
+      </w:r>
+      <w:proofErr w:type="spellEnd"/>
+      <w:r>
+        <w:t>)St+1​=on​</w:t>
       </w:r>
       <w:r>
         <w:rPr>
@@ -8555,7 +12603,47 @@
     </w:p>
     <w:p>
       <w:r>
-        <w:t xml:space="preserve">Et=f(S1,S2,...,Sn)E_t = f(S_1,S_2,...,S_n)Et​=f(S1​,S2​,...,Sn​) </w:t>
+        <w:t>Et=f(S</w:t>
+      </w:r>
+      <w:proofErr w:type="gramStart"/>
+      <w:r>
+        <w:t>1,S</w:t>
+      </w:r>
+      <w:proofErr w:type="gramEnd"/>
+      <w:r>
+        <w:t>2,...,</w:t>
+      </w:r>
+      <w:proofErr w:type="spellStart"/>
+      <w:r>
+        <w:t>Sn</w:t>
+      </w:r>
+      <w:proofErr w:type="spellEnd"/>
+      <w:r>
+        <w:t>)</w:t>
+      </w:r>
+      <w:proofErr w:type="spellStart"/>
+      <w:r>
+        <w:t>E_t</w:t>
+      </w:r>
+      <w:proofErr w:type="spellEnd"/>
+      <w:r>
+        <w:t xml:space="preserve"> = f(S_1,S_2,...,</w:t>
+      </w:r>
+      <w:proofErr w:type="spellStart"/>
+      <w:r>
+        <w:t>S_n</w:t>
+      </w:r>
+      <w:proofErr w:type="spellEnd"/>
+      <w:r>
+        <w:t>)Et​=f(S1​,S2​,...,</w:t>
+      </w:r>
+      <w:proofErr w:type="spellStart"/>
+      <w:r>
+        <w:t>Sn</w:t>
+      </w:r>
+      <w:proofErr w:type="spellEnd"/>
+      <w:r>
+        <w:t xml:space="preserve">​) </w:t>
       </w:r>
     </w:p>
     <w:p>
@@ -8565,7 +12653,39 @@
     </w:p>
     <w:p>
       <w:r>
-        <w:t xml:space="preserve">f≠∑Sif \neq \sum S_if=∑Si​ </w:t>
+        <w:t>f≠∑</w:t>
+      </w:r>
+      <w:proofErr w:type="spellStart"/>
+      <w:r>
+        <w:t>Sif</w:t>
+      </w:r>
+      <w:proofErr w:type="spellEnd"/>
+      <w:r>
+        <w:t xml:space="preserve"> \</w:t>
+      </w:r>
+      <w:proofErr w:type="spellStart"/>
+      <w:r>
+        <w:t>neq</w:t>
+      </w:r>
+      <w:proofErr w:type="spellEnd"/>
+      <w:r>
+        <w:t xml:space="preserve"> \</w:t>
+      </w:r>
+      <w:proofErr w:type="spellStart"/>
+      <w:r>
+        <w:t>sum</w:t>
+      </w:r>
+      <w:proofErr w:type="spellEnd"/>
+      <w:r>
+        <w:t xml:space="preserve"> </w:t>
+      </w:r>
+      <w:proofErr w:type="spellStart"/>
+      <w:r>
+        <w:t>S_if</w:t>
+      </w:r>
+      <w:proofErr w:type="spellEnd"/>
+      <w:r>
+        <w:t xml:space="preserve">=∑Si​ </w:t>
       </w:r>
     </w:p>
     <w:p>
@@ -8575,12 +12695,89 @@
     </w:p>
     <w:p>
       <w:r>
-        <w:t xml:space="preserve">Die semantische Breite der View analyze_lehrkraftdaten ist bereits ein Emergenzindikator: </w:t>
-      </w:r>
-    </w:p>
-    <w:p>
-      <w:r>
-        <w:t xml:space="preserve">Bt=∑j=17Var(xj)B_t = \sum_{j=1}^{7} Var(x_j)Bt​=j=1∑7​Var(xj​) </w:t>
+        <w:t xml:space="preserve">Die semantische Breite der View </w:t>
+      </w:r>
+      <w:proofErr w:type="spellStart"/>
+      <w:r>
+        <w:t>analyze_lehrkraftdaten</w:t>
+      </w:r>
+      <w:proofErr w:type="spellEnd"/>
+      <w:r>
+        <w:t xml:space="preserve"> ist bereits ein </w:t>
+      </w:r>
+      <w:proofErr w:type="spellStart"/>
+      <w:r>
+        <w:t>Emergenzindikator</w:t>
+      </w:r>
+      <w:proofErr w:type="spellEnd"/>
+      <w:r>
+        <w:t xml:space="preserve">: </w:t>
+      </w:r>
+    </w:p>
+    <w:p>
+      <w:proofErr w:type="spellStart"/>
+      <w:r>
+        <w:t>Bt</w:t>
+      </w:r>
+      <w:proofErr w:type="spellEnd"/>
+      <w:r>
+        <w:t>=∑j=17Var(</w:t>
+      </w:r>
+      <w:proofErr w:type="spellStart"/>
+      <w:r>
+        <w:t>xj</w:t>
+      </w:r>
+      <w:proofErr w:type="spellEnd"/>
+      <w:r>
+        <w:t>)</w:t>
+      </w:r>
+      <w:proofErr w:type="spellStart"/>
+      <w:r>
+        <w:t>B_t</w:t>
+      </w:r>
+      <w:proofErr w:type="spellEnd"/>
+      <w:r>
+        <w:t xml:space="preserve"> = \</w:t>
+      </w:r>
+      <w:proofErr w:type="spellStart"/>
+      <w:r>
+        <w:t>sum</w:t>
+      </w:r>
+      <w:proofErr w:type="spellEnd"/>
+      <w:r>
+        <w:t>_{j=</w:t>
+      </w:r>
+      <w:proofErr w:type="gramStart"/>
+      <w:r>
+        <w:t>1}^</w:t>
+      </w:r>
+      <w:proofErr w:type="gramEnd"/>
+      <w:r>
+        <w:t>{7} Var(</w:t>
+      </w:r>
+      <w:proofErr w:type="spellStart"/>
+      <w:r>
+        <w:t>x_j</w:t>
+      </w:r>
+      <w:proofErr w:type="spellEnd"/>
+      <w:r>
+        <w:t>)</w:t>
+      </w:r>
+      <w:proofErr w:type="spellStart"/>
+      <w:r>
+        <w:t>Bt</w:t>
+      </w:r>
+      <w:proofErr w:type="spellEnd"/>
+      <w:r>
+        <w:t>​=j=1∑7​Var(</w:t>
+      </w:r>
+      <w:proofErr w:type="spellStart"/>
+      <w:r>
+        <w:t>xj</w:t>
+      </w:r>
+      <w:proofErr w:type="spellEnd"/>
+      <w:r>
+        <w:t xml:space="preserve">​) </w:t>
       </w:r>
     </w:p>
     <w:p>
@@ -8607,7 +12804,15 @@
         </w:numPr>
       </w:pPr>
       <w:r>
-        <w:t xml:space="preserve">geringe Attraktorbindung </w:t>
+        <w:t xml:space="preserve">geringe </w:t>
+      </w:r>
+      <w:proofErr w:type="spellStart"/>
+      <w:r>
+        <w:t>Attraktorbindung</w:t>
+      </w:r>
+      <w:proofErr w:type="spellEnd"/>
+      <w:r>
+        <w:t xml:space="preserve"> </w:t>
       </w:r>
     </w:p>
     <w:p>
@@ -8644,8 +12849,13 @@
           <w:numId w:val="28"/>
         </w:numPr>
       </w:pPr>
-      <w:r>
-        <w:t xml:space="preserve">Attraktorbildung </w:t>
+      <w:proofErr w:type="spellStart"/>
+      <w:r>
+        <w:t>Attraktorbildung</w:t>
+      </w:r>
+      <w:proofErr w:type="spellEnd"/>
+      <w:r>
+        <w:t xml:space="preserve"> </w:t>
       </w:r>
     </w:p>
     <w:p>
@@ -8666,8 +12876,17 @@
     </w:p>
     <w:p>
       <w:r>
-        <w:t xml:space="preserve">Dies entspricht emergenztheoretischen Modellen komplexer Systeme (Holland, </w:t>
-      </w:r>
+        <w:t xml:space="preserve">Dies entspricht </w:t>
+      </w:r>
+      <w:proofErr w:type="spellStart"/>
+      <w:r>
+        <w:t>emergenztheoretischen</w:t>
+      </w:r>
+      <w:proofErr w:type="spellEnd"/>
+      <w:r>
+        <w:t xml:space="preserve"> Modellen komplexer Systeme (Holland, </w:t>
+      </w:r>
+      <w:proofErr w:type="spellStart"/>
       <w:r>
         <w:rPr>
           <w:i/>
@@ -8675,8 +12894,17 @@
         </w:rPr>
         <w:t>Emergence</w:t>
       </w:r>
-      <w:r>
-        <w:t>, 1998)[6].</w:t>
+      <w:proofErr w:type="spellEnd"/>
+      <w:r>
+        <w:t xml:space="preserve">, </w:t>
+      </w:r>
+      <w:proofErr w:type="gramStart"/>
+      <w:r>
+        <w:t>1998)[</w:t>
+      </w:r>
+      <w:proofErr w:type="gramEnd"/>
+      <w:r>
+        <w:t>6].</w:t>
       </w:r>
     </w:p>
     <w:p>
@@ -8712,8 +12940,34 @@
       </w:r>
     </w:p>
     <w:p>
-      <w:r>
-        <w:t xml:space="preserve">ΔSt=St+1−St\Delta S_t = S_{t+1}-S_tΔSt​=St+1​−St​ </w:t>
+      <w:proofErr w:type="spellStart"/>
+      <w:r>
+        <w:t>ΔSt</w:t>
+      </w:r>
+      <w:proofErr w:type="spellEnd"/>
+      <w:r>
+        <w:t xml:space="preserve">=St+1−St\Delta </w:t>
+      </w:r>
+      <w:proofErr w:type="spellStart"/>
+      <w:r>
+        <w:t>S_t</w:t>
+      </w:r>
+      <w:proofErr w:type="spellEnd"/>
+      <w:r>
+        <w:t xml:space="preserve"> = S_{t+</w:t>
+      </w:r>
+      <w:proofErr w:type="gramStart"/>
+      <w:r>
+        <w:t>1}-</w:t>
+      </w:r>
+      <w:proofErr w:type="spellStart"/>
+      <w:proofErr w:type="gramEnd"/>
+      <w:r>
+        <w:t>S_tΔSt</w:t>
+      </w:r>
+      <w:proofErr w:type="spellEnd"/>
+      <w:r>
+        <w:t xml:space="preserve">​=St+1​−St​ </w:t>
       </w:r>
     </w:p>
     <w:p>
@@ -8722,8 +12976,13 @@
       </w:r>
     </w:p>
     <w:p>
-      <w:r>
-        <w:t>Dt=</w:t>
+      <w:proofErr w:type="spellStart"/>
+      <w:r>
+        <w:t>Dt</w:t>
+      </w:r>
+      <w:proofErr w:type="spellEnd"/>
+      <w:r>
+        <w:t>=</w:t>
       </w:r>
       <w:r>
         <w:rPr>
@@ -8731,6 +12990,7 @@
         </w:rPr>
         <w:t>∥</w:t>
       </w:r>
+      <w:proofErr w:type="spellStart"/>
       <w:r>
         <w:rPr>
           <w:rFonts w:cs="Calibri"/>
@@ -8740,6 +13000,7 @@
       <w:r>
         <w:t>St</w:t>
       </w:r>
+      <w:proofErr w:type="spellEnd"/>
       <w:r>
         <w:rPr>
           <w:rFonts w:ascii="Cambria Math" w:hAnsi="Cambria Math" w:cs="Cambria Math"/>
@@ -8756,8 +13017,13 @@
         <w:t>∑</w:t>
       </w:r>
       <w:r>
-        <w:t>j=17(St+1,j</w:t>
-      </w:r>
+        <w:t>j=17(St+</w:t>
+      </w:r>
+      <w:proofErr w:type="gramStart"/>
+      <w:r>
+        <w:t>1,j</w:t>
+      </w:r>
+      <w:proofErr w:type="gramEnd"/>
       <w:r>
         <w:rPr>
           <w:rFonts w:cs="Calibri"/>
@@ -8765,7 +13031,47 @@
         <w:t>−</w:t>
       </w:r>
       <w:r>
-        <w:t>St,j)2D_t = \|\Delta S_t\| = \sqrt{ \sum_{j=1}^{7} (S_{t+1,j}-S_{t,j})^2 }Dt​=</w:t>
+        <w:t xml:space="preserve">St,j)2D_t = \|\Delta </w:t>
+      </w:r>
+      <w:proofErr w:type="spellStart"/>
+      <w:r>
+        <w:t>S_t</w:t>
+      </w:r>
+      <w:proofErr w:type="spellEnd"/>
+      <w:r>
+        <w:t>\| = \</w:t>
+      </w:r>
+      <w:proofErr w:type="spellStart"/>
+      <w:r>
+        <w:t>sqrt</w:t>
+      </w:r>
+      <w:proofErr w:type="spellEnd"/>
+      <w:r>
+        <w:t>{ \</w:t>
+      </w:r>
+      <w:proofErr w:type="spellStart"/>
+      <w:r>
+        <w:t>sum</w:t>
+      </w:r>
+      <w:proofErr w:type="spellEnd"/>
+      <w:r>
+        <w:t>_{j=1}^{7} (S_{t+1,j}-S_{</w:t>
+      </w:r>
+      <w:proofErr w:type="spellStart"/>
+      <w:r>
+        <w:t>t,j</w:t>
+      </w:r>
+      <w:proofErr w:type="spellEnd"/>
+      <w:r>
+        <w:t>})^2 }</w:t>
+      </w:r>
+      <w:proofErr w:type="spellStart"/>
+      <w:r>
+        <w:t>Dt</w:t>
+      </w:r>
+      <w:proofErr w:type="spellEnd"/>
+      <w:r>
+        <w:t>​=</w:t>
       </w:r>
       <w:r>
         <w:rPr>
@@ -8773,6 +13079,7 @@
         </w:rPr>
         <w:t>∥</w:t>
       </w:r>
+      <w:proofErr w:type="spellStart"/>
       <w:r>
         <w:rPr>
           <w:rFonts w:cs="Calibri"/>
@@ -8780,7 +13087,11 @@
         <w:t>Δ</w:t>
       </w:r>
       <w:r>
-        <w:t>St​</w:t>
+        <w:t>St</w:t>
+      </w:r>
+      <w:proofErr w:type="spellEnd"/>
+      <w:r>
+        <w:t>​</w:t>
       </w:r>
       <w:r>
         <w:rPr>
@@ -8789,7 +13100,15 @@
         <w:t>∥</w:t>
       </w:r>
       <w:r>
-        <w:t xml:space="preserve">=j=1∑7​(St+1,j​−St,j​)2​ </w:t>
+        <w:t>=j=1∑7​(St+1,j​−</w:t>
+      </w:r>
+      <w:proofErr w:type="spellStart"/>
+      <w:r>
+        <w:t>St,j</w:t>
+      </w:r>
+      <w:proofErr w:type="spellEnd"/>
+      <w:r>
+        <w:t xml:space="preserve">​)2​ </w:t>
       </w:r>
     </w:p>
     <w:p>
@@ -8826,8 +13145,13 @@
           <w:numId w:val="29"/>
         </w:numPr>
       </w:pPr>
-      <w:r>
-        <w:t xml:space="preserve">Attraktorverlust </w:t>
+      <w:proofErr w:type="spellStart"/>
+      <w:r>
+        <w:t>Attraktorverlust</w:t>
+      </w:r>
+      <w:proofErr w:type="spellEnd"/>
+      <w:r>
+        <w:t xml:space="preserve"> </w:t>
       </w:r>
     </w:p>
     <w:p>
@@ -8881,17 +13205,65 @@
     </w:p>
     <w:p>
       <w:r>
-        <w:t xml:space="preserve">Diese Struktur ähnelt Trajektorienmodellen dynamischer Zustandsräume (van Gelder, </w:t>
+        <w:t xml:space="preserve">Diese Struktur ähnelt </w:t>
+      </w:r>
+      <w:proofErr w:type="spellStart"/>
+      <w:r>
+        <w:t>Trajektorienmodellen</w:t>
+      </w:r>
+      <w:proofErr w:type="spellEnd"/>
+      <w:r>
+        <w:t xml:space="preserve"> dynamischer Zustandsräume (van Gelder, </w:t>
       </w:r>
       <w:r>
         <w:rPr>
           <w:i/>
           <w:iCs/>
         </w:rPr>
-        <w:t>The Dynamical Hypothesis in Cognitive Science</w:t>
-      </w:r>
-      <w:r>
-        <w:t>, 1998)[7].</w:t>
+        <w:t xml:space="preserve">The </w:t>
+      </w:r>
+      <w:proofErr w:type="spellStart"/>
+      <w:r>
+        <w:rPr>
+          <w:i/>
+          <w:iCs/>
+        </w:rPr>
+        <w:t>Dynamical</w:t>
+      </w:r>
+      <w:proofErr w:type="spellEnd"/>
+      <w:r>
+        <w:rPr>
+          <w:i/>
+          <w:iCs/>
+        </w:rPr>
+        <w:t xml:space="preserve"> Hypothesis in </w:t>
+      </w:r>
+      <w:proofErr w:type="spellStart"/>
+      <w:r>
+        <w:rPr>
+          <w:i/>
+          <w:iCs/>
+        </w:rPr>
+        <w:t>Cognitive</w:t>
+      </w:r>
+      <w:proofErr w:type="spellEnd"/>
+      <w:r>
+        <w:rPr>
+          <w:i/>
+          <w:iCs/>
+        </w:rPr>
+        <w:t xml:space="preserve"> Science</w:t>
+      </w:r>
+      <w:r>
+        <w:t xml:space="preserve">, </w:t>
+      </w:r>
+      <w:proofErr w:type="gramStart"/>
+      <w:r>
+        <w:t>1998)[</w:t>
+      </w:r>
+      <w:proofErr w:type="gramEnd"/>
+      <w:r>
+        <w:t>7].</w:t>
       </w:r>
     </w:p>
     <w:p>
@@ -8913,8 +13285,17 @@
           <w:b/>
           <w:bCs/>
         </w:rPr>
-        <w:t>6.x.8 Attraktorbildung</w:t>
-      </w:r>
+        <w:t xml:space="preserve">6.x.8 </w:t>
+      </w:r>
+      <w:proofErr w:type="spellStart"/>
+      <w:r>
+        <w:rPr>
+          <w:b/>
+          <w:bCs/>
+        </w:rPr>
+        <w:t>Attraktorbildung</w:t>
+      </w:r>
+      <w:proofErr w:type="spellEnd"/>
     </w:p>
     <w:p>
       <w:r>
@@ -8927,21 +13308,59 @@
       </w:r>
     </w:p>
     <w:p>
-      <w:r>
-        <w:t xml:space="preserve">St→AS_t \rightarrow ASt​→A </w:t>
-      </w:r>
-    </w:p>
-    <w:p>
-      <w:r>
-        <w:t>mit Attraktorraum AAA.</w:t>
-      </w:r>
-    </w:p>
-    <w:p>
-      <w:r>
-        <w:t>Die Wahrscheinlichkeit der Rückkehr lässt sich über Cosine Similarity messen:</w:t>
-      </w:r>
-    </w:p>
-    <w:p>
+      <w:proofErr w:type="spellStart"/>
+      <w:r>
+        <w:t>St→AS_t</w:t>
+      </w:r>
+      <w:proofErr w:type="spellEnd"/>
+      <w:r>
+        <w:t xml:space="preserve"> \</w:t>
+      </w:r>
+      <w:proofErr w:type="spellStart"/>
+      <w:r>
+        <w:t>rightarrow</w:t>
+      </w:r>
+      <w:proofErr w:type="spellEnd"/>
+      <w:r>
+        <w:t xml:space="preserve"> ASt​→A </w:t>
+      </w:r>
+    </w:p>
+    <w:p>
+      <w:r>
+        <w:t xml:space="preserve">mit </w:t>
+      </w:r>
+      <w:proofErr w:type="spellStart"/>
+      <w:r>
+        <w:t>Attraktorraum</w:t>
+      </w:r>
+      <w:proofErr w:type="spellEnd"/>
+      <w:r>
+        <w:t xml:space="preserve"> AAA.</w:t>
+      </w:r>
+    </w:p>
+    <w:p>
+      <w:r>
+        <w:t xml:space="preserve">Die Wahrscheinlichkeit der Rückkehr lässt sich über </w:t>
+      </w:r>
+      <w:proofErr w:type="spellStart"/>
+      <w:r>
+        <w:t>Cosine</w:t>
+      </w:r>
+      <w:proofErr w:type="spellEnd"/>
+      <w:r>
+        <w:t xml:space="preserve"> </w:t>
+      </w:r>
+      <w:proofErr w:type="spellStart"/>
+      <w:r>
+        <w:t>Similarity</w:t>
+      </w:r>
+      <w:proofErr w:type="spellEnd"/>
+      <w:r>
+        <w:t xml:space="preserve"> messen:</w:t>
+      </w:r>
+    </w:p>
+    <w:p>
+      <w:proofErr w:type="gramStart"/>
       <w:r>
         <w:t>cos</w:t>
       </w:r>
@@ -8952,12 +13371,53 @@
         <w:t>⁡</w:t>
       </w:r>
       <w:r>
-        <w:t xml:space="preserve">(St,St+k)\cos(S_t,S_{t+k})cos(St​,St+k​) </w:t>
-      </w:r>
-    </w:p>
-    <w:p>
-      <w:r>
-        <w:t>Hohe Ähnlichkeit bedeutet Attraktorbindung.</w:t>
+        <w:t>(</w:t>
+      </w:r>
+      <w:proofErr w:type="spellStart"/>
+      <w:proofErr w:type="gramEnd"/>
+      <w:r>
+        <w:t>St,St+k</w:t>
+      </w:r>
+      <w:proofErr w:type="spellEnd"/>
+      <w:r>
+        <w:t>)\cos(</w:t>
+      </w:r>
+      <w:proofErr w:type="spellStart"/>
+      <w:r>
+        <w:t>S_t,S</w:t>
+      </w:r>
+      <w:proofErr w:type="spellEnd"/>
+      <w:r>
+        <w:t>_{</w:t>
+      </w:r>
+      <w:proofErr w:type="spellStart"/>
+      <w:r>
+        <w:t>t+k</w:t>
+      </w:r>
+      <w:proofErr w:type="spellEnd"/>
+      <w:r>
+        <w:t>})cos(St​,</w:t>
+      </w:r>
+      <w:proofErr w:type="spellStart"/>
+      <w:r>
+        <w:t>St+k</w:t>
+      </w:r>
+      <w:proofErr w:type="spellEnd"/>
+      <w:r>
+        <w:t xml:space="preserve">​) </w:t>
+      </w:r>
+    </w:p>
+    <w:p>
+      <w:r>
+        <w:t xml:space="preserve">Hohe Ähnlichkeit bedeutet </w:t>
+      </w:r>
+      <w:proofErr w:type="spellStart"/>
+      <w:r>
+        <w:t>Attraktorbindung</w:t>
+      </w:r>
+      <w:proofErr w:type="spellEnd"/>
+      <w:r>
+        <w:t>.</w:t>
       </w:r>
     </w:p>
     <w:p>
@@ -9049,22 +13509,62 @@
     </w:p>
     <w:p>
       <w:r>
-        <w:t>Die Attraktorbildung ist damit eine direkte Konsequenz der rekursiven Zustandslogik.</w:t>
-      </w:r>
-    </w:p>
-    <w:p>
-      <w:r>
-        <w:t xml:space="preserve">Diese Perspektive entspricht Attraktormodellen komplexer dynamischer Systeme (Prigogine &amp; Stengers, </w:t>
+        <w:t xml:space="preserve">Die </w:t>
+      </w:r>
+      <w:proofErr w:type="spellStart"/>
+      <w:r>
+        <w:t>Attraktorbildung</w:t>
+      </w:r>
+      <w:proofErr w:type="spellEnd"/>
+      <w:r>
+        <w:t xml:space="preserve"> ist damit eine direkte Konsequenz der rekursiven Zustandslogik.</w:t>
+      </w:r>
+    </w:p>
+    <w:p>
+      <w:r>
+        <w:t xml:space="preserve">Diese Perspektive entspricht </w:t>
+      </w:r>
+      <w:proofErr w:type="spellStart"/>
+      <w:r>
+        <w:t>Attraktormodellen</w:t>
+      </w:r>
+      <w:proofErr w:type="spellEnd"/>
+      <w:r>
+        <w:t xml:space="preserve"> komplexer dynamischer Systeme (Prigogine &amp; Stengers, </w:t>
       </w:r>
       <w:r>
         <w:rPr>
           <w:i/>
           <w:iCs/>
         </w:rPr>
-        <w:t>Order out of Chaos</w:t>
-      </w:r>
-      <w:r>
-        <w:t>, 1984)[8].</w:t>
+        <w:t xml:space="preserve">Order out </w:t>
+      </w:r>
+      <w:proofErr w:type="spellStart"/>
+      <w:r>
+        <w:rPr>
+          <w:i/>
+          <w:iCs/>
+        </w:rPr>
+        <w:t>of</w:t>
+      </w:r>
+      <w:proofErr w:type="spellEnd"/>
+      <w:r>
+        <w:rPr>
+          <w:i/>
+          <w:iCs/>
+        </w:rPr>
+        <w:t xml:space="preserve"> Chaos</w:t>
+      </w:r>
+      <w:r>
+        <w:t xml:space="preserve">, </w:t>
+      </w:r>
+      <w:proofErr w:type="gramStart"/>
+      <w:r>
+        <w:t>1984)[</w:t>
+      </w:r>
+      <w:proofErr w:type="gramEnd"/>
+      <w:r>
+        <w:t>8].</w:t>
       </w:r>
     </w:p>
     <w:p>
@@ -9095,8 +13595,34 @@
       </w:r>
     </w:p>
     <w:p>
-      <w:r>
-        <w:t xml:space="preserve">oi:U→Uo_i : U \rightarrow Uoi​:U→U </w:t>
+      <w:proofErr w:type="spellStart"/>
+      <w:proofErr w:type="gramStart"/>
+      <w:r>
+        <w:t>oi:U</w:t>
+      </w:r>
+      <w:proofErr w:type="gramEnd"/>
+      <w:r>
+        <w:t>→Uo_i</w:t>
+      </w:r>
+      <w:proofErr w:type="spellEnd"/>
+      <w:r>
+        <w:t xml:space="preserve"> : U \</w:t>
+      </w:r>
+      <w:proofErr w:type="spellStart"/>
+      <w:r>
+        <w:t>rightarrow</w:t>
+      </w:r>
+      <w:proofErr w:type="spellEnd"/>
+      <w:r>
+        <w:t xml:space="preserve"> </w:t>
+      </w:r>
+      <w:proofErr w:type="spellStart"/>
+      <w:r>
+        <w:t>Uoi</w:t>
+      </w:r>
+      <w:proofErr w:type="spellEnd"/>
+      <w:r>
+        <w:t xml:space="preserve">​:U→U </w:t>
       </w:r>
     </w:p>
     <w:p>
@@ -9111,7 +13637,23 @@
     </w:p>
     <w:p>
       <w:r>
-        <w:t xml:space="preserve">St→St+1S_t \rightarrow S_{t+1}St​→St+1​ </w:t>
+        <w:t>St→St+1S_t \</w:t>
+      </w:r>
+      <w:proofErr w:type="spellStart"/>
+      <w:r>
+        <w:t>rightarrow</w:t>
+      </w:r>
+      <w:proofErr w:type="spellEnd"/>
+      <w:r>
+        <w:t xml:space="preserve"> S_{t+</w:t>
+      </w:r>
+      <w:proofErr w:type="gramStart"/>
+      <w:r>
+        <w:t>1}St​</w:t>
+      </w:r>
+      <w:proofErr w:type="gramEnd"/>
+      <w:r>
+        <w:t xml:space="preserve">→St+1​ </w:t>
       </w:r>
     </w:p>
     <w:p>
@@ -9203,8 +13745,34 @@
       </w:r>
     </w:p>
     <w:p>
-      <w:r>
-        <w:t xml:space="preserve">Lk(St)=St+1L_k(S_t)=S_{t+1}Lk​(St​)=St+1​ </w:t>
+      <w:proofErr w:type="spellStart"/>
+      <w:proofErr w:type="gramStart"/>
+      <w:r>
+        <w:t>Lk</w:t>
+      </w:r>
+      <w:proofErr w:type="spellEnd"/>
+      <w:r>
+        <w:t>(</w:t>
+      </w:r>
+      <w:proofErr w:type="gramEnd"/>
+      <w:r>
+        <w:t>St)=St+1L_k(</w:t>
+      </w:r>
+      <w:proofErr w:type="spellStart"/>
+      <w:r>
+        <w:t>S_t</w:t>
+      </w:r>
+      <w:proofErr w:type="spellEnd"/>
+      <w:r>
+        <w:t>)=S_{t+1}</w:t>
+      </w:r>
+      <w:proofErr w:type="spellStart"/>
+      <w:r>
+        <w:t>Lk</w:t>
+      </w:r>
+      <w:proofErr w:type="spellEnd"/>
+      <w:r>
+        <w:t xml:space="preserve">​(St​)=St+1​ </w:t>
       </w:r>
     </w:p>
     <w:p>
@@ -9213,6 +13781,7 @@
       </w:r>
     </w:p>
     <w:p>
+      <w:proofErr w:type="spellStart"/>
       <w:r>
         <w:t>Lk</w:t>
       </w:r>
@@ -9223,7 +13792,27 @@
         <w:t>∈</w:t>
       </w:r>
       <w:r>
-        <w:t>OL_k \in \mathcal OLk​</w:t>
+        <w:t>OL_k</w:t>
+      </w:r>
+      <w:proofErr w:type="spellEnd"/>
+      <w:r>
+        <w:t xml:space="preserve"> \in \</w:t>
+      </w:r>
+      <w:proofErr w:type="spellStart"/>
+      <w:r>
+        <w:t>mathcal</w:t>
+      </w:r>
+      <w:proofErr w:type="spellEnd"/>
+      <w:r>
+        <w:t xml:space="preserve"> </w:t>
+      </w:r>
+      <w:proofErr w:type="spellStart"/>
+      <w:r>
+        <w:t>OLk</w:t>
+      </w:r>
+      <w:proofErr w:type="spellEnd"/>
+      <w:r>
+        <w:t>​</w:t>
       </w:r>
       <w:r>
         <w:rPr>
@@ -9242,7 +13831,15 @@
     </w:p>
     <w:p>
       <w:r>
-        <w:t>Deshalb enthält analyze_lehrkraftdaten explizit:</w:t>
+        <w:t xml:space="preserve">Deshalb enthält </w:t>
+      </w:r>
+      <w:proofErr w:type="spellStart"/>
+      <w:r>
+        <w:t>analyze_lehrkraftdaten</w:t>
+      </w:r>
+      <w:proofErr w:type="spellEnd"/>
+      <w:r>
+        <w:t xml:space="preserve"> explizit:</w:t>
       </w:r>
     </w:p>
     <w:p>
@@ -9252,8 +13849,13 @@
           <w:numId w:val="34"/>
         </w:numPr>
       </w:pPr>
-      <w:r>
-        <w:t xml:space="preserve">lehrkraft_id </w:t>
+      <w:proofErr w:type="spellStart"/>
+      <w:r>
+        <w:t>lehrkraft_id</w:t>
+      </w:r>
+      <w:proofErr w:type="spellEnd"/>
+      <w:r>
+        <w:t xml:space="preserve"> </w:t>
       </w:r>
     </w:p>
     <w:p>
@@ -9263,8 +13865,13 @@
           <w:numId w:val="34"/>
         </w:numPr>
       </w:pPr>
-      <w:r>
-        <w:t xml:space="preserve">gruppe_id </w:t>
+      <w:proofErr w:type="spellStart"/>
+      <w:r>
+        <w:t>gruppe_id</w:t>
+      </w:r>
+      <w:proofErr w:type="spellEnd"/>
+      <w:r>
+        <w:t xml:space="preserve"> </w:t>
       </w:r>
     </w:p>
     <w:p>
@@ -9274,8 +13881,13 @@
           <w:numId w:val="34"/>
         </w:numPr>
       </w:pPr>
-      <w:r>
-        <w:t xml:space="preserve">datum </w:t>
+      <w:proofErr w:type="spellStart"/>
+      <w:r>
+        <w:t>datum</w:t>
+      </w:r>
+      <w:proofErr w:type="spellEnd"/>
+      <w:r>
+        <w:t xml:space="preserve"> </w:t>
       </w:r>
     </w:p>
     <w:p>
@@ -9289,8 +13901,69 @@
       </w:r>
     </w:p>
     <w:p>
-      <w:r>
-        <w:t xml:space="preserve">La(St)≠Lb(St)L_a(S_t)\neq L_b(S_t)La​(St​)=Lb​(St​) </w:t>
+      <w:proofErr w:type="gramStart"/>
+      <w:r>
+        <w:t>La(</w:t>
+      </w:r>
+      <w:proofErr w:type="gramEnd"/>
+      <w:r>
+        <w:t>St)≠</w:t>
+      </w:r>
+      <w:proofErr w:type="spellStart"/>
+      <w:r>
+        <w:t>Lb</w:t>
+      </w:r>
+      <w:proofErr w:type="spellEnd"/>
+      <w:r>
+        <w:t>(St)</w:t>
+      </w:r>
+      <w:proofErr w:type="spellStart"/>
+      <w:r>
+        <w:t>L_a</w:t>
+      </w:r>
+      <w:proofErr w:type="spellEnd"/>
+      <w:r>
+        <w:t>(</w:t>
+      </w:r>
+      <w:proofErr w:type="spellStart"/>
+      <w:r>
+        <w:t>S_t</w:t>
+      </w:r>
+      <w:proofErr w:type="spellEnd"/>
+      <w:r>
+        <w:t>)\</w:t>
+      </w:r>
+      <w:proofErr w:type="spellStart"/>
+      <w:r>
+        <w:t>neq</w:t>
+      </w:r>
+      <w:proofErr w:type="spellEnd"/>
+      <w:r>
+        <w:t xml:space="preserve"> </w:t>
+      </w:r>
+      <w:proofErr w:type="spellStart"/>
+      <w:r>
+        <w:t>L_b</w:t>
+      </w:r>
+      <w:proofErr w:type="spellEnd"/>
+      <w:r>
+        <w:t>(</w:t>
+      </w:r>
+      <w:proofErr w:type="spellStart"/>
+      <w:r>
+        <w:t>S_t</w:t>
+      </w:r>
+      <w:proofErr w:type="spellEnd"/>
+      <w:r>
+        <w:t>)La​(St​)=</w:t>
+      </w:r>
+      <w:proofErr w:type="spellStart"/>
+      <w:r>
+        <w:t>Lb</w:t>
+      </w:r>
+      <w:proofErr w:type="spellEnd"/>
+      <w:r>
+        <w:t xml:space="preserve">​(St​) </w:t>
       </w:r>
     </w:p>
     <w:p>
@@ -9305,17 +13978,42 @@
     </w:p>
     <w:p>
       <w:r>
-        <w:t>Diese Perspektive entspricht konstruktivistischen Interaktionsmodellen nach Vygotsky (</w:t>
-      </w:r>
+        <w:t xml:space="preserve">Diese Perspektive entspricht konstruktivistischen Interaktionsmodellen nach </w:t>
+      </w:r>
+      <w:proofErr w:type="spellStart"/>
+      <w:r>
+        <w:t>Vygotsky</w:t>
+      </w:r>
+      <w:proofErr w:type="spellEnd"/>
+      <w:r>
+        <w:t xml:space="preserve"> (</w:t>
+      </w:r>
+      <w:proofErr w:type="spellStart"/>
       <w:r>
         <w:rPr>
           <w:i/>
           <w:iCs/>
         </w:rPr>
-        <w:t>Mind in Society</w:t>
-      </w:r>
-      <w:r>
-        <w:t>, 1978)[9].</w:t>
+        <w:t>Mind</w:t>
+      </w:r>
+      <w:proofErr w:type="spellEnd"/>
+      <w:r>
+        <w:rPr>
+          <w:i/>
+          <w:iCs/>
+        </w:rPr>
+        <w:t xml:space="preserve"> in Society</w:t>
+      </w:r>
+      <w:r>
+        <w:t xml:space="preserve">, </w:t>
+      </w:r>
+      <w:proofErr w:type="gramStart"/>
+      <w:r>
+        <w:t>1978)[</w:t>
+      </w:r>
+      <w:proofErr w:type="gramEnd"/>
+      <w:r>
+        <w:t>9].</w:t>
       </w:r>
     </w:p>
     <w:p>
@@ -9357,6 +14055,7 @@
         </w:rPr>
         <w:t>∥</w:t>
       </w:r>
+      <w:proofErr w:type="spellStart"/>
       <w:r>
         <w:rPr>
           <w:rFonts w:cs="Calibri"/>
@@ -9366,6 +14065,7 @@
       <w:r>
         <w:t>St</w:t>
       </w:r>
+      <w:proofErr w:type="spellEnd"/>
       <w:r>
         <w:rPr>
           <w:rFonts w:ascii="Cambria Math" w:hAnsi="Cambria Math" w:cs="Cambria Math"/>
@@ -9382,7 +14082,19 @@
         <w:t>θ</w:t>
       </w:r>
       <w:r>
-        <w:t>\|\Delta S_t\| &gt; \theta</w:t>
+        <w:t xml:space="preserve">\|\Delta </w:t>
+      </w:r>
+      <w:proofErr w:type="spellStart"/>
+      <w:r>
+        <w:t>S_t</w:t>
+      </w:r>
+      <w:proofErr w:type="spellEnd"/>
+      <w:r>
+        <w:t>\| &gt; \</w:t>
+      </w:r>
+      <w:proofErr w:type="spellStart"/>
+      <w:r>
+        <w:t>theta</w:t>
       </w:r>
       <w:r>
         <w:rPr>
@@ -9397,7 +14109,11 @@
         <w:t>Δ</w:t>
       </w:r>
       <w:r>
-        <w:t>St​</w:t>
+        <w:t>St</w:t>
+      </w:r>
+      <w:proofErr w:type="spellEnd"/>
+      <w:r>
+        <w:t>​</w:t>
       </w:r>
       <w:r>
         <w:rPr>
@@ -9411,7 +14127,15 @@
     </w:p>
     <w:p>
       <w:r>
-        <w:t>mit kritischem Schwellenwert θ\thetaθ.</w:t>
+        <w:t>mit kritischem Schwellenwert θ\</w:t>
+      </w:r>
+      <w:proofErr w:type="spellStart"/>
+      <w:r>
+        <w:t>thetaθ</w:t>
+      </w:r>
+      <w:proofErr w:type="spellEnd"/>
+      <w:r>
+        <w:t>.</w:t>
       </w:r>
     </w:p>
     <w:p>
@@ -9421,12 +14145,36 @@
     </w:p>
     <w:p>
       <w:r>
-        <w:t xml:space="preserve">St↛AS_t \not\rightarrow ASt​→A </w:t>
-      </w:r>
-    </w:p>
-    <w:p>
-      <w:r>
-        <w:t>sondern driftet in einen neuen Attraktorraum.</w:t>
+        <w:t>St↛</w:t>
+      </w:r>
+      <w:proofErr w:type="spellStart"/>
+      <w:r>
+        <w:t>AS_t</w:t>
+      </w:r>
+      <w:proofErr w:type="spellEnd"/>
+      <w:r>
+        <w:t xml:space="preserve"> \not\</w:t>
+      </w:r>
+      <w:proofErr w:type="spellStart"/>
+      <w:r>
+        <w:t>rightarrow</w:t>
+      </w:r>
+      <w:proofErr w:type="spellEnd"/>
+      <w:r>
+        <w:t xml:space="preserve"> ASt​→A </w:t>
+      </w:r>
+    </w:p>
+    <w:p>
+      <w:r>
+        <w:t xml:space="preserve">sondern driftet in einen neuen </w:t>
+      </w:r>
+      <w:proofErr w:type="spellStart"/>
+      <w:r>
+        <w:t>Attraktorraum</w:t>
+      </w:r>
+      <w:proofErr w:type="spellEnd"/>
+      <w:r>
+        <w:t>.</w:t>
       </w:r>
     </w:p>
     <w:p>
@@ -9514,10 +14262,34 @@
           <w:i/>
           <w:iCs/>
         </w:rPr>
-        <w:t>Critical Transitions in Nature and Society</w:t>
-      </w:r>
-      <w:r>
-        <w:t>, 2009)[10].</w:t>
+        <w:t xml:space="preserve">Critical </w:t>
+      </w:r>
+      <w:proofErr w:type="spellStart"/>
+      <w:r>
+        <w:rPr>
+          <w:i/>
+          <w:iCs/>
+        </w:rPr>
+        <w:t>Transitions</w:t>
+      </w:r>
+      <w:proofErr w:type="spellEnd"/>
+      <w:r>
+        <w:rPr>
+          <w:i/>
+          <w:iCs/>
+        </w:rPr>
+        <w:t xml:space="preserve"> in Nature and Society</w:t>
+      </w:r>
+      <w:r>
+        <w:t xml:space="preserve">, </w:t>
+      </w:r>
+      <w:proofErr w:type="gramStart"/>
+      <w:r>
+        <w:t>2009)[</w:t>
+      </w:r>
+      <w:proofErr w:type="gramEnd"/>
+      <w:r>
+        <w:t>10].</w:t>
       </w:r>
     </w:p>
     <w:p>
@@ -9546,147 +14318,451 @@
       <w:r>
         <w:t xml:space="preserve">[1] Wiener, N. (1948). </w:t>
       </w:r>
+      <w:proofErr w:type="spellStart"/>
       <w:r>
         <w:rPr>
           <w:i/>
           <w:iCs/>
         </w:rPr>
-        <w:t>Cybernetics: Or Control and Communication in the Animal and the Machine</w:t>
-      </w:r>
-      <w:r>
-        <w:t>. MIT Press.</w:t>
-      </w:r>
-    </w:p>
-    <w:p>
-      <w:r>
-        <w:t xml:space="preserve">[2] Salton, G., &amp; McGill, M. J. (1983). </w:t>
-      </w:r>
+        <w:t>Cybernetics</w:t>
+      </w:r>
+      <w:proofErr w:type="spellEnd"/>
       <w:r>
         <w:rPr>
           <w:i/>
           <w:iCs/>
         </w:rPr>
-        <w:t>Introduction to Modern Information Retrieval</w:t>
-      </w:r>
-      <w:r>
-        <w:t>. McGraw-Hill.</w:t>
-      </w:r>
-    </w:p>
-    <w:p>
-      <w:r>
-        <w:t xml:space="preserve">[3] Strogatz, S. H. (2018). </w:t>
-      </w:r>
+        <w:t xml:space="preserve">: </w:t>
+      </w:r>
+      <w:proofErr w:type="spellStart"/>
       <w:r>
         <w:rPr>
           <w:i/>
           <w:iCs/>
         </w:rPr>
-        <w:t>Nonlinear Dynamics and Chaos</w:t>
-      </w:r>
-      <w:r>
-        <w:t>. CRC Press.</w:t>
-      </w:r>
-    </w:p>
-    <w:p>
-      <w:r>
-        <w:t xml:space="preserve">[4] Lakoff, G., &amp; Johnson, M. (1980). </w:t>
-      </w:r>
+        <w:t>Or</w:t>
+      </w:r>
+      <w:proofErr w:type="spellEnd"/>
       <w:r>
         <w:rPr>
           <w:i/>
           <w:iCs/>
         </w:rPr>
-        <w:t>Metaphors We Live By</w:t>
-      </w:r>
-      <w:r>
-        <w:t>. University of Chicago Press.</w:t>
-      </w:r>
-    </w:p>
-    <w:p>
-      <w:r>
-        <w:t xml:space="preserve">[5] Kelso, J. A. S. (1995). </w:t>
-      </w:r>
+        <w:t xml:space="preserve"> Control and Communication in </w:t>
+      </w:r>
+      <w:proofErr w:type="spellStart"/>
       <w:r>
         <w:rPr>
           <w:i/>
           <w:iCs/>
         </w:rPr>
-        <w:t>Dynamic Patterns: The Self-Organization of Brain and Behavior</w:t>
-      </w:r>
-      <w:r>
-        <w:t>. MIT Press.</w:t>
-      </w:r>
-    </w:p>
-    <w:p>
-      <w:r>
-        <w:t xml:space="preserve">[6] Holland, J. H. (1998). </w:t>
-      </w:r>
+        <w:t>the</w:t>
+      </w:r>
+      <w:proofErr w:type="spellEnd"/>
       <w:r>
         <w:rPr>
           <w:i/>
           <w:iCs/>
         </w:rPr>
-        <w:t>Emergence: From Chaos to Order</w:t>
-      </w:r>
-      <w:r>
-        <w:t>. Oxford University Press.</w:t>
-      </w:r>
-    </w:p>
-    <w:p>
-      <w:r>
-        <w:t xml:space="preserve">[7] van Gelder, T. (1998). “The Dynamical Hypothesis in Cognitive Science.” </w:t>
-      </w:r>
+        <w:t xml:space="preserve"> Animal and </w:t>
+      </w:r>
+      <w:proofErr w:type="spellStart"/>
       <w:r>
         <w:rPr>
           <w:i/>
           <w:iCs/>
         </w:rPr>
-        <w:t>Behavioral and Brain Sciences</w:t>
-      </w:r>
-      <w:r>
-        <w:t>, 21(5), 615–628.</w:t>
-      </w:r>
-    </w:p>
-    <w:p>
-      <w:r>
-        <w:t xml:space="preserve">[8] Prigogine, I., &amp; Stengers, I. (1984). </w:t>
-      </w:r>
+        <w:t>the</w:t>
+      </w:r>
+      <w:proofErr w:type="spellEnd"/>
       <w:r>
         <w:rPr>
           <w:i/>
           <w:iCs/>
         </w:rPr>
-        <w:t>Order out of Chaos</w:t>
-      </w:r>
-      <w:r>
-        <w:t>. Bantam Books.</w:t>
-      </w:r>
-    </w:p>
-    <w:p>
-      <w:r>
-        <w:t xml:space="preserve">[9] Vygotsky, L. S. (1978). </w:t>
-      </w:r>
+        <w:t xml:space="preserve"> </w:t>
+      </w:r>
+      <w:proofErr w:type="spellStart"/>
       <w:r>
         <w:rPr>
           <w:i/>
           <w:iCs/>
         </w:rPr>
-        <w:t>Mind in Society</w:t>
-      </w:r>
-      <w:r>
-        <w:t>. Harvard University Press.</w:t>
-      </w:r>
-    </w:p>
-    <w:p>
-      <w:r>
-        <w:t xml:space="preserve">[10] Scheffer, M. (2009). </w:t>
-      </w:r>
+        <w:t>Machine</w:t>
+      </w:r>
+      <w:proofErr w:type="spellEnd"/>
+      <w:r>
+        <w:t>. MIT Press.</w:t>
+      </w:r>
+    </w:p>
+    <w:p>
+      <w:r>
+        <w:t xml:space="preserve">[2] </w:t>
+      </w:r>
+      <w:proofErr w:type="spellStart"/>
+      <w:r>
+        <w:t>Salton</w:t>
+      </w:r>
+      <w:proofErr w:type="spellEnd"/>
+      <w:r>
+        <w:t xml:space="preserve">, G., &amp; McGill, M. J. (1983). </w:t>
+      </w:r>
+      <w:proofErr w:type="spellStart"/>
       <w:r>
         <w:rPr>
           <w:i/>
           <w:iCs/>
         </w:rPr>
-        <w:t>Critical Transitions in Nature and Society</w:t>
+        <w:t>Introduction</w:t>
+      </w:r>
+      <w:proofErr w:type="spellEnd"/>
+      <w:r>
+        <w:rPr>
+          <w:i/>
+          <w:iCs/>
+        </w:rPr>
+        <w:t xml:space="preserve"> </w:t>
+      </w:r>
+      <w:proofErr w:type="spellStart"/>
+      <w:r>
+        <w:rPr>
+          <w:i/>
+          <w:iCs/>
+        </w:rPr>
+        <w:t>to</w:t>
+      </w:r>
+      <w:proofErr w:type="spellEnd"/>
+      <w:r>
+        <w:rPr>
+          <w:i/>
+          <w:iCs/>
+        </w:rPr>
+        <w:t xml:space="preserve"> Modern Information Retrieval</w:t>
+      </w:r>
+      <w:r>
+        <w:t>. McGraw-Hill.</w:t>
+      </w:r>
+    </w:p>
+    <w:p>
+      <w:r>
+        <w:t xml:space="preserve">[3] </w:t>
+      </w:r>
+      <w:proofErr w:type="spellStart"/>
+      <w:r>
+        <w:t>Strogatz</w:t>
+      </w:r>
+      <w:proofErr w:type="spellEnd"/>
+      <w:r>
+        <w:t xml:space="preserve">, S. H. (2018). </w:t>
+      </w:r>
+      <w:proofErr w:type="spellStart"/>
+      <w:r>
+        <w:rPr>
+          <w:i/>
+          <w:iCs/>
+        </w:rPr>
+        <w:t>Nonlinear</w:t>
+      </w:r>
+      <w:proofErr w:type="spellEnd"/>
+      <w:r>
+        <w:rPr>
+          <w:i/>
+          <w:iCs/>
+        </w:rPr>
+        <w:t xml:space="preserve"> Dynamics and Chaos</w:t>
+      </w:r>
+      <w:r>
+        <w:t>. CRC Press.</w:t>
+      </w:r>
+    </w:p>
+    <w:p>
+      <w:r>
+        <w:t xml:space="preserve">[4] </w:t>
+      </w:r>
+      <w:proofErr w:type="spellStart"/>
+      <w:r>
+        <w:t>Lakoff</w:t>
+      </w:r>
+      <w:proofErr w:type="spellEnd"/>
+      <w:r>
+        <w:t xml:space="preserve">, G., &amp; Johnson, M. (1980). </w:t>
+      </w:r>
+      <w:proofErr w:type="spellStart"/>
+      <w:r>
+        <w:rPr>
+          <w:i/>
+          <w:iCs/>
+        </w:rPr>
+        <w:t>Metaphors</w:t>
+      </w:r>
+      <w:proofErr w:type="spellEnd"/>
+      <w:r>
+        <w:rPr>
+          <w:i/>
+          <w:iCs/>
+        </w:rPr>
+        <w:t xml:space="preserve"> </w:t>
+      </w:r>
+      <w:proofErr w:type="spellStart"/>
+      <w:r>
+        <w:rPr>
+          <w:i/>
+          <w:iCs/>
+        </w:rPr>
+        <w:t>We</w:t>
+      </w:r>
+      <w:proofErr w:type="spellEnd"/>
+      <w:r>
+        <w:rPr>
+          <w:i/>
+          <w:iCs/>
+        </w:rPr>
+        <w:t xml:space="preserve"> Live By</w:t>
+      </w:r>
+      <w:r>
+        <w:t xml:space="preserve">. University </w:t>
+      </w:r>
+      <w:proofErr w:type="spellStart"/>
+      <w:r>
+        <w:t>of</w:t>
+      </w:r>
+      <w:proofErr w:type="spellEnd"/>
+      <w:r>
+        <w:t xml:space="preserve"> Chicago Press.</w:t>
+      </w:r>
+    </w:p>
+    <w:p>
+      <w:r>
+        <w:t xml:space="preserve">[5] Kelso, J. A. S. (1995). </w:t>
+      </w:r>
+      <w:r>
+        <w:rPr>
+          <w:i/>
+          <w:iCs/>
+        </w:rPr>
+        <w:t>Dynamic Patterns: The Self-</w:t>
+      </w:r>
+      <w:proofErr w:type="spellStart"/>
+      <w:r>
+        <w:rPr>
+          <w:i/>
+          <w:iCs/>
+        </w:rPr>
+        <w:t>Organization</w:t>
+      </w:r>
+      <w:proofErr w:type="spellEnd"/>
+      <w:r>
+        <w:rPr>
+          <w:i/>
+          <w:iCs/>
+        </w:rPr>
+        <w:t xml:space="preserve"> </w:t>
+      </w:r>
+      <w:proofErr w:type="spellStart"/>
+      <w:r>
+        <w:rPr>
+          <w:i/>
+          <w:iCs/>
+        </w:rPr>
+        <w:t>of</w:t>
+      </w:r>
+      <w:proofErr w:type="spellEnd"/>
+      <w:r>
+        <w:rPr>
+          <w:i/>
+          <w:iCs/>
+        </w:rPr>
+        <w:t xml:space="preserve"> Brain and </w:t>
+      </w:r>
+      <w:proofErr w:type="spellStart"/>
+      <w:r>
+        <w:rPr>
+          <w:i/>
+          <w:iCs/>
+        </w:rPr>
+        <w:t>Behavior</w:t>
+      </w:r>
+      <w:proofErr w:type="spellEnd"/>
+      <w:r>
+        <w:t>. MIT Press.</w:t>
+      </w:r>
+    </w:p>
+    <w:p>
+      <w:r>
+        <w:t xml:space="preserve">[6] Holland, J. H. (1998). </w:t>
+      </w:r>
+      <w:proofErr w:type="spellStart"/>
+      <w:r>
+        <w:rPr>
+          <w:i/>
+          <w:iCs/>
+        </w:rPr>
+        <w:t>Emergence</w:t>
+      </w:r>
+      <w:proofErr w:type="spellEnd"/>
+      <w:r>
+        <w:rPr>
+          <w:i/>
+          <w:iCs/>
+        </w:rPr>
+        <w:t xml:space="preserve">: </w:t>
+      </w:r>
+      <w:proofErr w:type="spellStart"/>
+      <w:r>
+        <w:rPr>
+          <w:i/>
+          <w:iCs/>
+        </w:rPr>
+        <w:t>From</w:t>
+      </w:r>
+      <w:proofErr w:type="spellEnd"/>
+      <w:r>
+        <w:rPr>
+          <w:i/>
+          <w:iCs/>
+        </w:rPr>
+        <w:t xml:space="preserve"> Chaos </w:t>
+      </w:r>
+      <w:proofErr w:type="spellStart"/>
+      <w:r>
+        <w:rPr>
+          <w:i/>
+          <w:iCs/>
+        </w:rPr>
+        <w:t>to</w:t>
+      </w:r>
+      <w:proofErr w:type="spellEnd"/>
+      <w:r>
+        <w:rPr>
+          <w:i/>
+          <w:iCs/>
+        </w:rPr>
+        <w:t xml:space="preserve"> Order</w:t>
+      </w:r>
+      <w:r>
+        <w:t>. Oxford University Press.</w:t>
+      </w:r>
+    </w:p>
+    <w:p>
+      <w:r>
+        <w:t xml:space="preserve">[7] van Gelder, T. (1998). “The </w:t>
+      </w:r>
+      <w:proofErr w:type="spellStart"/>
+      <w:r>
+        <w:t>Dynamical</w:t>
+      </w:r>
+      <w:proofErr w:type="spellEnd"/>
+      <w:r>
+        <w:t xml:space="preserve"> Hypothesis in </w:t>
+      </w:r>
+      <w:proofErr w:type="spellStart"/>
+      <w:r>
+        <w:t>Cognitive</w:t>
+      </w:r>
+      <w:proofErr w:type="spellEnd"/>
+      <w:r>
+        <w:t xml:space="preserve"> Science.” </w:t>
+      </w:r>
+      <w:r>
+        <w:rPr>
+          <w:i/>
+          <w:iCs/>
+        </w:rPr>
+        <w:t>Behavioral and Brain Sciences</w:t>
+      </w:r>
+      <w:r>
+        <w:t>, 21(5), 615–628.</w:t>
+      </w:r>
+    </w:p>
+    <w:p>
+      <w:r>
+        <w:t xml:space="preserve">[8] Prigogine, I., &amp; Stengers, I. (1984). </w:t>
+      </w:r>
+      <w:r>
+        <w:rPr>
+          <w:i/>
+          <w:iCs/>
+        </w:rPr>
+        <w:t xml:space="preserve">Order out </w:t>
+      </w:r>
+      <w:proofErr w:type="spellStart"/>
+      <w:r>
+        <w:rPr>
+          <w:i/>
+          <w:iCs/>
+        </w:rPr>
+        <w:t>of</w:t>
+      </w:r>
+      <w:proofErr w:type="spellEnd"/>
+      <w:r>
+        <w:rPr>
+          <w:i/>
+          <w:iCs/>
+        </w:rPr>
+        <w:t xml:space="preserve"> Chaos</w:t>
+      </w:r>
+      <w:r>
+        <w:t>. Bantam Books.</w:t>
+      </w:r>
+    </w:p>
+    <w:p>
+      <w:r>
+        <w:t xml:space="preserve">[9] </w:t>
+      </w:r>
+      <w:proofErr w:type="spellStart"/>
+      <w:r>
+        <w:t>Vygotsky</w:t>
+      </w:r>
+      <w:proofErr w:type="spellEnd"/>
+      <w:r>
+        <w:t xml:space="preserve">, L. S. (1978). </w:t>
+      </w:r>
+      <w:proofErr w:type="spellStart"/>
+      <w:r>
+        <w:rPr>
+          <w:i/>
+          <w:iCs/>
+        </w:rPr>
+        <w:t>Mind</w:t>
+      </w:r>
+      <w:proofErr w:type="spellEnd"/>
+      <w:r>
+        <w:rPr>
+          <w:i/>
+          <w:iCs/>
+        </w:rPr>
+        <w:t xml:space="preserve"> in Society</w:t>
+      </w:r>
+      <w:r>
+        <w:t>. Harvard University Press.</w:t>
+      </w:r>
+    </w:p>
+    <w:p>
+      <w:r>
+        <w:t xml:space="preserve">[10] Scheffer, M. (2009). </w:t>
+      </w:r>
+      <w:r>
+        <w:rPr>
+          <w:i/>
+          <w:iCs/>
+        </w:rPr>
+        <w:t xml:space="preserve">Critical </w:t>
+      </w:r>
+      <w:proofErr w:type="spellStart"/>
+      <w:r>
+        <w:rPr>
+          <w:i/>
+          <w:iCs/>
+        </w:rPr>
+        <w:t>Transitions</w:t>
+      </w:r>
+      <w:proofErr w:type="spellEnd"/>
+      <w:r>
+        <w:rPr>
+          <w:i/>
+          <w:iCs/>
+        </w:rPr>
+        <w:t xml:space="preserve"> in Nature and Society</w:t>
       </w:r>
       <w:r>
         <w:t>. Princeton University Press.</w:t>

--- a/library/php/Lehrkraftsicht_auf_Teilnehmer/6.x Lehrkraftsicht auf Schüler_draft.docx
+++ b/library/php/Lehrkraftsicht_auf_Teilnehmer/6.x Lehrkraftsicht auf Schüler_draft.docx
@@ -1461,6 +1461,16 @@
       <w:pPr>
         <w:spacing w:after="0"/>
       </w:pPr>
+    </w:p>
+    <w:p>
+      <w:pPr>
+        <w:spacing w:after="0"/>
+      </w:pPr>
+    </w:p>
+    <w:p>
+      <w:pPr>
+        <w:spacing w:after="0"/>
+      </w:pPr>
       <w:r>
         <w:t>SELECT</w:t>
       </w:r>
@@ -2114,6 +2124,9 @@
       </w:r>
       <w:r>
         <w:br/>
+      </w:r>
+      <w:r>
+        <w:lastRenderedPageBreak/>
         <w:t xml:space="preserve">        VARIANCE(</w:t>
       </w:r>
       <w:proofErr w:type="spellStart"/>
@@ -2140,7 +2153,6 @@
         <w:br/>
       </w:r>
       <w:r>
-        <w:lastRenderedPageBreak/>
         <w:br/>
         <w:t xml:space="preserve">    AVG(</w:t>
       </w:r>
@@ -2631,6 +2643,9 @@
       </w:r>
       <w:r>
         <w:br/>
+      </w:r>
+      <w:r>
+        <w:lastRenderedPageBreak/>
         <w:t xml:space="preserve">    STDDEV(</w:t>
       </w:r>
       <w:proofErr w:type="spellStart"/>
@@ -2671,9 +2686,6 @@
       </w:r>
       <w:r>
         <w:br/>
-      </w:r>
-      <w:r>
-        <w:lastRenderedPageBreak/>
         <w:t xml:space="preserve">    </w:t>
       </w:r>
       <w:proofErr w:type="gramStart"/>
@@ -3187,6 +3199,7 @@
           <w:b/>
           <w:bCs/>
         </w:rPr>
+        <w:lastRenderedPageBreak/>
         <w:t>4. Operatorwirkung</w:t>
       </w:r>
     </w:p>
@@ -3203,7 +3216,6 @@
         <w:spacing w:after="0"/>
       </w:pPr>
       <w:r>
-        <w:lastRenderedPageBreak/>
         <w:t>Operatoren verändern den gesamten Folgeraum.</w:t>
       </w:r>
     </w:p>
@@ -3740,6 +3752,7 @@
         <w:spacing w:after="0"/>
       </w:pPr>
       <w:r>
+        <w:lastRenderedPageBreak/>
         <w:t xml:space="preserve">Transition-Matrizen </w:t>
       </w:r>
     </w:p>
@@ -3748,7 +3761,6 @@
         <w:spacing w:after="0"/>
       </w:pPr>
       <w:r>
-        <w:lastRenderedPageBreak/>
         <w:t>Nicht SQL allein,</w:t>
       </w:r>
       <w:r>
@@ -4230,6 +4242,7 @@
         <w:spacing w:after="0"/>
       </w:pPr>
       <w:r>
+        <w:lastRenderedPageBreak/>
         <w:t>Vergleich:</w:t>
       </w:r>
     </w:p>
@@ -4242,7 +4255,6 @@
         <w:spacing w:after="0"/>
       </w:pPr>
       <w:r>
-        <w:lastRenderedPageBreak/>
         <w:t xml:space="preserve">vor Lehrkraftkontakt </w:t>
       </w:r>
     </w:p>
@@ -5097,7 +5109,7 @@
           <w:rFonts w:ascii="Times New Roman" w:hAnsi="Times New Roman"/>
         </w:rPr>
         <w:pict w14:anchorId="778FA8AE">
-          <v:rect id="_x0000_i1046" style="width:0;height:1.5pt" o:hralign="center" o:hrstd="t" o:hr="t" fillcolor="#a0a0a0" stroked="f"/>
+          <v:rect id="_x0000_i1036" style="width:0;height:1.5pt" o:hralign="center" o:hrstd="t" o:hr="t" fillcolor="#a0a0a0" stroked="f"/>
         </w:pict>
       </w:r>
     </w:p>
@@ -5566,7 +5578,7 @@
           <w:rFonts w:ascii="Times New Roman" w:hAnsi="Times New Roman"/>
         </w:rPr>
         <w:pict w14:anchorId="5D47118F">
-          <v:rect id="_x0000_i1047" style="width:0;height:1.5pt" o:hralign="center" o:hrstd="t" o:hr="t" fillcolor="#a0a0a0" stroked="f"/>
+          <v:rect id="_x0000_i1037" style="width:0;height:1.5pt" o:hralign="center" o:hrstd="t" o:hr="t" fillcolor="#a0a0a0" stroked="f"/>
         </w:pict>
       </w:r>
     </w:p>
@@ -5801,7 +5813,7 @@
           <w:rFonts w:ascii="Times New Roman" w:hAnsi="Times New Roman"/>
         </w:rPr>
         <w:pict w14:anchorId="05A07BCF">
-          <v:rect id="_x0000_i1073" style="width:0;height:1.5pt" o:hralign="center" o:hrstd="t" o:hr="t" fillcolor="#a0a0a0" stroked="f"/>
+          <v:rect id="_x0000_i1038" style="width:0;height:1.5pt" o:hralign="center" o:hrstd="t" o:hr="t" fillcolor="#a0a0a0" stroked="f"/>
         </w:pict>
       </w:r>
     </w:p>
@@ -6270,7 +6282,7 @@
           <w:rFonts w:ascii="Times New Roman" w:hAnsi="Times New Roman"/>
         </w:rPr>
         <w:pict w14:anchorId="73958E82">
-          <v:rect id="_x0000_i1075" style="width:0;height:1.5pt" o:hralign="center" o:hrstd="t" o:hr="t" fillcolor="#a0a0a0" stroked="f"/>
+          <v:rect id="_x0000_i1039" style="width:0;height:1.5pt" o:hralign="center" o:hrstd="t" o:hr="t" fillcolor="#a0a0a0" stroked="f"/>
         </w:pict>
       </w:r>
     </w:p>
@@ -6745,7 +6757,7 @@
           <w:rFonts w:ascii="Times New Roman" w:hAnsi="Times New Roman"/>
         </w:rPr>
         <w:pict w14:anchorId="0A79843A">
-          <v:rect id="_x0000_i1048" style="width:0;height:1.5pt" o:hralign="center" o:hrstd="t" o:hr="t" fillcolor="#a0a0a0" stroked="f"/>
+          <v:rect id="_x0000_i1040" style="width:0;height:1.5pt" o:hralign="center" o:hrstd="t" o:hr="t" fillcolor="#a0a0a0" stroked="f"/>
         </w:pict>
       </w:r>
     </w:p>
@@ -7202,7 +7214,7 @@
           <w:rFonts w:ascii="Times New Roman" w:hAnsi="Times New Roman"/>
         </w:rPr>
         <w:pict w14:anchorId="0BC996F5">
-          <v:rect id="_x0000_i1050" style="width:0;height:1.5pt" o:hralign="center" o:hrstd="t" o:hr="t" fillcolor="#a0a0a0" stroked="f"/>
+          <v:rect id="_x0000_i1041" style="width:0;height:1.5pt" o:hralign="center" o:hrstd="t" o:hr="t" fillcolor="#a0a0a0" stroked="f"/>
         </w:pict>
       </w:r>
     </w:p>
@@ -7625,7 +7637,7 @@
           <w:rFonts w:ascii="Times New Roman" w:hAnsi="Times New Roman"/>
         </w:rPr>
         <w:pict w14:anchorId="4FB0DD64">
-          <v:rect id="_x0000_i1051" style="width:0;height:1.5pt" o:hralign="center" o:hrstd="t" o:hr="t" fillcolor="#a0a0a0" stroked="f"/>
+          <v:rect id="_x0000_i1042" style="width:0;height:1.5pt" o:hralign="center" o:hrstd="t" o:hr="t" fillcolor="#a0a0a0" stroked="f"/>
         </w:pict>
       </w:r>
     </w:p>
@@ -8229,7 +8241,7 @@
           <w:rFonts w:ascii="Times New Roman" w:hAnsi="Times New Roman"/>
         </w:rPr>
         <w:pict w14:anchorId="4F2A1B7F">
-          <v:rect id="_x0000_i1052" style="width:0;height:1.5pt" o:hralign="center" o:hrstd="t" o:hr="t" fillcolor="#a0a0a0" stroked="f"/>
+          <v:rect id="_x0000_i1043" style="width:0;height:1.5pt" o:hralign="center" o:hrstd="t" o:hr="t" fillcolor="#a0a0a0" stroked="f"/>
         </w:pict>
       </w:r>
     </w:p>
@@ -8688,7 +8700,7 @@
           <w:rFonts w:ascii="Times New Roman" w:hAnsi="Times New Roman"/>
         </w:rPr>
         <w:pict w14:anchorId="1D6DACA2">
-          <v:rect id="_x0000_i1053" style="width:0;height:1.5pt" o:hralign="center" o:hrstd="t" o:hr="t" fillcolor="#a0a0a0" stroked="f"/>
+          <v:rect id="_x0000_i1044" style="width:0;height:1.5pt" o:hralign="center" o:hrstd="t" o:hr="t" fillcolor="#a0a0a0" stroked="f"/>
         </w:pict>
       </w:r>
     </w:p>
@@ -8921,7 +8933,7 @@
           <w:rFonts w:ascii="Times New Roman" w:hAnsi="Times New Roman"/>
         </w:rPr>
         <w:pict w14:anchorId="5D2F1581">
-          <v:rect id="_x0000_i1055" style="width:0;height:1.5pt" o:hralign="center" o:hrstd="t" o:hr="t" fillcolor="#a0a0a0" stroked="f"/>
+          <v:rect id="_x0000_i1045" style="width:0;height:1.5pt" o:hralign="center" o:hrstd="t" o:hr="t" fillcolor="#a0a0a0" stroked="f"/>
         </w:pict>
       </w:r>
     </w:p>
@@ -8937,7 +8949,7 @@
           <w:rFonts w:ascii="Times New Roman" w:hAnsi="Times New Roman"/>
         </w:rPr>
         <w:pict w14:anchorId="7258D4B8">
-          <v:rect id="_x0000_i1056" style="width:0;height:1.5pt" o:hralign="center" o:hrstd="t" o:hr="t" fillcolor="#a0a0a0" stroked="f"/>
+          <v:rect id="_x0000_i1046" style="width:0;height:1.5pt" o:hralign="center" o:hrstd="t" o:hr="t" fillcolor="#a0a0a0" stroked="f"/>
         </w:pict>
       </w:r>
     </w:p>
@@ -9194,7 +9206,7 @@
           <w:rFonts w:ascii="Times New Roman" w:hAnsi="Times New Roman"/>
         </w:rPr>
         <w:pict w14:anchorId="54E59566">
-          <v:rect id="_x0000_i1057" style="width:0;height:1.5pt" o:hralign="center" o:hrstd="t" o:hr="t" fillcolor="#a0a0a0" stroked="f"/>
+          <v:rect id="_x0000_i1047" style="width:0;height:1.5pt" o:hralign="center" o:hrstd="t" o:hr="t" fillcolor="#a0a0a0" stroked="f"/>
         </w:pict>
       </w:r>
     </w:p>
@@ -9519,7 +9531,7 @@
           <w:rFonts w:ascii="Times New Roman" w:hAnsi="Times New Roman"/>
         </w:rPr>
         <w:pict w14:anchorId="06A13BF5">
-          <v:rect id="_x0000_i1058" style="width:0;height:1.5pt" o:hralign="center" o:hrstd="t" o:hr="t" fillcolor="#a0a0a0" stroked="f"/>
+          <v:rect id="_x0000_i1048" style="width:0;height:1.5pt" o:hralign="center" o:hrstd="t" o:hr="t" fillcolor="#a0a0a0" stroked="f"/>
         </w:pict>
       </w:r>
     </w:p>
@@ -10483,7 +10495,7 @@
       <w:r>
         <w:lastRenderedPageBreak/>
         <w:pict w14:anchorId="5E798AB4">
-          <v:rect id="_x0000_i1036" style="width:0;height:1.5pt" o:hralign="center" o:hrstd="t" o:hr="t" fillcolor="#a0a0a0" stroked="f"/>
+          <v:rect id="_x0000_i1049" style="width:0;height:1.5pt" o:hralign="center" o:hrstd="t" o:hr="t" fillcolor="#a0a0a0" stroked="f"/>
         </w:pict>
       </w:r>
     </w:p>
@@ -11040,7 +11052,7 @@
     <w:p>
       <w:r>
         <w:pict w14:anchorId="77CB0FAD">
-          <v:rect id="_x0000_i1037" style="width:0;height:1.5pt" o:hralign="center" o:hrstd="t" o:hr="t" fillcolor="#a0a0a0" stroked="f"/>
+          <v:rect id="_x0000_i1050" style="width:0;height:1.5pt" o:hralign="center" o:hrstd="t" o:hr="t" fillcolor="#a0a0a0" stroked="f"/>
         </w:pict>
       </w:r>
     </w:p>
@@ -11470,7 +11482,7 @@
     <w:p>
       <w:r>
         <w:pict w14:anchorId="44255C74">
-          <v:rect id="_x0000_i1038" style="width:0;height:1.5pt" o:hralign="center" o:hrstd="t" o:hr="t" fillcolor="#a0a0a0" stroked="f"/>
+          <v:rect id="_x0000_i1051" style="width:0;height:1.5pt" o:hralign="center" o:hrstd="t" o:hr="t" fillcolor="#a0a0a0" stroked="f"/>
         </w:pict>
       </w:r>
     </w:p>
@@ -11951,7 +11963,7 @@
     <w:p>
       <w:r>
         <w:pict w14:anchorId="6858AAAD">
-          <v:rect id="_x0000_i1039" style="width:0;height:1.5pt" o:hralign="center" o:hrstd="t" o:hr="t" fillcolor="#a0a0a0" stroked="f"/>
+          <v:rect id="_x0000_i1052" style="width:0;height:1.5pt" o:hralign="center" o:hrstd="t" o:hr="t" fillcolor="#a0a0a0" stroked="f"/>
         </w:pict>
       </w:r>
     </w:p>
@@ -12376,7 +12388,7 @@
     <w:p>
       <w:r>
         <w:pict w14:anchorId="2C989534">
-          <v:rect id="_x0000_i1040" style="width:0;height:1.5pt" o:hralign="center" o:hrstd="t" o:hr="t" fillcolor="#a0a0a0" stroked="f"/>
+          <v:rect id="_x0000_i1053" style="width:0;height:1.5pt" o:hralign="center" o:hrstd="t" o:hr="t" fillcolor="#a0a0a0" stroked="f"/>
         </w:pict>
       </w:r>
     </w:p>
@@ -12910,7 +12922,7 @@
     <w:p>
       <w:r>
         <w:pict w14:anchorId="74A0A402">
-          <v:rect id="_x0000_i1041" style="width:0;height:1.5pt" o:hralign="center" o:hrstd="t" o:hr="t" fillcolor="#a0a0a0" stroked="f"/>
+          <v:rect id="_x0000_i1054" style="width:0;height:1.5pt" o:hralign="center" o:hrstd="t" o:hr="t" fillcolor="#a0a0a0" stroked="f"/>
         </w:pict>
       </w:r>
     </w:p>
@@ -13269,7 +13281,7 @@
     <w:p>
       <w:r>
         <w:pict w14:anchorId="51C0E2CD">
-          <v:rect id="_x0000_i1042" style="width:0;height:1.5pt" o:hralign="center" o:hrstd="t" o:hr="t" fillcolor="#a0a0a0" stroked="f"/>
+          <v:rect id="_x0000_i1055" style="width:0;height:1.5pt" o:hralign="center" o:hrstd="t" o:hr="t" fillcolor="#a0a0a0" stroked="f"/>
         </w:pict>
       </w:r>
     </w:p>
@@ -13570,7 +13582,7 @@
     <w:p>
       <w:r>
         <w:pict w14:anchorId="6FC9B8E6">
-          <v:rect id="_x0000_i1043" style="width:0;height:1.5pt" o:hralign="center" o:hrstd="t" o:hr="t" fillcolor="#a0a0a0" stroked="f"/>
+          <v:rect id="_x0000_i1056" style="width:0;height:1.5pt" o:hralign="center" o:hrstd="t" o:hr="t" fillcolor="#a0a0a0" stroked="f"/>
         </w:pict>
       </w:r>
     </w:p>
@@ -14019,7 +14031,7 @@
     <w:p>
       <w:r>
         <w:pict w14:anchorId="28C73502">
-          <v:rect id="_x0000_i1044" style="width:0;height:1.5pt" o:hralign="center" o:hrstd="t" o:hr="t" fillcolor="#a0a0a0" stroked="f"/>
+          <v:rect id="_x0000_i1057" style="width:0;height:1.5pt" o:hralign="center" o:hrstd="t" o:hr="t" fillcolor="#a0a0a0" stroked="f"/>
         </w:pict>
       </w:r>
     </w:p>
@@ -14295,7 +14307,7 @@
     <w:p>
       <w:r>
         <w:pict w14:anchorId="7D496577">
-          <v:rect id="_x0000_i1045" style="width:0;height:1.5pt" o:hralign="center" o:hrstd="t" o:hr="t" fillcolor="#a0a0a0" stroked="f"/>
+          <v:rect id="_x0000_i1058" style="width:0;height:1.5pt" o:hralign="center" o:hrstd="t" o:hr="t" fillcolor="#a0a0a0" stroked="f"/>
         </w:pict>
       </w:r>
     </w:p>
